--- a/Agile_Kanban_Progress_Tracker.docx
+++ b/Agile_Kanban_Progress_Tracker.docx
@@ -618,6 +618,7 @@
               <w:rPr>
                 <w:rFonts w:ascii="Aptos Light" w:hAnsi="Aptos Light"/>
                 <w:b/>
+                <w:color w:val="1F2937"/>
                 <w:sz w:val="18"/>
                 <w:szCs w:val="18"/>
               </w:rPr>
@@ -652,54 +653,40 @@
               <w:rPr>
                 <w:rFonts w:ascii="Aptos Light" w:hAnsi="Aptos Light"/>
                 <w:b/>
-                <w:sz w:val="18"/>
-                <w:szCs w:val="18"/>
-                <w:highlight w:val="cyan"/>
-              </w:rPr>
-            </w:pPr>
-            <w:r>
-              <w:rPr>
-                <w:rFonts w:ascii="Aptos Light" w:hAnsi="Aptos Light"/>
-                <w:b/>
-                <w:color w:val="1F2937"/>
-                <w:sz w:val="18"/>
-                <w:szCs w:val="18"/>
-                <w:highlight w:val="cyan"/>
-              </w:rPr>
-              <w:t xml:space="preserve">Week </w:t>
-            </w:r>
-            <w:r>
-              <w:rPr>
-                <w:rFonts w:ascii="Aptos Light" w:hAnsi="Aptos Light"/>
-                <w:b/>
-                <w:color w:val="1F2937"/>
-                <w:sz w:val="18"/>
-                <w:szCs w:val="18"/>
-                <w:highlight w:val="cyan"/>
-              </w:rPr>
-              <w:t>6</w:t>
-            </w:r>
-            <w:r>
-              <w:rPr>
-                <w:rFonts w:ascii="Aptos Light" w:hAnsi="Aptos Light"/>
-                <w:b/>
-                <w:color w:val="1F2937"/>
-                <w:sz w:val="18"/>
-                <w:szCs w:val="18"/>
-                <w:highlight w:val="cyan"/>
+                <w:color w:val="1F2937"/>
+                <w:sz w:val="18"/>
+                <w:szCs w:val="18"/>
+              </w:rPr>
+            </w:pPr>
+            <w:r>
+              <w:rPr>
+                <w:rFonts w:ascii="Aptos Light" w:hAnsi="Aptos Light"/>
+                <w:b/>
+                <w:color w:val="1F2937"/>
+                <w:sz w:val="18"/>
+                <w:szCs w:val="18"/>
+              </w:rPr>
+              <w:t>Week 7</w:t>
+            </w:r>
+            <w:r>
+              <w:rPr>
+                <w:rFonts w:ascii="Aptos Light" w:hAnsi="Aptos Light"/>
+                <w:b/>
+                <w:color w:val="1F2937"/>
+                <w:sz w:val="18"/>
+                <w:szCs w:val="18"/>
               </w:rPr>
               <w:t xml:space="preserve"> - </w:t>
             </w:r>
             <w:r>
               <w:rPr>
-                <w:rFonts w:ascii="Aptos Light" w:eastAsia="Aptos" w:hAnsi="Aptos Light"/>
-                <w:b/>
-                <w:color w:val="1F2937"/>
-                <w:sz w:val="18"/>
-                <w:szCs w:val="18"/>
-                <w:highlight w:val="cyan"/>
-              </w:rPr>
-              <w:t>Security, audit, and Fleet</w:t>
+                <w:rFonts w:ascii="Aptos Light" w:hAnsi="Aptos Light"/>
+                <w:b/>
+                <w:color w:val="1F2937"/>
+                <w:sz w:val="18"/>
+                <w:szCs w:val="18"/>
+              </w:rPr>
+              <w:t>Driver and Route</w:t>
             </w:r>
           </w:p>
         </w:tc>
@@ -2344,7 +2331,7 @@
         <w:tc>
           <w:tcPr>
             <w:tcW w:w="1293" w:type="dxa"/>
-            <w:shd w:val="clear" w:color="auto" w:fill="C6D9F1" w:themeFill="text2" w:themeFillTint="33"/>
+            <w:shd w:val="clear" w:color="auto" w:fill="8DB3E2" w:themeFill="text2" w:themeFillTint="66"/>
             <w:tcMar>
               <w:top w:w="80" w:type="dxa"/>
               <w:left w:w="100" w:type="dxa"/>
@@ -2368,9 +2355,8 @@
                 <w:rFonts w:ascii="Aptos Light" w:hAnsi="Aptos Light"/>
                 <w:b/>
                 <w:color w:val="1F2937"/>
-                <w:highlight w:val="cyan"/>
-              </w:rPr>
-              <w:t>In Progress</w:t>
+              </w:rPr>
+              <w:t>Completed</w:t>
             </w:r>
           </w:p>
         </w:tc>
@@ -3721,6 +3707,7 @@
               <w:rPr>
                 <w:rFonts w:ascii="Aptos Light" w:hAnsi="Aptos Light"/>
                 <w:b/>
+                <w:color w:val="1F2937"/>
                 <w:szCs w:val="18"/>
               </w:rPr>
             </w:pPr>
@@ -3880,16 +3867,15 @@
               <w:rPr>
                 <w:rFonts w:ascii="Aptos Light" w:hAnsi="Aptos Light"/>
                 <w:b/>
-                <w:sz w:val="18"/>
-                <w:szCs w:val="18"/>
-              </w:rPr>
-            </w:pPr>
-            <w:r>
-              <w:rPr>
-                <w:rFonts w:ascii="Aptos Light" w:eastAsia="Aptos" w:hAnsi="Aptos Light"/>
-                <w:b/>
-                <w:color w:val="1F2937"/>
-                <w:sz w:val="18"/>
+                <w:color w:val="1F2937"/>
+                <w:szCs w:val="18"/>
+              </w:rPr>
+            </w:pPr>
+            <w:r>
+              <w:rPr>
+                <w:rFonts w:ascii="Aptos Light" w:hAnsi="Aptos Light"/>
+                <w:b/>
+                <w:color w:val="1F2937"/>
                 <w:szCs w:val="18"/>
               </w:rPr>
               <w:t>Completed</w:t>
@@ -4029,7 +4015,7 @@
         <w:tc>
           <w:tcPr>
             <w:tcW w:w="1284" w:type="dxa"/>
-            <w:shd w:val="clear" w:color="auto" w:fill="F2F2F2" w:themeFill="background1" w:themeFillShade="F2"/>
+            <w:shd w:val="clear" w:color="auto" w:fill="8DB3E2" w:themeFill="text2" w:themeFillTint="66"/>
             <w:tcMar>
               <w:top w:w="25" w:type="dxa"/>
               <w:left w:w="65" w:type="dxa"/>
@@ -4045,18 +4031,18 @@
               <w:rPr>
                 <w:rFonts w:ascii="Aptos Light" w:hAnsi="Aptos Light"/>
                 <w:b/>
-                <w:szCs w:val="18"/>
-              </w:rPr>
-            </w:pPr>
-            <w:r>
-              <w:rPr>
-                <w:rFonts w:ascii="Aptos Light" w:hAnsi="Aptos Light"/>
-                <w:b/>
-                <w:color w:val="1F2937"/>
-                <w:szCs w:val="18"/>
-                <w:highlight w:val="cyan"/>
-              </w:rPr>
-              <w:t>In Progress</w:t>
+                <w:color w:val="1F2937"/>
+                <w:szCs w:val="18"/>
+              </w:rPr>
+            </w:pPr>
+            <w:r>
+              <w:rPr>
+                <w:rFonts w:ascii="Aptos Light" w:hAnsi="Aptos Light"/>
+                <w:b/>
+                <w:color w:val="1F2937"/>
+                <w:szCs w:val="18"/>
+              </w:rPr>
+              <w:t>Completed</w:t>
             </w:r>
           </w:p>
         </w:tc>
@@ -4189,7 +4175,7 @@
         <w:tc>
           <w:tcPr>
             <w:tcW w:w="1284" w:type="dxa"/>
-            <w:shd w:val="clear" w:color="auto" w:fill="F2F2F2" w:themeFill="background1" w:themeFillShade="F2"/>
+            <w:shd w:val="clear" w:color="auto" w:fill="C6D9F1" w:themeFill="text2" w:themeFillTint="33"/>
             <w:tcMar>
               <w:top w:w="25" w:type="dxa"/>
               <w:left w:w="65" w:type="dxa"/>
@@ -4205,17 +4191,18 @@
               <w:rPr>
                 <w:rFonts w:ascii="Aptos Light" w:hAnsi="Aptos Light"/>
                 <w:b/>
-                <w:szCs w:val="18"/>
-              </w:rPr>
-            </w:pPr>
-            <w:r>
-              <w:rPr>
-                <w:rFonts w:ascii="Aptos Light" w:hAnsi="Aptos Light"/>
-                <w:b/>
-                <w:color w:val="1F2937"/>
-                <w:szCs w:val="18"/>
-              </w:rPr>
-              <w:t>Planned</w:t>
+                <w:color w:val="1F2937"/>
+                <w:szCs w:val="18"/>
+              </w:rPr>
+            </w:pPr>
+            <w:r>
+              <w:rPr>
+                <w:rFonts w:ascii="Aptos Light" w:hAnsi="Aptos Light"/>
+                <w:b/>
+                <w:color w:val="1F2937"/>
+                <w:szCs w:val="18"/>
+              </w:rPr>
+              <w:t>In Progress</w:t>
             </w:r>
           </w:p>
         </w:tc>
@@ -4352,7 +4339,7 @@
         <w:tc>
           <w:tcPr>
             <w:tcW w:w="1284" w:type="dxa"/>
-            <w:shd w:val="clear" w:color="auto" w:fill="F2F2F2" w:themeFill="background1" w:themeFillShade="F2"/>
+            <w:shd w:val="clear" w:color="auto" w:fill="C6D9F1" w:themeFill="text2" w:themeFillTint="33"/>
             <w:tcMar>
               <w:top w:w="25" w:type="dxa"/>
               <w:left w:w="65" w:type="dxa"/>
@@ -4368,17 +4355,18 @@
               <w:rPr>
                 <w:rFonts w:ascii="Aptos Light" w:hAnsi="Aptos Light"/>
                 <w:b/>
-                <w:szCs w:val="18"/>
-              </w:rPr>
-            </w:pPr>
-            <w:r>
-              <w:rPr>
-                <w:rFonts w:ascii="Aptos Light" w:hAnsi="Aptos Light"/>
-                <w:b/>
-                <w:color w:val="1F2937"/>
-                <w:szCs w:val="18"/>
-              </w:rPr>
-              <w:t>Planned</w:t>
+                <w:color w:val="1F2937"/>
+                <w:szCs w:val="18"/>
+              </w:rPr>
+            </w:pPr>
+            <w:r>
+              <w:rPr>
+                <w:rFonts w:ascii="Aptos Light" w:hAnsi="Aptos Light"/>
+                <w:b/>
+                <w:color w:val="1F2937"/>
+                <w:szCs w:val="18"/>
+              </w:rPr>
+              <w:t>In Progress</w:t>
             </w:r>
           </w:p>
         </w:tc>
@@ -4527,6 +4515,7 @@
               <w:rPr>
                 <w:rFonts w:ascii="Aptos Light" w:hAnsi="Aptos Light"/>
                 <w:b/>
+                <w:color w:val="1F2937"/>
                 <w:szCs w:val="18"/>
               </w:rPr>
             </w:pPr>
@@ -4607,7 +4596,7 @@
                 <w:color w:val="1F2937"/>
                 <w:szCs w:val="18"/>
               </w:rPr>
-              <w:t>Status, dashboard, and analytics</w:t>
+              <w:t>Status and analytics</w:t>
             </w:r>
           </w:p>
         </w:tc>
@@ -22026,47 +22015,7 @@
                 <w:color w:val="1F2937"/>
                 <w:szCs w:val="20"/>
               </w:rPr>
-              <w:t xml:space="preserve">Implemented so that the Regular </w:t>
-            </w:r>
-            <w:r>
-              <w:rPr>
-                <w:rFonts w:ascii="Aptos Light" w:eastAsia="Aptos" w:hAnsi="Aptos Light"/>
-                <w:color w:val="1F2937"/>
-                <w:szCs w:val="20"/>
-              </w:rPr>
-              <w:t xml:space="preserve">Staff cannot access </w:t>
-            </w:r>
-            <w:r>
-              <w:rPr>
-                <w:rFonts w:ascii="Aptos Light" w:eastAsia="Aptos" w:hAnsi="Aptos Light"/>
-                <w:color w:val="1F2937"/>
-                <w:szCs w:val="20"/>
-              </w:rPr>
-              <w:t>A</w:t>
-            </w:r>
-            <w:r>
-              <w:rPr>
-                <w:rFonts w:ascii="Aptos Light" w:eastAsia="Aptos" w:hAnsi="Aptos Light"/>
-                <w:color w:val="1F2937"/>
-                <w:szCs w:val="20"/>
-              </w:rPr>
-              <w:t xml:space="preserve">dmin </w:t>
-            </w:r>
-            <w:r>
-              <w:rPr>
-                <w:rFonts w:ascii="Aptos Light" w:eastAsia="Aptos" w:hAnsi="Aptos Light"/>
-                <w:color w:val="1F2937"/>
-                <w:szCs w:val="20"/>
-              </w:rPr>
-              <w:t>View</w:t>
-            </w:r>
-            <w:r>
-              <w:rPr>
-                <w:rFonts w:ascii="Aptos Light" w:eastAsia="Aptos" w:hAnsi="Aptos Light"/>
-                <w:color w:val="1F2937"/>
-                <w:szCs w:val="20"/>
-              </w:rPr>
-              <w:t>.</w:t>
+              <w:t>Implemented so that the Regular Staff cannot access Admin View.</w:t>
             </w:r>
           </w:p>
         </w:tc>
@@ -22807,35 +22756,7 @@
                 <w:rFonts w:ascii="Aptos Light" w:hAnsi="Aptos Light"/>
                 <w:szCs w:val="20"/>
               </w:rPr>
-              <w:t xml:space="preserve">Let each </w:t>
-            </w:r>
-            <w:r>
-              <w:rPr>
-                <w:rFonts w:ascii="Aptos Light" w:hAnsi="Aptos Light"/>
-                <w:szCs w:val="20"/>
-              </w:rPr>
-              <w:t>Modul</w:t>
-            </w:r>
-            <w:r>
-              <w:rPr>
-                <w:rFonts w:ascii="Aptos Light" w:hAnsi="Aptos Light"/>
-                <w:szCs w:val="20"/>
-              </w:rPr>
-              <w:t>e component</w:t>
-            </w:r>
-            <w:r>
-              <w:rPr>
-                <w:rFonts w:ascii="Aptos Light" w:hAnsi="Aptos Light"/>
-                <w:szCs w:val="20"/>
-              </w:rPr>
-              <w:t xml:space="preserve"> share exception</w:t>
-            </w:r>
-            <w:r>
-              <w:rPr>
-                <w:rFonts w:ascii="Aptos Light" w:hAnsi="Aptos Light"/>
-                <w:szCs w:val="20"/>
-              </w:rPr>
-              <w:t xml:space="preserve"> handlers.</w:t>
+              <w:t>Let each Module component share exception handlers.</w:t>
             </w:r>
           </w:p>
         </w:tc>
@@ -23341,8 +23262,6 @@
         </w:rPr>
         <w:t xml:space="preserve"> -version</w:t>
       </w:r>
-      <w:bookmarkStart w:id="1" w:name="_GoBack"/>
-      <w:bookmarkEnd w:id="1"/>
     </w:p>
     <w:p>
       <w:pPr>
@@ -25231,9 +25150,16 @@
           <w:rFonts w:ascii="Aptos Light" w:hAnsi="Aptos Light"/>
           <w:szCs w:val="28"/>
         </w:rPr>
-        <w:t>displayName,</w:t>
+        <w:t>displayName</w:t>
       </w:r>
       <w:proofErr w:type="spellEnd"/>
+      <w:r>
+        <w:rPr>
+          <w:rFonts w:ascii="Aptos Light" w:hAnsi="Aptos Light"/>
+          <w:szCs w:val="28"/>
+        </w:rPr>
+        <w:t>,</w:t>
+      </w:r>
     </w:p>
     <w:p>
       <w:pPr>
@@ -26472,15 +26398,6 @@
         </w:rPr>
         <w:t>.</w:t>
       </w:r>
-    </w:p>
-    <w:p>
-      <w:pPr>
-        <w:spacing w:line="240" w:lineRule="auto"/>
-        <w:rPr>
-          <w:rFonts w:ascii="Aptos Light" w:hAnsi="Aptos Light"/>
-          <w:szCs w:val="28"/>
-        </w:rPr>
-      </w:pPr>
     </w:p>
     <w:p>
       <w:pPr>
@@ -26506,13 +26423,13 @@
         <w:tblLook w:val="04A0" w:firstRow="1" w:lastRow="0" w:firstColumn="1" w:lastColumn="0" w:noHBand="0" w:noVBand="1"/>
       </w:tblPr>
       <w:tblGrid>
-        <w:gridCol w:w="2830"/>
-        <w:gridCol w:w="1985"/>
-        <w:gridCol w:w="567"/>
-        <w:gridCol w:w="709"/>
-        <w:gridCol w:w="708"/>
+        <w:gridCol w:w="2689"/>
+        <w:gridCol w:w="2409"/>
         <w:gridCol w:w="709"/>
         <w:gridCol w:w="709"/>
+        <w:gridCol w:w="567"/>
+        <w:gridCol w:w="567"/>
+        <w:gridCol w:w="567"/>
         <w:gridCol w:w="709"/>
         <w:gridCol w:w="708"/>
         <w:gridCol w:w="709"/>
@@ -26531,7 +26448,7 @@
         </w:trPr>
         <w:tc>
           <w:tcPr>
-            <w:tcW w:w="2830" w:type="dxa"/>
+            <w:tcW w:w="2689" w:type="dxa"/>
             <w:tcBorders>
               <w:top w:val="single" w:sz="4" w:space="0" w:color="6B7280"/>
               <w:left w:val="single" w:sz="4" w:space="0" w:color="6B7280"/>
@@ -26571,7 +26488,7 @@
         </w:tc>
         <w:tc>
           <w:tcPr>
-            <w:tcW w:w="1985" w:type="dxa"/>
+            <w:tcW w:w="2409" w:type="dxa"/>
             <w:tcBorders>
               <w:top w:val="single" w:sz="4" w:space="0" w:color="6B7280"/>
               <w:left w:val="single" w:sz="4" w:space="0" w:color="6B7280"/>
@@ -26606,7 +26523,7 @@
         </w:tc>
         <w:tc>
           <w:tcPr>
-            <w:tcW w:w="567" w:type="dxa"/>
+            <w:tcW w:w="709" w:type="dxa"/>
             <w:tcBorders>
               <w:top w:val="single" w:sz="4" w:space="0" w:color="6B7280"/>
               <w:left w:val="single" w:sz="4" w:space="0" w:color="6B7280"/>
@@ -26688,7 +26605,7 @@
         </w:tc>
         <w:tc>
           <w:tcPr>
-            <w:tcW w:w="708" w:type="dxa"/>
+            <w:tcW w:w="567" w:type="dxa"/>
             <w:tcBorders>
               <w:top w:val="single" w:sz="4" w:space="0" w:color="6B7280"/>
               <w:left w:val="single" w:sz="4" w:space="0" w:color="6B7280"/>
@@ -26729,7 +26646,7 @@
         </w:tc>
         <w:tc>
           <w:tcPr>
-            <w:tcW w:w="709" w:type="dxa"/>
+            <w:tcW w:w="567" w:type="dxa"/>
             <w:tcBorders>
               <w:top w:val="single" w:sz="4" w:space="0" w:color="6B7280"/>
               <w:left w:val="single" w:sz="4" w:space="0" w:color="6B7280"/>
@@ -26770,7 +26687,7 @@
         </w:tc>
         <w:tc>
           <w:tcPr>
-            <w:tcW w:w="709" w:type="dxa"/>
+            <w:tcW w:w="567" w:type="dxa"/>
             <w:tcBorders>
               <w:top w:val="single" w:sz="4" w:space="0" w:color="6B7280"/>
               <w:left w:val="single" w:sz="4" w:space="0" w:color="6B7280"/>
@@ -27146,7 +27063,7 @@
         </w:trPr>
         <w:tc>
           <w:tcPr>
-            <w:tcW w:w="2830" w:type="dxa"/>
+            <w:tcW w:w="2689" w:type="dxa"/>
             <w:tcBorders>
               <w:top w:val="single" w:sz="4" w:space="0" w:color="6B7280"/>
               <w:left w:val="single" w:sz="4" w:space="0" w:color="6B7280"/>
@@ -27185,7 +27102,7 @@
         </w:tc>
         <w:tc>
           <w:tcPr>
-            <w:tcW w:w="1985" w:type="dxa"/>
+            <w:tcW w:w="2409" w:type="dxa"/>
             <w:tcBorders>
               <w:top w:val="single" w:sz="4" w:space="0" w:color="6B7280"/>
               <w:left w:val="single" w:sz="4" w:space="0" w:color="6B7280"/>
@@ -27202,14 +27119,16 @@
                 <w:rFonts w:ascii="Aptos Light" w:eastAsia="Aptos" w:hAnsi="Aptos Light"/>
                 <w:b/>
                 <w:color w:val="1F2937"/>
-                <w:szCs w:val="20"/>
-              </w:rPr>
-            </w:pPr>
-            <w:r>
-              <w:rPr>
-                <w:rFonts w:ascii="Aptos Light" w:hAnsi="Aptos Light"/>
-                <w:b/>
-                <w:szCs w:val="20"/>
+                <w:sz w:val="18"/>
+                <w:szCs w:val="18"/>
+              </w:rPr>
+            </w:pPr>
+            <w:r>
+              <w:rPr>
+                <w:rFonts w:ascii="Aptos Light" w:hAnsi="Aptos Light"/>
+                <w:b/>
+                <w:sz w:val="18"/>
+                <w:szCs w:val="18"/>
               </w:rPr>
               <w:t>June 15 - 21, 2026</w:t>
             </w:r>
@@ -27217,7 +27136,7 @@
         </w:tc>
         <w:tc>
           <w:tcPr>
-            <w:tcW w:w="567" w:type="dxa"/>
+            <w:tcW w:w="709" w:type="dxa"/>
             <w:tcBorders>
               <w:top w:val="single" w:sz="4" w:space="0" w:color="6B7280"/>
               <w:left w:val="single" w:sz="4" w:space="0" w:color="6B7280"/>
@@ -27285,7 +27204,7 @@
         </w:tc>
         <w:tc>
           <w:tcPr>
-            <w:tcW w:w="708" w:type="dxa"/>
+            <w:tcW w:w="567" w:type="dxa"/>
             <w:tcBorders>
               <w:top w:val="single" w:sz="4" w:space="0" w:color="6B7280"/>
               <w:left w:val="single" w:sz="4" w:space="0" w:color="6B7280"/>
@@ -27315,7 +27234,7 @@
         </w:tc>
         <w:tc>
           <w:tcPr>
-            <w:tcW w:w="709" w:type="dxa"/>
+            <w:tcW w:w="567" w:type="dxa"/>
             <w:tcBorders>
               <w:top w:val="single" w:sz="4" w:space="0" w:color="6B7280"/>
               <w:left w:val="single" w:sz="4" w:space="0" w:color="6B7280"/>
@@ -27345,7 +27264,7 @@
         </w:tc>
         <w:tc>
           <w:tcPr>
-            <w:tcW w:w="709" w:type="dxa"/>
+            <w:tcW w:w="567" w:type="dxa"/>
             <w:tcBorders>
               <w:top w:val="single" w:sz="4" w:space="0" w:color="6B7280"/>
               <w:left w:val="single" w:sz="4" w:space="0" w:color="6B7280"/>
@@ -27625,7 +27544,7 @@
         </w:trPr>
         <w:tc>
           <w:tcPr>
-            <w:tcW w:w="2830" w:type="dxa"/>
+            <w:tcW w:w="2689" w:type="dxa"/>
             <w:tcBorders>
               <w:top w:val="single" w:sz="4" w:space="0" w:color="6B7280"/>
               <w:left w:val="single" w:sz="4" w:space="0" w:color="6B7280"/>
@@ -27664,7 +27583,7 @@
         </w:tc>
         <w:tc>
           <w:tcPr>
-            <w:tcW w:w="1985" w:type="dxa"/>
+            <w:tcW w:w="2409" w:type="dxa"/>
             <w:tcBorders>
               <w:top w:val="single" w:sz="4" w:space="0" w:color="6B7280"/>
               <w:left w:val="single" w:sz="4" w:space="0" w:color="6B7280"/>
@@ -27680,14 +27599,16 @@
               <w:rPr>
                 <w:rFonts w:ascii="Aptos Light" w:hAnsi="Aptos Light"/>
                 <w:b/>
-                <w:szCs w:val="20"/>
-              </w:rPr>
-            </w:pPr>
-            <w:r>
-              <w:rPr>
-                <w:rFonts w:ascii="Aptos Light" w:hAnsi="Aptos Light"/>
-                <w:b/>
-                <w:szCs w:val="20"/>
+                <w:sz w:val="18"/>
+                <w:szCs w:val="18"/>
+              </w:rPr>
+            </w:pPr>
+            <w:r>
+              <w:rPr>
+                <w:rFonts w:ascii="Aptos Light" w:hAnsi="Aptos Light"/>
+                <w:b/>
+                <w:sz w:val="18"/>
+                <w:szCs w:val="18"/>
               </w:rPr>
               <w:t>June 22 - 28, 2026</w:t>
             </w:r>
@@ -27695,7 +27616,7 @@
         </w:tc>
         <w:tc>
           <w:tcPr>
-            <w:tcW w:w="567" w:type="dxa"/>
+            <w:tcW w:w="709" w:type="dxa"/>
             <w:tcBorders>
               <w:top w:val="single" w:sz="4" w:space="0" w:color="6B7280"/>
               <w:left w:val="single" w:sz="4" w:space="0" w:color="6B7280"/>
@@ -27764,7 +27685,7 @@
         </w:tc>
         <w:tc>
           <w:tcPr>
-            <w:tcW w:w="708" w:type="dxa"/>
+            <w:tcW w:w="567" w:type="dxa"/>
             <w:tcBorders>
               <w:top w:val="single" w:sz="4" w:space="0" w:color="6B7280"/>
               <w:left w:val="single" w:sz="4" w:space="0" w:color="6B7280"/>
@@ -27794,7 +27715,7 @@
         </w:tc>
         <w:tc>
           <w:tcPr>
-            <w:tcW w:w="709" w:type="dxa"/>
+            <w:tcW w:w="567" w:type="dxa"/>
             <w:tcBorders>
               <w:top w:val="single" w:sz="4" w:space="0" w:color="6B7280"/>
               <w:left w:val="single" w:sz="4" w:space="0" w:color="6B7280"/>
@@ -27824,7 +27745,7 @@
         </w:tc>
         <w:tc>
           <w:tcPr>
-            <w:tcW w:w="709" w:type="dxa"/>
+            <w:tcW w:w="567" w:type="dxa"/>
             <w:tcBorders>
               <w:top w:val="single" w:sz="4" w:space="0" w:color="6B7280"/>
               <w:left w:val="single" w:sz="4" w:space="0" w:color="6B7280"/>
@@ -28112,7 +28033,7 @@
         </w:trPr>
         <w:tc>
           <w:tcPr>
-            <w:tcW w:w="2830" w:type="dxa"/>
+            <w:tcW w:w="2689" w:type="dxa"/>
             <w:tcBorders>
               <w:top w:val="single" w:sz="4" w:space="0" w:color="6B7280"/>
               <w:left w:val="single" w:sz="4" w:space="0" w:color="6B7280"/>
@@ -28151,7 +28072,7 @@
         </w:tc>
         <w:tc>
           <w:tcPr>
-            <w:tcW w:w="1985" w:type="dxa"/>
+            <w:tcW w:w="2409" w:type="dxa"/>
             <w:tcBorders>
               <w:top w:val="single" w:sz="4" w:space="0" w:color="6B7280"/>
               <w:left w:val="single" w:sz="4" w:space="0" w:color="6B7280"/>
@@ -28167,14 +28088,16 @@
               <w:rPr>
                 <w:rFonts w:ascii="Aptos Light" w:hAnsi="Aptos Light"/>
                 <w:b/>
-                <w:szCs w:val="20"/>
-              </w:rPr>
-            </w:pPr>
-            <w:r>
-              <w:rPr>
-                <w:rFonts w:ascii="Aptos Light" w:hAnsi="Aptos Light"/>
-                <w:b/>
-                <w:szCs w:val="20"/>
+                <w:sz w:val="18"/>
+                <w:szCs w:val="18"/>
+              </w:rPr>
+            </w:pPr>
+            <w:r>
+              <w:rPr>
+                <w:rFonts w:ascii="Aptos Light" w:hAnsi="Aptos Light"/>
+                <w:b/>
+                <w:sz w:val="18"/>
+                <w:szCs w:val="18"/>
               </w:rPr>
               <w:t>June 29 - July 5, 2026</w:t>
             </w:r>
@@ -28182,7 +28105,7 @@
         </w:tc>
         <w:tc>
           <w:tcPr>
-            <w:tcW w:w="567" w:type="dxa"/>
+            <w:tcW w:w="709" w:type="dxa"/>
             <w:tcBorders>
               <w:top w:val="single" w:sz="4" w:space="0" w:color="6B7280"/>
               <w:left w:val="single" w:sz="4" w:space="0" w:color="6B7280"/>
@@ -28242,7 +28165,7 @@
         </w:tc>
         <w:tc>
           <w:tcPr>
-            <w:tcW w:w="708" w:type="dxa"/>
+            <w:tcW w:w="567" w:type="dxa"/>
             <w:tcBorders>
               <w:top w:val="single" w:sz="4" w:space="0" w:color="6B7280"/>
               <w:left w:val="single" w:sz="4" w:space="0" w:color="6B7280"/>
@@ -28281,7 +28204,7 @@
         </w:tc>
         <w:tc>
           <w:tcPr>
-            <w:tcW w:w="709" w:type="dxa"/>
+            <w:tcW w:w="567" w:type="dxa"/>
             <w:tcBorders>
               <w:top w:val="single" w:sz="4" w:space="0" w:color="6B7280"/>
               <w:left w:val="single" w:sz="4" w:space="0" w:color="6B7280"/>
@@ -28310,7 +28233,7 @@
         </w:tc>
         <w:tc>
           <w:tcPr>
-            <w:tcW w:w="709" w:type="dxa"/>
+            <w:tcW w:w="567" w:type="dxa"/>
             <w:tcBorders>
               <w:top w:val="single" w:sz="4" w:space="0" w:color="6B7280"/>
               <w:left w:val="single" w:sz="4" w:space="0" w:color="6B7280"/>
@@ -28590,7 +28513,7 @@
         </w:trPr>
         <w:tc>
           <w:tcPr>
-            <w:tcW w:w="2830" w:type="dxa"/>
+            <w:tcW w:w="2689" w:type="dxa"/>
             <w:tcBorders>
               <w:top w:val="single" w:sz="4" w:space="0" w:color="6B7280"/>
               <w:left w:val="single" w:sz="4" w:space="0" w:color="6B7280"/>
@@ -28629,7 +28552,7 @@
         </w:tc>
         <w:tc>
           <w:tcPr>
-            <w:tcW w:w="1985" w:type="dxa"/>
+            <w:tcW w:w="2409" w:type="dxa"/>
             <w:tcBorders>
               <w:top w:val="single" w:sz="4" w:space="0" w:color="6B7280"/>
               <w:left w:val="single" w:sz="4" w:space="0" w:color="6B7280"/>
@@ -28645,14 +28568,16 @@
               <w:rPr>
                 <w:rFonts w:ascii="Aptos Light" w:hAnsi="Aptos Light"/>
                 <w:b/>
-                <w:szCs w:val="20"/>
-              </w:rPr>
-            </w:pPr>
-            <w:r>
-              <w:rPr>
-                <w:rFonts w:ascii="Aptos Light" w:hAnsi="Aptos Light"/>
-                <w:b/>
-                <w:szCs w:val="20"/>
+                <w:sz w:val="18"/>
+                <w:szCs w:val="18"/>
+              </w:rPr>
+            </w:pPr>
+            <w:r>
+              <w:rPr>
+                <w:rFonts w:ascii="Aptos Light" w:hAnsi="Aptos Light"/>
+                <w:b/>
+                <w:sz w:val="18"/>
+                <w:szCs w:val="18"/>
               </w:rPr>
               <w:t>July 6 - 12, 2026</w:t>
             </w:r>
@@ -28660,7 +28585,7 @@
         </w:tc>
         <w:tc>
           <w:tcPr>
-            <w:tcW w:w="567" w:type="dxa"/>
+            <w:tcW w:w="709" w:type="dxa"/>
             <w:tcBorders>
               <w:top w:val="single" w:sz="4" w:space="0" w:color="6B7280"/>
               <w:left w:val="single" w:sz="4" w:space="0" w:color="6B7280"/>
@@ -28720,7 +28645,7 @@
         </w:tc>
         <w:tc>
           <w:tcPr>
-            <w:tcW w:w="708" w:type="dxa"/>
+            <w:tcW w:w="567" w:type="dxa"/>
             <w:tcBorders>
               <w:top w:val="single" w:sz="4" w:space="0" w:color="6B7280"/>
               <w:left w:val="single" w:sz="4" w:space="0" w:color="6B7280"/>
@@ -28750,7 +28675,7 @@
         </w:tc>
         <w:tc>
           <w:tcPr>
-            <w:tcW w:w="709" w:type="dxa"/>
+            <w:tcW w:w="567" w:type="dxa"/>
             <w:tcBorders>
               <w:top w:val="single" w:sz="4" w:space="0" w:color="6B7280"/>
               <w:left w:val="single" w:sz="4" w:space="0" w:color="6B7280"/>
@@ -28789,7 +28714,7 @@
         </w:tc>
         <w:tc>
           <w:tcPr>
-            <w:tcW w:w="709" w:type="dxa"/>
+            <w:tcW w:w="567" w:type="dxa"/>
             <w:tcBorders>
               <w:top w:val="single" w:sz="4" w:space="0" w:color="6B7280"/>
               <w:left w:val="single" w:sz="4" w:space="0" w:color="6B7280"/>
@@ -29077,7 +29002,7 @@
         </w:trPr>
         <w:tc>
           <w:tcPr>
-            <w:tcW w:w="2830" w:type="dxa"/>
+            <w:tcW w:w="2689" w:type="dxa"/>
             <w:tcBorders>
               <w:top w:val="single" w:sz="4" w:space="0" w:color="6B7280"/>
               <w:left w:val="single" w:sz="4" w:space="0" w:color="6B7280"/>
@@ -29116,7 +29041,7 @@
         </w:tc>
         <w:tc>
           <w:tcPr>
-            <w:tcW w:w="1985" w:type="dxa"/>
+            <w:tcW w:w="2409" w:type="dxa"/>
             <w:tcBorders>
               <w:top w:val="single" w:sz="4" w:space="0" w:color="6B7280"/>
               <w:left w:val="single" w:sz="4" w:space="0" w:color="6B7280"/>
@@ -29132,14 +29057,16 @@
               <w:rPr>
                 <w:rFonts w:ascii="Aptos Light" w:hAnsi="Aptos Light"/>
                 <w:b/>
-                <w:szCs w:val="20"/>
-              </w:rPr>
-            </w:pPr>
-            <w:r>
-              <w:rPr>
-                <w:rFonts w:ascii="Aptos Light" w:hAnsi="Aptos Light"/>
-                <w:b/>
-                <w:szCs w:val="20"/>
+                <w:sz w:val="18"/>
+                <w:szCs w:val="18"/>
+              </w:rPr>
+            </w:pPr>
+            <w:r>
+              <w:rPr>
+                <w:rFonts w:ascii="Aptos Light" w:hAnsi="Aptos Light"/>
+                <w:b/>
+                <w:sz w:val="18"/>
+                <w:szCs w:val="18"/>
               </w:rPr>
               <w:t>July 13 - 19, 2026</w:t>
             </w:r>
@@ -29147,7 +29074,7 @@
         </w:tc>
         <w:tc>
           <w:tcPr>
-            <w:tcW w:w="567" w:type="dxa"/>
+            <w:tcW w:w="709" w:type="dxa"/>
             <w:tcBorders>
               <w:top w:val="single" w:sz="4" w:space="0" w:color="6B7280"/>
               <w:left w:val="single" w:sz="4" w:space="0" w:color="6B7280"/>
@@ -29173,6 +29100,8 @@
                 <w:szCs w:val="18"/>
               </w:rPr>
             </w:pPr>
+            <w:bookmarkStart w:id="1" w:name="_GoBack"/>
+            <w:bookmarkEnd w:id="1"/>
           </w:p>
         </w:tc>
         <w:tc>
@@ -29207,7 +29136,7 @@
         </w:tc>
         <w:tc>
           <w:tcPr>
-            <w:tcW w:w="708" w:type="dxa"/>
+            <w:tcW w:w="567" w:type="dxa"/>
             <w:tcBorders>
               <w:top w:val="single" w:sz="4" w:space="0" w:color="6B7280"/>
               <w:left w:val="single" w:sz="4" w:space="0" w:color="6B7280"/>
@@ -29237,7 +29166,7 @@
         </w:tc>
         <w:tc>
           <w:tcPr>
-            <w:tcW w:w="709" w:type="dxa"/>
+            <w:tcW w:w="567" w:type="dxa"/>
             <w:tcBorders>
               <w:top w:val="single" w:sz="4" w:space="0" w:color="6B7280"/>
               <w:left w:val="single" w:sz="4" w:space="0" w:color="6B7280"/>
@@ -29267,7 +29196,7 @@
         </w:tc>
         <w:tc>
           <w:tcPr>
-            <w:tcW w:w="709" w:type="dxa"/>
+            <w:tcW w:w="567" w:type="dxa"/>
             <w:tcBorders>
               <w:top w:val="single" w:sz="4" w:space="0" w:color="6B7280"/>
               <w:left w:val="single" w:sz="4" w:space="0" w:color="6B7280"/>
@@ -29313,7 +29242,7 @@
               <w:bottom w:val="single" w:sz="4" w:space="0" w:color="6B7280"/>
               <w:right w:val="single" w:sz="4" w:space="0" w:color="6B7280"/>
             </w:tcBorders>
-            <w:shd w:val="clear" w:color="auto" w:fill="auto"/>
+            <w:shd w:val="clear" w:color="auto" w:fill="FFFFFF" w:themeFill="background1"/>
             <w:tcMar>
               <w:top w:w="50" w:type="dxa"/>
               <w:left w:w="70" w:type="dxa"/>
@@ -29564,7 +29493,7 @@
         </w:trPr>
         <w:tc>
           <w:tcPr>
-            <w:tcW w:w="2830" w:type="dxa"/>
+            <w:tcW w:w="2689" w:type="dxa"/>
             <w:tcBorders>
               <w:top w:val="single" w:sz="4" w:space="0" w:color="6B7280"/>
               <w:left w:val="single" w:sz="4" w:space="0" w:color="6B7280"/>
@@ -29603,7 +29532,7 @@
         </w:tc>
         <w:tc>
           <w:tcPr>
-            <w:tcW w:w="1985" w:type="dxa"/>
+            <w:tcW w:w="2409" w:type="dxa"/>
             <w:tcBorders>
               <w:top w:val="single" w:sz="4" w:space="0" w:color="6B7280"/>
               <w:left w:val="single" w:sz="4" w:space="0" w:color="6B7280"/>
@@ -29636,7 +29565,7 @@
         </w:tc>
         <w:tc>
           <w:tcPr>
-            <w:tcW w:w="567" w:type="dxa"/>
+            <w:tcW w:w="709" w:type="dxa"/>
             <w:tcBorders>
               <w:top w:val="single" w:sz="4" w:space="0" w:color="6B7280"/>
               <w:left w:val="single" w:sz="4" w:space="0" w:color="6B7280"/>
@@ -29696,7 +29625,7 @@
         </w:tc>
         <w:tc>
           <w:tcPr>
-            <w:tcW w:w="708" w:type="dxa"/>
+            <w:tcW w:w="567" w:type="dxa"/>
             <w:tcBorders>
               <w:top w:val="single" w:sz="4" w:space="0" w:color="6B7280"/>
               <w:left w:val="single" w:sz="4" w:space="0" w:color="6B7280"/>
@@ -29726,7 +29655,7 @@
         </w:tc>
         <w:tc>
           <w:tcPr>
-            <w:tcW w:w="709" w:type="dxa"/>
+            <w:tcW w:w="567" w:type="dxa"/>
             <w:tcBorders>
               <w:top w:val="single" w:sz="4" w:space="0" w:color="6B7280"/>
               <w:left w:val="single" w:sz="4" w:space="0" w:color="6B7280"/>
@@ -29756,7 +29685,7 @@
         </w:tc>
         <w:tc>
           <w:tcPr>
-            <w:tcW w:w="709" w:type="dxa"/>
+            <w:tcW w:w="567" w:type="dxa"/>
             <w:tcBorders>
               <w:top w:val="single" w:sz="4" w:space="0" w:color="6B7280"/>
               <w:left w:val="single" w:sz="4" w:space="0" w:color="6B7280"/>
@@ -30012,7 +29941,7 @@
               <w:bottom w:val="single" w:sz="4" w:space="0" w:color="6B7280"/>
               <w:right w:val="single" w:sz="4" w:space="0" w:color="6B7280"/>
             </w:tcBorders>
-            <w:shd w:val="clear" w:color="auto" w:fill="F2F2F2" w:themeFill="background1" w:themeFillShade="F2"/>
+            <w:shd w:val="clear" w:color="auto" w:fill="8DB3E2" w:themeFill="text2" w:themeFillTint="66"/>
             <w:tcMar>
               <w:top w:w="50" w:type="dxa"/>
               <w:left w:w="70" w:type="dxa"/>
@@ -30040,7 +29969,7 @@
                 <w:sz w:val="18"/>
                 <w:szCs w:val="18"/>
               </w:rPr>
-              <w:t>Planned</w:t>
+              <w:t>Completed</w:t>
             </w:r>
           </w:p>
         </w:tc>
@@ -30053,13 +29982,14 @@
         </w:trPr>
         <w:tc>
           <w:tcPr>
-            <w:tcW w:w="2830" w:type="dxa"/>
-            <w:tcBorders>
-              <w:top w:val="single" w:sz="4" w:space="0" w:color="6B7280"/>
-              <w:left w:val="single" w:sz="4" w:space="0" w:color="6B7280"/>
-              <w:bottom w:val="single" w:sz="4" w:space="0" w:color="6B7280"/>
-              <w:right w:val="single" w:sz="4" w:space="0" w:color="6B7280"/>
-            </w:tcBorders>
+            <w:tcW w:w="2689" w:type="dxa"/>
+            <w:tcBorders>
+              <w:top w:val="single" w:sz="4" w:space="0" w:color="6B7280"/>
+              <w:left w:val="single" w:sz="4" w:space="0" w:color="6B7280"/>
+              <w:bottom w:val="single" w:sz="4" w:space="0" w:color="6B7280"/>
+              <w:right w:val="single" w:sz="4" w:space="0" w:color="6B7280"/>
+            </w:tcBorders>
+            <w:shd w:val="clear" w:color="auto" w:fill="C6D9F1" w:themeFill="text2" w:themeFillTint="33"/>
             <w:tcMar>
               <w:top w:w="50" w:type="dxa"/>
               <w:left w:w="70" w:type="dxa"/>
@@ -30091,13 +30021,14 @@
         </w:tc>
         <w:tc>
           <w:tcPr>
-            <w:tcW w:w="1985" w:type="dxa"/>
-            <w:tcBorders>
-              <w:top w:val="single" w:sz="4" w:space="0" w:color="6B7280"/>
-              <w:left w:val="single" w:sz="4" w:space="0" w:color="6B7280"/>
-              <w:bottom w:val="single" w:sz="4" w:space="0" w:color="6B7280"/>
-              <w:right w:val="single" w:sz="4" w:space="0" w:color="6B7280"/>
-            </w:tcBorders>
+            <w:tcW w:w="2409" w:type="dxa"/>
+            <w:tcBorders>
+              <w:top w:val="single" w:sz="4" w:space="0" w:color="6B7280"/>
+              <w:left w:val="single" w:sz="4" w:space="0" w:color="6B7280"/>
+              <w:bottom w:val="single" w:sz="4" w:space="0" w:color="6B7280"/>
+              <w:right w:val="single" w:sz="4" w:space="0" w:color="6B7280"/>
+            </w:tcBorders>
+            <w:shd w:val="clear" w:color="auto" w:fill="C6D9F1" w:themeFill="text2" w:themeFillTint="33"/>
           </w:tcPr>
           <w:p>
             <w:pPr>
@@ -30110,17 +30041,27 @@
                 <w:szCs w:val="18"/>
               </w:rPr>
             </w:pPr>
-          </w:p>
-        </w:tc>
-        <w:tc>
-          <w:tcPr>
-            <w:tcW w:w="567" w:type="dxa"/>
-            <w:tcBorders>
-              <w:top w:val="single" w:sz="4" w:space="0" w:color="6B7280"/>
-              <w:left w:val="single" w:sz="4" w:space="0" w:color="6B7280"/>
-              <w:bottom w:val="single" w:sz="4" w:space="0" w:color="6B7280"/>
-              <w:right w:val="single" w:sz="4" w:space="0" w:color="6B7280"/>
-            </w:tcBorders>
+            <w:r>
+              <w:rPr>
+                <w:rFonts w:ascii="Aptos Light" w:hAnsi="Aptos Light"/>
+                <w:b/>
+                <w:sz w:val="18"/>
+                <w:szCs w:val="18"/>
+              </w:rPr>
+              <w:t>July 27 - August 2, 2026</w:t>
+            </w:r>
+          </w:p>
+        </w:tc>
+        <w:tc>
+          <w:tcPr>
+            <w:tcW w:w="709" w:type="dxa"/>
+            <w:tcBorders>
+              <w:top w:val="single" w:sz="4" w:space="0" w:color="6B7280"/>
+              <w:left w:val="single" w:sz="4" w:space="0" w:color="6B7280"/>
+              <w:bottom w:val="single" w:sz="4" w:space="0" w:color="6B7280"/>
+              <w:right w:val="single" w:sz="4" w:space="0" w:color="6B7280"/>
+            </w:tcBorders>
+            <w:shd w:val="clear" w:color="auto" w:fill="C6D9F1" w:themeFill="text2" w:themeFillTint="33"/>
             <w:tcMar>
               <w:top w:w="50" w:type="dxa"/>
               <w:left w:w="70" w:type="dxa"/>
@@ -30150,6 +30091,7 @@
               <w:bottom w:val="single" w:sz="4" w:space="0" w:color="6B7280"/>
               <w:right w:val="single" w:sz="4" w:space="0" w:color="6B7280"/>
             </w:tcBorders>
+            <w:shd w:val="clear" w:color="auto" w:fill="C6D9F1" w:themeFill="text2" w:themeFillTint="33"/>
             <w:tcMar>
               <w:top w:w="50" w:type="dxa"/>
               <w:left w:w="70" w:type="dxa"/>
@@ -30172,13 +30114,14 @@
         </w:tc>
         <w:tc>
           <w:tcPr>
-            <w:tcW w:w="708" w:type="dxa"/>
-            <w:tcBorders>
-              <w:top w:val="single" w:sz="4" w:space="0" w:color="6B7280"/>
-              <w:left w:val="single" w:sz="4" w:space="0" w:color="6B7280"/>
-              <w:bottom w:val="single" w:sz="4" w:space="0" w:color="6B7280"/>
-              <w:right w:val="single" w:sz="4" w:space="0" w:color="6B7280"/>
-            </w:tcBorders>
+            <w:tcW w:w="567" w:type="dxa"/>
+            <w:tcBorders>
+              <w:top w:val="single" w:sz="4" w:space="0" w:color="6B7280"/>
+              <w:left w:val="single" w:sz="4" w:space="0" w:color="6B7280"/>
+              <w:bottom w:val="single" w:sz="4" w:space="0" w:color="6B7280"/>
+              <w:right w:val="single" w:sz="4" w:space="0" w:color="6B7280"/>
+            </w:tcBorders>
+            <w:shd w:val="clear" w:color="auto" w:fill="C6D9F1" w:themeFill="text2" w:themeFillTint="33"/>
             <w:tcMar>
               <w:top w:w="50" w:type="dxa"/>
               <w:left w:w="70" w:type="dxa"/>
@@ -30201,13 +30144,14 @@
         </w:tc>
         <w:tc>
           <w:tcPr>
-            <w:tcW w:w="709" w:type="dxa"/>
-            <w:tcBorders>
-              <w:top w:val="single" w:sz="4" w:space="0" w:color="6B7280"/>
-              <w:left w:val="single" w:sz="4" w:space="0" w:color="6B7280"/>
-              <w:bottom w:val="single" w:sz="4" w:space="0" w:color="6B7280"/>
-              <w:right w:val="single" w:sz="4" w:space="0" w:color="6B7280"/>
-            </w:tcBorders>
+            <w:tcW w:w="567" w:type="dxa"/>
+            <w:tcBorders>
+              <w:top w:val="single" w:sz="4" w:space="0" w:color="6B7280"/>
+              <w:left w:val="single" w:sz="4" w:space="0" w:color="6B7280"/>
+              <w:bottom w:val="single" w:sz="4" w:space="0" w:color="6B7280"/>
+              <w:right w:val="single" w:sz="4" w:space="0" w:color="6B7280"/>
+            </w:tcBorders>
+            <w:shd w:val="clear" w:color="auto" w:fill="C6D9F1" w:themeFill="text2" w:themeFillTint="33"/>
             <w:tcMar>
               <w:top w:w="50" w:type="dxa"/>
               <w:left w:w="70" w:type="dxa"/>
@@ -30230,13 +30174,14 @@
         </w:tc>
         <w:tc>
           <w:tcPr>
-            <w:tcW w:w="709" w:type="dxa"/>
-            <w:tcBorders>
-              <w:top w:val="single" w:sz="4" w:space="0" w:color="6B7280"/>
-              <w:left w:val="single" w:sz="4" w:space="0" w:color="6B7280"/>
-              <w:bottom w:val="single" w:sz="4" w:space="0" w:color="6B7280"/>
-              <w:right w:val="single" w:sz="4" w:space="0" w:color="6B7280"/>
-            </w:tcBorders>
+            <w:tcW w:w="567" w:type="dxa"/>
+            <w:tcBorders>
+              <w:top w:val="single" w:sz="4" w:space="0" w:color="6B7280"/>
+              <w:left w:val="single" w:sz="4" w:space="0" w:color="6B7280"/>
+              <w:bottom w:val="single" w:sz="4" w:space="0" w:color="6B7280"/>
+              <w:right w:val="single" w:sz="4" w:space="0" w:color="6B7280"/>
+            </w:tcBorders>
+            <w:shd w:val="clear" w:color="auto" w:fill="C6D9F1" w:themeFill="text2" w:themeFillTint="33"/>
             <w:tcMar>
               <w:top w:w="50" w:type="dxa"/>
               <w:left w:w="70" w:type="dxa"/>
@@ -30266,7 +30211,7 @@
               <w:bottom w:val="single" w:sz="4" w:space="0" w:color="6B7280"/>
               <w:right w:val="single" w:sz="4" w:space="0" w:color="6B7280"/>
             </w:tcBorders>
-            <w:shd w:val="clear" w:color="auto" w:fill="FFFFFF" w:themeFill="background1"/>
+            <w:shd w:val="clear" w:color="auto" w:fill="C6D9F1" w:themeFill="text2" w:themeFillTint="33"/>
             <w:tcMar>
               <w:top w:w="50" w:type="dxa"/>
               <w:left w:w="70" w:type="dxa"/>
@@ -30296,7 +30241,7 @@
               <w:bottom w:val="single" w:sz="4" w:space="0" w:color="6B7280"/>
               <w:right w:val="single" w:sz="4" w:space="0" w:color="6B7280"/>
             </w:tcBorders>
-            <w:shd w:val="clear" w:color="auto" w:fill="FFFFFF" w:themeFill="background1"/>
+            <w:shd w:val="clear" w:color="auto" w:fill="C6D9F1" w:themeFill="text2" w:themeFillTint="33"/>
             <w:tcMar>
               <w:top w:w="50" w:type="dxa"/>
               <w:left w:w="70" w:type="dxa"/>
@@ -30476,7 +30421,7 @@
               <w:bottom w:val="single" w:sz="4" w:space="0" w:color="6B7280"/>
               <w:right w:val="single" w:sz="4" w:space="0" w:color="6B7280"/>
             </w:tcBorders>
-            <w:shd w:val="clear" w:color="auto" w:fill="F2F2F2" w:themeFill="background1" w:themeFillShade="F2"/>
+            <w:shd w:val="clear" w:color="auto" w:fill="C6D9F1" w:themeFill="text2" w:themeFillTint="33"/>
             <w:tcMar>
               <w:top w:w="50" w:type="dxa"/>
               <w:left w:w="70" w:type="dxa"/>
@@ -30498,13 +30443,13 @@
             </w:pPr>
             <w:r>
               <w:rPr>
-                <w:rFonts w:ascii="Aptos Light" w:eastAsia="Aptos" w:hAnsi="Aptos Light"/>
-                <w:b/>
-                <w:color w:val="1F2937"/>
-                <w:sz w:val="18"/>
-                <w:szCs w:val="18"/>
-              </w:rPr>
-              <w:t>Planned</w:t>
+                <w:rFonts w:ascii="Aptos Light" w:hAnsi="Aptos Light"/>
+                <w:b/>
+                <w:color w:val="1F2937"/>
+                <w:sz w:val="18"/>
+                <w:szCs w:val="18"/>
+              </w:rPr>
+              <w:t>In Progress</w:t>
             </w:r>
           </w:p>
         </w:tc>
@@ -30517,14 +30462,14 @@
         </w:trPr>
         <w:tc>
           <w:tcPr>
-            <w:tcW w:w="2830" w:type="dxa"/>
-            <w:tcBorders>
-              <w:top w:val="single" w:sz="4" w:space="0" w:color="6B7280"/>
-              <w:left w:val="single" w:sz="4" w:space="0" w:color="6B7280"/>
-              <w:bottom w:val="single" w:sz="4" w:space="0" w:color="6B7280"/>
-              <w:right w:val="single" w:sz="4" w:space="0" w:color="6B7280"/>
-            </w:tcBorders>
-            <w:shd w:val="clear" w:color="auto" w:fill="EAF1F7"/>
+            <w:tcW w:w="2689" w:type="dxa"/>
+            <w:tcBorders>
+              <w:top w:val="single" w:sz="4" w:space="0" w:color="6B7280"/>
+              <w:left w:val="single" w:sz="4" w:space="0" w:color="6B7280"/>
+              <w:bottom w:val="single" w:sz="4" w:space="0" w:color="6B7280"/>
+              <w:right w:val="single" w:sz="4" w:space="0" w:color="6B7280"/>
+            </w:tcBorders>
+            <w:shd w:val="clear" w:color="auto" w:fill="C6D9F1" w:themeFill="text2" w:themeFillTint="33"/>
             <w:tcMar>
               <w:top w:w="50" w:type="dxa"/>
               <w:left w:w="70" w:type="dxa"/>
@@ -30556,14 +30501,14 @@
         </w:tc>
         <w:tc>
           <w:tcPr>
-            <w:tcW w:w="1985" w:type="dxa"/>
-            <w:tcBorders>
-              <w:top w:val="single" w:sz="4" w:space="0" w:color="6B7280"/>
-              <w:left w:val="single" w:sz="4" w:space="0" w:color="6B7280"/>
-              <w:bottom w:val="single" w:sz="4" w:space="0" w:color="6B7280"/>
-              <w:right w:val="single" w:sz="4" w:space="0" w:color="6B7280"/>
-            </w:tcBorders>
-            <w:shd w:val="clear" w:color="auto" w:fill="EAF1F7"/>
+            <w:tcW w:w="2409" w:type="dxa"/>
+            <w:tcBorders>
+              <w:top w:val="single" w:sz="4" w:space="0" w:color="6B7280"/>
+              <w:left w:val="single" w:sz="4" w:space="0" w:color="6B7280"/>
+              <w:bottom w:val="single" w:sz="4" w:space="0" w:color="6B7280"/>
+              <w:right w:val="single" w:sz="4" w:space="0" w:color="6B7280"/>
+            </w:tcBorders>
+            <w:shd w:val="clear" w:color="auto" w:fill="C6D9F1" w:themeFill="text2" w:themeFillTint="33"/>
           </w:tcPr>
           <w:p>
             <w:pPr>
@@ -30576,18 +30521,54 @@
                 <w:szCs w:val="18"/>
               </w:rPr>
             </w:pPr>
-          </w:p>
-        </w:tc>
-        <w:tc>
-          <w:tcPr>
-            <w:tcW w:w="567" w:type="dxa"/>
-            <w:tcBorders>
-              <w:top w:val="single" w:sz="4" w:space="0" w:color="6B7280"/>
-              <w:left w:val="single" w:sz="4" w:space="0" w:color="6B7280"/>
-              <w:bottom w:val="single" w:sz="4" w:space="0" w:color="6B7280"/>
-              <w:right w:val="single" w:sz="4" w:space="0" w:color="6B7280"/>
-            </w:tcBorders>
-            <w:shd w:val="clear" w:color="auto" w:fill="EAF1F7"/>
+            <w:r>
+              <w:rPr>
+                <w:rFonts w:ascii="Aptos Light" w:hAnsi="Aptos Light"/>
+                <w:b/>
+                <w:sz w:val="18"/>
+                <w:szCs w:val="18"/>
+              </w:rPr>
+              <w:t xml:space="preserve">August 2 </w:t>
+            </w:r>
+            <w:r>
+              <w:rPr>
+                <w:rFonts w:ascii="Aptos Light" w:hAnsi="Aptos Light"/>
+                <w:b/>
+                <w:sz w:val="18"/>
+                <w:szCs w:val="18"/>
+              </w:rPr>
+              <w:t>–</w:t>
+            </w:r>
+            <w:r>
+              <w:rPr>
+                <w:rFonts w:ascii="Aptos Light" w:hAnsi="Aptos Light"/>
+                <w:b/>
+                <w:sz w:val="18"/>
+                <w:szCs w:val="18"/>
+              </w:rPr>
+              <w:t xml:space="preserve"> </w:t>
+            </w:r>
+            <w:r>
+              <w:rPr>
+                <w:rFonts w:ascii="Aptos Light" w:hAnsi="Aptos Light"/>
+                <w:b/>
+                <w:sz w:val="18"/>
+                <w:szCs w:val="18"/>
+              </w:rPr>
+              <w:t>August 9, 2026</w:t>
+            </w:r>
+          </w:p>
+        </w:tc>
+        <w:tc>
+          <w:tcPr>
+            <w:tcW w:w="709" w:type="dxa"/>
+            <w:tcBorders>
+              <w:top w:val="single" w:sz="4" w:space="0" w:color="6B7280"/>
+              <w:left w:val="single" w:sz="4" w:space="0" w:color="6B7280"/>
+              <w:bottom w:val="single" w:sz="4" w:space="0" w:color="6B7280"/>
+              <w:right w:val="single" w:sz="4" w:space="0" w:color="6B7280"/>
+            </w:tcBorders>
+            <w:shd w:val="clear" w:color="auto" w:fill="C6D9F1" w:themeFill="text2" w:themeFillTint="33"/>
             <w:tcMar>
               <w:top w:w="50" w:type="dxa"/>
               <w:left w:w="70" w:type="dxa"/>
@@ -30617,7 +30598,7 @@
               <w:bottom w:val="single" w:sz="4" w:space="0" w:color="6B7280"/>
               <w:right w:val="single" w:sz="4" w:space="0" w:color="6B7280"/>
             </w:tcBorders>
-            <w:shd w:val="clear" w:color="auto" w:fill="EAF1F7"/>
+            <w:shd w:val="clear" w:color="auto" w:fill="C6D9F1" w:themeFill="text2" w:themeFillTint="33"/>
             <w:tcMar>
               <w:top w:w="50" w:type="dxa"/>
               <w:left w:w="70" w:type="dxa"/>
@@ -30640,14 +30621,14 @@
         </w:tc>
         <w:tc>
           <w:tcPr>
-            <w:tcW w:w="708" w:type="dxa"/>
-            <w:tcBorders>
-              <w:top w:val="single" w:sz="4" w:space="0" w:color="6B7280"/>
-              <w:left w:val="single" w:sz="4" w:space="0" w:color="6B7280"/>
-              <w:bottom w:val="single" w:sz="4" w:space="0" w:color="6B7280"/>
-              <w:right w:val="single" w:sz="4" w:space="0" w:color="6B7280"/>
-            </w:tcBorders>
-            <w:shd w:val="clear" w:color="auto" w:fill="EAF1F7"/>
+            <w:tcW w:w="567" w:type="dxa"/>
+            <w:tcBorders>
+              <w:top w:val="single" w:sz="4" w:space="0" w:color="6B7280"/>
+              <w:left w:val="single" w:sz="4" w:space="0" w:color="6B7280"/>
+              <w:bottom w:val="single" w:sz="4" w:space="0" w:color="6B7280"/>
+              <w:right w:val="single" w:sz="4" w:space="0" w:color="6B7280"/>
+            </w:tcBorders>
+            <w:shd w:val="clear" w:color="auto" w:fill="C6D9F1" w:themeFill="text2" w:themeFillTint="33"/>
             <w:tcMar>
               <w:top w:w="50" w:type="dxa"/>
               <w:left w:w="70" w:type="dxa"/>
@@ -30670,14 +30651,14 @@
         </w:tc>
         <w:tc>
           <w:tcPr>
-            <w:tcW w:w="709" w:type="dxa"/>
-            <w:tcBorders>
-              <w:top w:val="single" w:sz="4" w:space="0" w:color="6B7280"/>
-              <w:left w:val="single" w:sz="4" w:space="0" w:color="6B7280"/>
-              <w:bottom w:val="single" w:sz="4" w:space="0" w:color="6B7280"/>
-              <w:right w:val="single" w:sz="4" w:space="0" w:color="6B7280"/>
-            </w:tcBorders>
-            <w:shd w:val="clear" w:color="auto" w:fill="EAF1F7"/>
+            <w:tcW w:w="567" w:type="dxa"/>
+            <w:tcBorders>
+              <w:top w:val="single" w:sz="4" w:space="0" w:color="6B7280"/>
+              <w:left w:val="single" w:sz="4" w:space="0" w:color="6B7280"/>
+              <w:bottom w:val="single" w:sz="4" w:space="0" w:color="6B7280"/>
+              <w:right w:val="single" w:sz="4" w:space="0" w:color="6B7280"/>
+            </w:tcBorders>
+            <w:shd w:val="clear" w:color="auto" w:fill="C6D9F1" w:themeFill="text2" w:themeFillTint="33"/>
             <w:tcMar>
               <w:top w:w="50" w:type="dxa"/>
               <w:left w:w="70" w:type="dxa"/>
@@ -30700,14 +30681,14 @@
         </w:tc>
         <w:tc>
           <w:tcPr>
-            <w:tcW w:w="709" w:type="dxa"/>
-            <w:tcBorders>
-              <w:top w:val="single" w:sz="4" w:space="0" w:color="6B7280"/>
-              <w:left w:val="single" w:sz="4" w:space="0" w:color="6B7280"/>
-              <w:bottom w:val="single" w:sz="4" w:space="0" w:color="6B7280"/>
-              <w:right w:val="single" w:sz="4" w:space="0" w:color="6B7280"/>
-            </w:tcBorders>
-            <w:shd w:val="clear" w:color="auto" w:fill="EAF1F7"/>
+            <w:tcW w:w="567" w:type="dxa"/>
+            <w:tcBorders>
+              <w:top w:val="single" w:sz="4" w:space="0" w:color="6B7280"/>
+              <w:left w:val="single" w:sz="4" w:space="0" w:color="6B7280"/>
+              <w:bottom w:val="single" w:sz="4" w:space="0" w:color="6B7280"/>
+              <w:right w:val="single" w:sz="4" w:space="0" w:color="6B7280"/>
+            </w:tcBorders>
+            <w:shd w:val="clear" w:color="auto" w:fill="C6D9F1" w:themeFill="text2" w:themeFillTint="33"/>
             <w:tcMar>
               <w:top w:w="50" w:type="dxa"/>
               <w:left w:w="70" w:type="dxa"/>
@@ -30737,7 +30718,7 @@
               <w:bottom w:val="single" w:sz="4" w:space="0" w:color="6B7280"/>
               <w:right w:val="single" w:sz="4" w:space="0" w:color="6B7280"/>
             </w:tcBorders>
-            <w:shd w:val="clear" w:color="auto" w:fill="EAF1F7"/>
+            <w:shd w:val="clear" w:color="auto" w:fill="C6D9F1" w:themeFill="text2" w:themeFillTint="33"/>
             <w:tcMar>
               <w:top w:w="50" w:type="dxa"/>
               <w:left w:w="70" w:type="dxa"/>
@@ -30767,7 +30748,7 @@
               <w:bottom w:val="single" w:sz="4" w:space="0" w:color="6B7280"/>
               <w:right w:val="single" w:sz="4" w:space="0" w:color="6B7280"/>
             </w:tcBorders>
-            <w:shd w:val="clear" w:color="auto" w:fill="EAF1F7"/>
+            <w:shd w:val="clear" w:color="auto" w:fill="C6D9F1" w:themeFill="text2" w:themeFillTint="33"/>
             <w:tcMar>
               <w:top w:w="50" w:type="dxa"/>
               <w:left w:w="70" w:type="dxa"/>
@@ -30797,7 +30778,7 @@
               <w:bottom w:val="single" w:sz="4" w:space="0" w:color="6B7280"/>
               <w:right w:val="single" w:sz="4" w:space="0" w:color="6B7280"/>
             </w:tcBorders>
-            <w:shd w:val="clear" w:color="auto" w:fill="EAF1F7"/>
+            <w:shd w:val="clear" w:color="auto" w:fill="C6D9F1" w:themeFill="text2" w:themeFillTint="33"/>
             <w:tcMar>
               <w:top w:w="50" w:type="dxa"/>
               <w:left w:w="70" w:type="dxa"/>
@@ -30947,7 +30928,7 @@
               <w:bottom w:val="single" w:sz="4" w:space="0" w:color="6B7280"/>
               <w:right w:val="single" w:sz="4" w:space="0" w:color="6B7280"/>
             </w:tcBorders>
-            <w:shd w:val="clear" w:color="auto" w:fill="F2F2F2" w:themeFill="background1" w:themeFillShade="F2"/>
+            <w:shd w:val="clear" w:color="auto" w:fill="C6D9F1" w:themeFill="text2" w:themeFillTint="33"/>
             <w:tcMar>
               <w:top w:w="50" w:type="dxa"/>
               <w:left w:w="70" w:type="dxa"/>
@@ -30969,13 +30950,13 @@
             </w:pPr>
             <w:r>
               <w:rPr>
-                <w:rFonts w:ascii="Aptos Light" w:eastAsia="Aptos" w:hAnsi="Aptos Light"/>
-                <w:b/>
-                <w:color w:val="1F2937"/>
-                <w:sz w:val="18"/>
-                <w:szCs w:val="18"/>
-              </w:rPr>
-              <w:t>Planned</w:t>
+                <w:rFonts w:ascii="Aptos Light" w:hAnsi="Aptos Light"/>
+                <w:b/>
+                <w:color w:val="1F2937"/>
+                <w:sz w:val="18"/>
+                <w:szCs w:val="18"/>
+              </w:rPr>
+              <w:t>In Progress</w:t>
             </w:r>
           </w:p>
         </w:tc>
@@ -30988,7 +30969,7 @@
         </w:trPr>
         <w:tc>
           <w:tcPr>
-            <w:tcW w:w="2830" w:type="dxa"/>
+            <w:tcW w:w="2689" w:type="dxa"/>
             <w:tcBorders>
               <w:top w:val="single" w:sz="4" w:space="0" w:color="6B7280"/>
               <w:left w:val="single" w:sz="4" w:space="0" w:color="6B7280"/>
@@ -31026,7 +31007,7 @@
         </w:tc>
         <w:tc>
           <w:tcPr>
-            <w:tcW w:w="1985" w:type="dxa"/>
+            <w:tcW w:w="2409" w:type="dxa"/>
             <w:tcBorders>
               <w:top w:val="single" w:sz="4" w:space="0" w:color="6B7280"/>
               <w:left w:val="single" w:sz="4" w:space="0" w:color="6B7280"/>
@@ -31049,7 +31030,7 @@
         </w:tc>
         <w:tc>
           <w:tcPr>
-            <w:tcW w:w="567" w:type="dxa"/>
+            <w:tcW w:w="709" w:type="dxa"/>
             <w:tcBorders>
               <w:top w:val="single" w:sz="4" w:space="0" w:color="6B7280"/>
               <w:left w:val="single" w:sz="4" w:space="0" w:color="6B7280"/>
@@ -31107,7 +31088,7 @@
         </w:tc>
         <w:tc>
           <w:tcPr>
-            <w:tcW w:w="708" w:type="dxa"/>
+            <w:tcW w:w="567" w:type="dxa"/>
             <w:tcBorders>
               <w:top w:val="single" w:sz="4" w:space="0" w:color="6B7280"/>
               <w:left w:val="single" w:sz="4" w:space="0" w:color="6B7280"/>
@@ -31136,7 +31117,7 @@
         </w:tc>
         <w:tc>
           <w:tcPr>
-            <w:tcW w:w="709" w:type="dxa"/>
+            <w:tcW w:w="567" w:type="dxa"/>
             <w:tcBorders>
               <w:top w:val="single" w:sz="4" w:space="0" w:color="6B7280"/>
               <w:left w:val="single" w:sz="4" w:space="0" w:color="6B7280"/>
@@ -31165,7 +31146,7 @@
         </w:tc>
         <w:tc>
           <w:tcPr>
-            <w:tcW w:w="709" w:type="dxa"/>
+            <w:tcW w:w="567" w:type="dxa"/>
             <w:tcBorders>
               <w:top w:val="single" w:sz="4" w:space="0" w:color="6B7280"/>
               <w:left w:val="single" w:sz="4" w:space="0" w:color="6B7280"/>
@@ -31451,7 +31432,7 @@
         </w:trPr>
         <w:tc>
           <w:tcPr>
-            <w:tcW w:w="2830" w:type="dxa"/>
+            <w:tcW w:w="2689" w:type="dxa"/>
             <w:tcBorders>
               <w:top w:val="single" w:sz="4" w:space="0" w:color="6B7280"/>
               <w:left w:val="single" w:sz="4" w:space="0" w:color="6B7280"/>
@@ -31484,13 +31465,33 @@
                 <w:sz w:val="18"/>
                 <w:szCs w:val="18"/>
               </w:rPr>
-              <w:t>Status, dashboard, and analytics</w:t>
-            </w:r>
-          </w:p>
-        </w:tc>
-        <w:tc>
-          <w:tcPr>
-            <w:tcW w:w="1985" w:type="dxa"/>
+              <w:t>Status</w:t>
+            </w:r>
+            <w:r>
+              <w:rPr>
+                <w:rFonts w:ascii="Aptos Light" w:eastAsia="Aptos" w:hAnsi="Aptos Light"/>
+                <w:b/>
+                <w:color w:val="1F2937"/>
+                <w:sz w:val="18"/>
+                <w:szCs w:val="18"/>
+              </w:rPr>
+              <w:t xml:space="preserve"> </w:t>
+            </w:r>
+            <w:r>
+              <w:rPr>
+                <w:rFonts w:ascii="Aptos Light" w:eastAsia="Aptos" w:hAnsi="Aptos Light"/>
+                <w:b/>
+                <w:color w:val="1F2937"/>
+                <w:sz w:val="18"/>
+                <w:szCs w:val="18"/>
+              </w:rPr>
+              <w:t>and analytics</w:t>
+            </w:r>
+          </w:p>
+        </w:tc>
+        <w:tc>
+          <w:tcPr>
+            <w:tcW w:w="2409" w:type="dxa"/>
             <w:tcBorders>
               <w:top w:val="single" w:sz="4" w:space="0" w:color="6B7280"/>
               <w:left w:val="single" w:sz="4" w:space="0" w:color="6B7280"/>
@@ -31514,7 +31515,7 @@
         </w:tc>
         <w:tc>
           <w:tcPr>
-            <w:tcW w:w="567" w:type="dxa"/>
+            <w:tcW w:w="709" w:type="dxa"/>
             <w:tcBorders>
               <w:top w:val="single" w:sz="4" w:space="0" w:color="6B7280"/>
               <w:left w:val="single" w:sz="4" w:space="0" w:color="6B7280"/>
@@ -31574,7 +31575,7 @@
         </w:tc>
         <w:tc>
           <w:tcPr>
-            <w:tcW w:w="708" w:type="dxa"/>
+            <w:tcW w:w="567" w:type="dxa"/>
             <w:tcBorders>
               <w:top w:val="single" w:sz="4" w:space="0" w:color="6B7280"/>
               <w:left w:val="single" w:sz="4" w:space="0" w:color="6B7280"/>
@@ -31604,7 +31605,7 @@
         </w:tc>
         <w:tc>
           <w:tcPr>
-            <w:tcW w:w="709" w:type="dxa"/>
+            <w:tcW w:w="567" w:type="dxa"/>
             <w:tcBorders>
               <w:top w:val="single" w:sz="4" w:space="0" w:color="6B7280"/>
               <w:left w:val="single" w:sz="4" w:space="0" w:color="6B7280"/>
@@ -31634,7 +31635,7 @@
         </w:tc>
         <w:tc>
           <w:tcPr>
-            <w:tcW w:w="709" w:type="dxa"/>
+            <w:tcW w:w="567" w:type="dxa"/>
             <w:tcBorders>
               <w:top w:val="single" w:sz="4" w:space="0" w:color="6B7280"/>
               <w:left w:val="single" w:sz="4" w:space="0" w:color="6B7280"/>
@@ -31922,7 +31923,7 @@
         </w:trPr>
         <w:tc>
           <w:tcPr>
-            <w:tcW w:w="2830" w:type="dxa"/>
+            <w:tcW w:w="2689" w:type="dxa"/>
             <w:tcBorders>
               <w:top w:val="single" w:sz="4" w:space="0" w:color="6B7280"/>
               <w:left w:val="single" w:sz="4" w:space="0" w:color="6B7280"/>
@@ -31961,7 +31962,7 @@
         </w:tc>
         <w:tc>
           <w:tcPr>
-            <w:tcW w:w="1985" w:type="dxa"/>
+            <w:tcW w:w="2409" w:type="dxa"/>
             <w:tcBorders>
               <w:top w:val="single" w:sz="4" w:space="0" w:color="6B7280"/>
               <w:left w:val="single" w:sz="4" w:space="0" w:color="6B7280"/>
@@ -31985,7 +31986,7 @@
         </w:tc>
         <w:tc>
           <w:tcPr>
-            <w:tcW w:w="567" w:type="dxa"/>
+            <w:tcW w:w="709" w:type="dxa"/>
             <w:tcBorders>
               <w:top w:val="single" w:sz="4" w:space="0" w:color="6B7280"/>
               <w:left w:val="single" w:sz="4" w:space="0" w:color="6B7280"/>
@@ -32045,7 +32046,7 @@
         </w:tc>
         <w:tc>
           <w:tcPr>
-            <w:tcW w:w="708" w:type="dxa"/>
+            <w:tcW w:w="567" w:type="dxa"/>
             <w:tcBorders>
               <w:top w:val="single" w:sz="4" w:space="0" w:color="6B7280"/>
               <w:left w:val="single" w:sz="4" w:space="0" w:color="6B7280"/>
@@ -32075,7 +32076,7 @@
         </w:tc>
         <w:tc>
           <w:tcPr>
-            <w:tcW w:w="709" w:type="dxa"/>
+            <w:tcW w:w="567" w:type="dxa"/>
             <w:tcBorders>
               <w:top w:val="single" w:sz="4" w:space="0" w:color="6B7280"/>
               <w:left w:val="single" w:sz="4" w:space="0" w:color="6B7280"/>
@@ -32105,7 +32106,7 @@
         </w:tc>
         <w:tc>
           <w:tcPr>
-            <w:tcW w:w="709" w:type="dxa"/>
+            <w:tcW w:w="567" w:type="dxa"/>
             <w:tcBorders>
               <w:top w:val="single" w:sz="4" w:space="0" w:color="6B7280"/>
               <w:left w:val="single" w:sz="4" w:space="0" w:color="6B7280"/>
@@ -32393,7 +32394,7 @@
         </w:trPr>
         <w:tc>
           <w:tcPr>
-            <w:tcW w:w="2830" w:type="dxa"/>
+            <w:tcW w:w="2689" w:type="dxa"/>
             <w:tcBorders>
               <w:top w:val="single" w:sz="4" w:space="0" w:color="6B7280"/>
               <w:left w:val="single" w:sz="4" w:space="0" w:color="6B7280"/>
@@ -32432,7 +32433,7 @@
         </w:tc>
         <w:tc>
           <w:tcPr>
-            <w:tcW w:w="1985" w:type="dxa"/>
+            <w:tcW w:w="2409" w:type="dxa"/>
             <w:tcBorders>
               <w:top w:val="single" w:sz="4" w:space="0" w:color="6B7280"/>
               <w:left w:val="single" w:sz="4" w:space="0" w:color="6B7280"/>
@@ -32456,7 +32457,7 @@
         </w:tc>
         <w:tc>
           <w:tcPr>
-            <w:tcW w:w="567" w:type="dxa"/>
+            <w:tcW w:w="709" w:type="dxa"/>
             <w:tcBorders>
               <w:top w:val="single" w:sz="4" w:space="0" w:color="6B7280"/>
               <w:left w:val="single" w:sz="4" w:space="0" w:color="6B7280"/>
@@ -32516,7 +32517,7 @@
         </w:tc>
         <w:tc>
           <w:tcPr>
-            <w:tcW w:w="708" w:type="dxa"/>
+            <w:tcW w:w="567" w:type="dxa"/>
             <w:tcBorders>
               <w:top w:val="single" w:sz="4" w:space="0" w:color="6B7280"/>
               <w:left w:val="single" w:sz="4" w:space="0" w:color="6B7280"/>
@@ -32546,7 +32547,7 @@
         </w:tc>
         <w:tc>
           <w:tcPr>
-            <w:tcW w:w="709" w:type="dxa"/>
+            <w:tcW w:w="567" w:type="dxa"/>
             <w:tcBorders>
               <w:top w:val="single" w:sz="4" w:space="0" w:color="6B7280"/>
               <w:left w:val="single" w:sz="4" w:space="0" w:color="6B7280"/>
@@ -32576,7 +32577,7 @@
         </w:tc>
         <w:tc>
           <w:tcPr>
-            <w:tcW w:w="709" w:type="dxa"/>
+            <w:tcW w:w="567" w:type="dxa"/>
             <w:tcBorders>
               <w:top w:val="single" w:sz="4" w:space="0" w:color="6B7280"/>
               <w:left w:val="single" w:sz="4" w:space="0" w:color="6B7280"/>
@@ -32864,7 +32865,7 @@
         </w:trPr>
         <w:tc>
           <w:tcPr>
-            <w:tcW w:w="2830" w:type="dxa"/>
+            <w:tcW w:w="2689" w:type="dxa"/>
             <w:tcBorders>
               <w:top w:val="single" w:sz="4" w:space="0" w:color="6B7280"/>
               <w:left w:val="single" w:sz="4" w:space="0" w:color="6B7280"/>
@@ -32903,7 +32904,7 @@
         </w:tc>
         <w:tc>
           <w:tcPr>
-            <w:tcW w:w="1985" w:type="dxa"/>
+            <w:tcW w:w="2409" w:type="dxa"/>
             <w:tcBorders>
               <w:top w:val="single" w:sz="4" w:space="0" w:color="6B7280"/>
               <w:left w:val="single" w:sz="4" w:space="0" w:color="6B7280"/>
@@ -32928,7 +32929,7 @@
         </w:tc>
         <w:tc>
           <w:tcPr>
-            <w:tcW w:w="567" w:type="dxa"/>
+            <w:tcW w:w="709" w:type="dxa"/>
             <w:tcBorders>
               <w:top w:val="single" w:sz="4" w:space="0" w:color="6B7280"/>
               <w:left w:val="single" w:sz="4" w:space="0" w:color="6B7280"/>
@@ -32990,7 +32991,7 @@
         </w:tc>
         <w:tc>
           <w:tcPr>
-            <w:tcW w:w="708" w:type="dxa"/>
+            <w:tcW w:w="567" w:type="dxa"/>
             <w:tcBorders>
               <w:top w:val="single" w:sz="4" w:space="0" w:color="6B7280"/>
               <w:left w:val="single" w:sz="4" w:space="0" w:color="6B7280"/>
@@ -33021,7 +33022,7 @@
         </w:tc>
         <w:tc>
           <w:tcPr>
-            <w:tcW w:w="709" w:type="dxa"/>
+            <w:tcW w:w="567" w:type="dxa"/>
             <w:tcBorders>
               <w:top w:val="single" w:sz="4" w:space="0" w:color="6B7280"/>
               <w:left w:val="single" w:sz="4" w:space="0" w:color="6B7280"/>
@@ -33052,7 +33053,7 @@
         </w:tc>
         <w:tc>
           <w:tcPr>
-            <w:tcW w:w="709" w:type="dxa"/>
+            <w:tcW w:w="567" w:type="dxa"/>
             <w:tcBorders>
               <w:top w:val="single" w:sz="4" w:space="0" w:color="6B7280"/>
               <w:left w:val="single" w:sz="4" w:space="0" w:color="6B7280"/>
@@ -33130,7 +33131,7 @@
               <w:bottom w:val="single" w:sz="4" w:space="0" w:color="6B7280"/>
               <w:right w:val="single" w:sz="4" w:space="0" w:color="6B7280"/>
             </w:tcBorders>
-            <w:shd w:val="clear" w:color="auto" w:fill="auto"/>
+            <w:shd w:val="clear" w:color="auto" w:fill="C6D9F1" w:themeFill="text2" w:themeFillTint="33"/>
             <w:tcMar>
               <w:top w:w="50" w:type="dxa"/>
               <w:left w:w="70" w:type="dxa"/>
@@ -33161,7 +33162,7 @@
               <w:bottom w:val="single" w:sz="4" w:space="0" w:color="6B7280"/>
               <w:right w:val="single" w:sz="4" w:space="0" w:color="6B7280"/>
             </w:tcBorders>
-            <w:shd w:val="clear" w:color="auto" w:fill="auto"/>
+            <w:shd w:val="clear" w:color="auto" w:fill="C6D9F1" w:themeFill="text2" w:themeFillTint="33"/>
             <w:tcMar>
               <w:top w:w="50" w:type="dxa"/>
               <w:left w:w="70" w:type="dxa"/>
@@ -33353,6912 +33354,6 @@
     <w:p>
       <w:pPr>
         <w:pStyle w:val="Heading1"/>
-        <w:rPr>
-          <w:rFonts w:ascii="Aptos Light" w:hAnsi="Aptos Light"/>
-          <w:sz w:val="18"/>
-          <w:szCs w:val="18"/>
-        </w:rPr>
-      </w:pPr>
-      <w:r>
-        <w:rPr>
-          <w:rFonts w:ascii="Aptos Light" w:hAnsi="Aptos Light"/>
-        </w:rPr>
-        <w:t>7. Full</w:t>
-      </w:r>
-      <w:r>
-        <w:rPr>
-          <w:rFonts w:ascii="Aptos Light" w:hAnsi="Aptos Light"/>
-        </w:rPr>
-        <w:t xml:space="preserve">-Week </w:t>
-      </w:r>
-      <w:r>
-        <w:rPr>
-          <w:rFonts w:ascii="Aptos Light" w:hAnsi="Aptos Light"/>
-        </w:rPr>
-        <w:t>Development Task Status</w:t>
-      </w:r>
-    </w:p>
-    <w:tbl>
-      <w:tblPr>
-        <w:tblStyle w:val="TableGrid"/>
-        <w:tblW w:w="14668" w:type="dxa"/>
-        <w:jc w:val="center"/>
-        <w:tblLayout w:type="fixed"/>
-        <w:tblLook w:val="04A0" w:firstRow="1" w:lastRow="0" w:firstColumn="1" w:lastColumn="0" w:noHBand="0" w:noVBand="1"/>
-      </w:tblPr>
-      <w:tblGrid>
-        <w:gridCol w:w="1117"/>
-        <w:gridCol w:w="1956"/>
-        <w:gridCol w:w="10059"/>
-        <w:gridCol w:w="1536"/>
-      </w:tblGrid>
-      <w:tr>
-        <w:trPr>
-          <w:cantSplit/>
-          <w:trHeight w:val="180"/>
-          <w:tblHeader/>
-          <w:jc w:val="center"/>
-        </w:trPr>
-        <w:tc>
-          <w:tcPr>
-            <w:tcW w:w="1117" w:type="dxa"/>
-            <w:tcBorders>
-              <w:top w:val="single" w:sz="4" w:space="0" w:color="6B7280"/>
-              <w:left w:val="single" w:sz="4" w:space="0" w:color="6B7280"/>
-              <w:bottom w:val="single" w:sz="4" w:space="0" w:color="6B7280"/>
-              <w:right w:val="single" w:sz="4" w:space="0" w:color="6B7280"/>
-            </w:tcBorders>
-            <w:shd w:val="clear" w:color="auto" w:fill="1F4E78"/>
-            <w:tcMar>
-              <w:top w:w="50" w:type="dxa"/>
-              <w:left w:w="70" w:type="dxa"/>
-              <w:bottom w:w="50" w:type="dxa"/>
-              <w:right w:w="70" w:type="dxa"/>
-            </w:tcMar>
-            <w:vAlign w:val="center"/>
-          </w:tcPr>
-          <w:p>
-            <w:pPr>
-              <w:spacing w:after="0" w:line="276" w:lineRule="auto"/>
-              <w:rPr>
-                <w:rFonts w:ascii="Aptos Light" w:hAnsi="Aptos Light"/>
-                <w:color w:val="FFFFFF" w:themeColor="background1"/>
-                <w:szCs w:val="18"/>
-              </w:rPr>
-            </w:pPr>
-            <w:r>
-              <w:rPr>
-                <w:rFonts w:ascii="Aptos Light" w:eastAsia="Aptos" w:hAnsi="Aptos Light"/>
-                <w:b/>
-                <w:color w:val="FFFFFF" w:themeColor="background1"/>
-                <w:szCs w:val="18"/>
-              </w:rPr>
-              <w:t>ID</w:t>
-            </w:r>
-          </w:p>
-        </w:tc>
-        <w:tc>
-          <w:tcPr>
-            <w:tcW w:w="1956" w:type="dxa"/>
-            <w:tcBorders>
-              <w:top w:val="single" w:sz="4" w:space="0" w:color="6B7280"/>
-              <w:left w:val="single" w:sz="4" w:space="0" w:color="6B7280"/>
-              <w:bottom w:val="single" w:sz="4" w:space="0" w:color="6B7280"/>
-              <w:right w:val="single" w:sz="4" w:space="0" w:color="6B7280"/>
-            </w:tcBorders>
-            <w:shd w:val="clear" w:color="auto" w:fill="1F4E78"/>
-            <w:tcMar>
-              <w:top w:w="50" w:type="dxa"/>
-              <w:left w:w="70" w:type="dxa"/>
-              <w:bottom w:w="50" w:type="dxa"/>
-              <w:right w:w="70" w:type="dxa"/>
-            </w:tcMar>
-            <w:vAlign w:val="center"/>
-          </w:tcPr>
-          <w:p>
-            <w:pPr>
-              <w:spacing w:after="0" w:line="276" w:lineRule="auto"/>
-              <w:rPr>
-                <w:rFonts w:ascii="Aptos Light" w:hAnsi="Aptos Light"/>
-                <w:color w:val="FFFFFF" w:themeColor="background1"/>
-                <w:szCs w:val="18"/>
-              </w:rPr>
-            </w:pPr>
-            <w:r>
-              <w:rPr>
-                <w:rFonts w:ascii="Aptos Light" w:eastAsia="Aptos" w:hAnsi="Aptos Light"/>
-                <w:b/>
-                <w:color w:val="FFFFFF" w:themeColor="background1"/>
-                <w:szCs w:val="18"/>
-              </w:rPr>
-              <w:t>Area</w:t>
-            </w:r>
-          </w:p>
-        </w:tc>
-        <w:tc>
-          <w:tcPr>
-            <w:tcW w:w="10059" w:type="dxa"/>
-            <w:tcBorders>
-              <w:top w:val="single" w:sz="4" w:space="0" w:color="6B7280"/>
-              <w:left w:val="single" w:sz="4" w:space="0" w:color="6B7280"/>
-              <w:bottom w:val="single" w:sz="4" w:space="0" w:color="6B7280"/>
-              <w:right w:val="single" w:sz="4" w:space="0" w:color="6B7280"/>
-            </w:tcBorders>
-            <w:shd w:val="clear" w:color="auto" w:fill="1F4E78"/>
-            <w:tcMar>
-              <w:top w:w="50" w:type="dxa"/>
-              <w:left w:w="70" w:type="dxa"/>
-              <w:bottom w:w="50" w:type="dxa"/>
-              <w:right w:w="70" w:type="dxa"/>
-            </w:tcMar>
-            <w:vAlign w:val="center"/>
-          </w:tcPr>
-          <w:p>
-            <w:pPr>
-              <w:spacing w:after="0" w:line="276" w:lineRule="auto"/>
-              <w:rPr>
-                <w:rFonts w:ascii="Aptos Light" w:hAnsi="Aptos Light"/>
-                <w:color w:val="FFFFFF" w:themeColor="background1"/>
-                <w:szCs w:val="18"/>
-              </w:rPr>
-            </w:pPr>
-            <w:r>
-              <w:rPr>
-                <w:rFonts w:ascii="Aptos Light" w:eastAsia="Aptos" w:hAnsi="Aptos Light"/>
-                <w:b/>
-                <w:color w:val="FFFFFF" w:themeColor="background1"/>
-                <w:szCs w:val="18"/>
-              </w:rPr>
-              <w:t>Task</w:t>
-            </w:r>
-          </w:p>
-        </w:tc>
-        <w:tc>
-          <w:tcPr>
-            <w:tcW w:w="1536" w:type="dxa"/>
-            <w:tcBorders>
-              <w:top w:val="single" w:sz="4" w:space="0" w:color="6B7280"/>
-              <w:left w:val="single" w:sz="4" w:space="0" w:color="6B7280"/>
-              <w:bottom w:val="single" w:sz="4" w:space="0" w:color="6B7280"/>
-              <w:right w:val="single" w:sz="4" w:space="0" w:color="6B7280"/>
-            </w:tcBorders>
-            <w:shd w:val="clear" w:color="auto" w:fill="1F4E78"/>
-            <w:tcMar>
-              <w:top w:w="50" w:type="dxa"/>
-              <w:left w:w="70" w:type="dxa"/>
-              <w:bottom w:w="50" w:type="dxa"/>
-              <w:right w:w="70" w:type="dxa"/>
-            </w:tcMar>
-            <w:vAlign w:val="center"/>
-          </w:tcPr>
-          <w:p>
-            <w:pPr>
-              <w:spacing w:after="0" w:line="276" w:lineRule="auto"/>
-              <w:jc w:val="center"/>
-              <w:rPr>
-                <w:rFonts w:ascii="Aptos Light" w:hAnsi="Aptos Light"/>
-                <w:color w:val="FFFFFF" w:themeColor="background1"/>
-                <w:szCs w:val="18"/>
-              </w:rPr>
-            </w:pPr>
-            <w:r>
-              <w:rPr>
-                <w:rFonts w:ascii="Aptos Light" w:eastAsia="Aptos" w:hAnsi="Aptos Light"/>
-                <w:b/>
-                <w:color w:val="FFFFFF" w:themeColor="background1"/>
-                <w:szCs w:val="18"/>
-              </w:rPr>
-              <w:t>Status</w:t>
-            </w:r>
-          </w:p>
-        </w:tc>
-      </w:tr>
-      <w:tr>
-        <w:trPr>
-          <w:cantSplit/>
-          <w:trHeight w:val="190"/>
-          <w:jc w:val="center"/>
-        </w:trPr>
-        <w:tc>
-          <w:tcPr>
-            <w:tcW w:w="1117" w:type="dxa"/>
-            <w:tcBorders>
-              <w:top w:val="single" w:sz="4" w:space="0" w:color="6B7280"/>
-              <w:left w:val="single" w:sz="4" w:space="0" w:color="6B7280"/>
-              <w:bottom w:val="single" w:sz="4" w:space="0" w:color="6B7280"/>
-              <w:right w:val="single" w:sz="4" w:space="0" w:color="6B7280"/>
-            </w:tcBorders>
-            <w:tcMar>
-              <w:top w:w="50" w:type="dxa"/>
-              <w:left w:w="70" w:type="dxa"/>
-              <w:bottom w:w="50" w:type="dxa"/>
-              <w:right w:w="70" w:type="dxa"/>
-            </w:tcMar>
-            <w:vAlign w:val="center"/>
-          </w:tcPr>
-          <w:p>
-            <w:pPr>
-              <w:spacing w:after="0" w:line="276" w:lineRule="auto"/>
-              <w:rPr>
-                <w:rFonts w:ascii="Aptos Light" w:hAnsi="Aptos Light"/>
-                <w:szCs w:val="18"/>
-              </w:rPr>
-            </w:pPr>
-            <w:r>
-              <w:rPr>
-                <w:rFonts w:ascii="Aptos Light" w:eastAsia="Aptos" w:hAnsi="Aptos Light"/>
-                <w:b/>
-                <w:color w:val="1F2937"/>
-                <w:szCs w:val="18"/>
-              </w:rPr>
-              <w:t>W1-01</w:t>
-            </w:r>
-          </w:p>
-        </w:tc>
-        <w:tc>
-          <w:tcPr>
-            <w:tcW w:w="1956" w:type="dxa"/>
-            <w:tcBorders>
-              <w:top w:val="single" w:sz="4" w:space="0" w:color="6B7280"/>
-              <w:left w:val="single" w:sz="4" w:space="0" w:color="6B7280"/>
-              <w:bottom w:val="single" w:sz="4" w:space="0" w:color="6B7280"/>
-              <w:right w:val="single" w:sz="4" w:space="0" w:color="6B7280"/>
-            </w:tcBorders>
-            <w:tcMar>
-              <w:top w:w="50" w:type="dxa"/>
-              <w:left w:w="70" w:type="dxa"/>
-              <w:bottom w:w="50" w:type="dxa"/>
-              <w:right w:w="70" w:type="dxa"/>
-            </w:tcMar>
-            <w:vAlign w:val="center"/>
-          </w:tcPr>
-          <w:p>
-            <w:pPr>
-              <w:spacing w:after="0" w:line="276" w:lineRule="auto"/>
-              <w:rPr>
-                <w:rFonts w:ascii="Aptos Light" w:hAnsi="Aptos Light"/>
-                <w:b/>
-                <w:szCs w:val="18"/>
-              </w:rPr>
-            </w:pPr>
-            <w:r>
-              <w:rPr>
-                <w:rFonts w:ascii="Aptos Light" w:eastAsia="Aptos" w:hAnsi="Aptos Light"/>
-                <w:b/>
-                <w:color w:val="1F2937"/>
-                <w:szCs w:val="18"/>
-              </w:rPr>
-              <w:t>Project Definition</w:t>
-            </w:r>
-          </w:p>
-        </w:tc>
-        <w:tc>
-          <w:tcPr>
-            <w:tcW w:w="10059" w:type="dxa"/>
-            <w:tcBorders>
-              <w:top w:val="single" w:sz="4" w:space="0" w:color="6B7280"/>
-              <w:left w:val="single" w:sz="4" w:space="0" w:color="6B7280"/>
-              <w:bottom w:val="single" w:sz="4" w:space="0" w:color="6B7280"/>
-              <w:right w:val="single" w:sz="4" w:space="0" w:color="6B7280"/>
-            </w:tcBorders>
-            <w:tcMar>
-              <w:top w:w="50" w:type="dxa"/>
-              <w:left w:w="70" w:type="dxa"/>
-              <w:bottom w:w="50" w:type="dxa"/>
-              <w:right w:w="70" w:type="dxa"/>
-            </w:tcMar>
-            <w:vAlign w:val="center"/>
-          </w:tcPr>
-          <w:p>
-            <w:pPr>
-              <w:spacing w:after="0" w:line="276" w:lineRule="auto"/>
-              <w:rPr>
-                <w:rFonts w:ascii="Aptos Light" w:hAnsi="Aptos Light"/>
-                <w:szCs w:val="18"/>
-              </w:rPr>
-            </w:pPr>
-            <w:r>
-              <w:rPr>
-                <w:rFonts w:ascii="Aptos Light" w:eastAsia="Aptos" w:hAnsi="Aptos Light"/>
-                <w:color w:val="1F2937"/>
-                <w:szCs w:val="18"/>
-              </w:rPr>
-              <w:t>Define project purpose and objectives</w:t>
-            </w:r>
-          </w:p>
-        </w:tc>
-        <w:tc>
-          <w:tcPr>
-            <w:tcW w:w="1536" w:type="dxa"/>
-            <w:tcBorders>
-              <w:top w:val="single" w:sz="4" w:space="0" w:color="6B7280"/>
-              <w:left w:val="single" w:sz="4" w:space="0" w:color="6B7280"/>
-              <w:bottom w:val="single" w:sz="4" w:space="0" w:color="6B7280"/>
-              <w:right w:val="single" w:sz="4" w:space="0" w:color="6B7280"/>
-            </w:tcBorders>
-            <w:shd w:val="clear" w:color="auto" w:fill="8DB3E2" w:themeFill="text2" w:themeFillTint="66"/>
-            <w:tcMar>
-              <w:top w:w="50" w:type="dxa"/>
-              <w:left w:w="70" w:type="dxa"/>
-              <w:bottom w:w="50" w:type="dxa"/>
-              <w:right w:w="70" w:type="dxa"/>
-            </w:tcMar>
-            <w:vAlign w:val="center"/>
-          </w:tcPr>
-          <w:p>
-            <w:pPr>
-              <w:spacing w:after="0" w:line="276" w:lineRule="auto"/>
-              <w:jc w:val="center"/>
-              <w:rPr>
-                <w:rFonts w:ascii="Aptos Light" w:hAnsi="Aptos Light"/>
-                <w:b/>
-                <w:szCs w:val="18"/>
-              </w:rPr>
-            </w:pPr>
-            <w:r>
-              <w:rPr>
-                <w:rFonts w:ascii="Aptos Light" w:eastAsia="Aptos" w:hAnsi="Aptos Light"/>
-                <w:b/>
-                <w:color w:val="1F2937"/>
-                <w:szCs w:val="18"/>
-              </w:rPr>
-              <w:t>Completed</w:t>
-            </w:r>
-          </w:p>
-        </w:tc>
-      </w:tr>
-      <w:tr>
-        <w:trPr>
-          <w:cantSplit/>
-          <w:trHeight w:val="180"/>
-          <w:jc w:val="center"/>
-        </w:trPr>
-        <w:tc>
-          <w:tcPr>
-            <w:tcW w:w="1117" w:type="dxa"/>
-            <w:tcBorders>
-              <w:top w:val="single" w:sz="4" w:space="0" w:color="6B7280"/>
-              <w:left w:val="single" w:sz="4" w:space="0" w:color="6B7280"/>
-              <w:bottom w:val="single" w:sz="4" w:space="0" w:color="6B7280"/>
-              <w:right w:val="single" w:sz="4" w:space="0" w:color="6B7280"/>
-            </w:tcBorders>
-            <w:shd w:val="clear" w:color="auto" w:fill="EAF1F7"/>
-            <w:tcMar>
-              <w:top w:w="50" w:type="dxa"/>
-              <w:left w:w="70" w:type="dxa"/>
-              <w:bottom w:w="50" w:type="dxa"/>
-              <w:right w:w="70" w:type="dxa"/>
-            </w:tcMar>
-            <w:vAlign w:val="center"/>
-          </w:tcPr>
-          <w:p>
-            <w:pPr>
-              <w:spacing w:after="0" w:line="276" w:lineRule="auto"/>
-              <w:rPr>
-                <w:rFonts w:ascii="Aptos Light" w:hAnsi="Aptos Light"/>
-                <w:szCs w:val="18"/>
-              </w:rPr>
-            </w:pPr>
-            <w:r>
-              <w:rPr>
-                <w:rFonts w:ascii="Aptos Light" w:eastAsia="Aptos" w:hAnsi="Aptos Light"/>
-                <w:b/>
-                <w:color w:val="1F2937"/>
-                <w:szCs w:val="18"/>
-              </w:rPr>
-              <w:t>W1-02</w:t>
-            </w:r>
-          </w:p>
-        </w:tc>
-        <w:tc>
-          <w:tcPr>
-            <w:tcW w:w="1956" w:type="dxa"/>
-            <w:tcBorders>
-              <w:top w:val="single" w:sz="4" w:space="0" w:color="6B7280"/>
-              <w:left w:val="single" w:sz="4" w:space="0" w:color="6B7280"/>
-              <w:bottom w:val="single" w:sz="4" w:space="0" w:color="6B7280"/>
-              <w:right w:val="single" w:sz="4" w:space="0" w:color="6B7280"/>
-            </w:tcBorders>
-            <w:shd w:val="clear" w:color="auto" w:fill="EAF1F7"/>
-            <w:tcMar>
-              <w:top w:w="50" w:type="dxa"/>
-              <w:left w:w="70" w:type="dxa"/>
-              <w:bottom w:w="50" w:type="dxa"/>
-              <w:right w:w="70" w:type="dxa"/>
-            </w:tcMar>
-            <w:vAlign w:val="center"/>
-          </w:tcPr>
-          <w:p>
-            <w:pPr>
-              <w:spacing w:after="0" w:line="276" w:lineRule="auto"/>
-              <w:rPr>
-                <w:rFonts w:ascii="Aptos Light" w:hAnsi="Aptos Light"/>
-                <w:b/>
-                <w:szCs w:val="18"/>
-              </w:rPr>
-            </w:pPr>
-            <w:r>
-              <w:rPr>
-                <w:rFonts w:ascii="Aptos Light" w:eastAsia="Aptos" w:hAnsi="Aptos Light"/>
-                <w:b/>
-                <w:color w:val="1F2937"/>
-                <w:szCs w:val="18"/>
-              </w:rPr>
-              <w:t>Scope</w:t>
-            </w:r>
-          </w:p>
-        </w:tc>
-        <w:tc>
-          <w:tcPr>
-            <w:tcW w:w="10059" w:type="dxa"/>
-            <w:tcBorders>
-              <w:top w:val="single" w:sz="4" w:space="0" w:color="6B7280"/>
-              <w:left w:val="single" w:sz="4" w:space="0" w:color="6B7280"/>
-              <w:bottom w:val="single" w:sz="4" w:space="0" w:color="6B7280"/>
-              <w:right w:val="single" w:sz="4" w:space="0" w:color="6B7280"/>
-            </w:tcBorders>
-            <w:shd w:val="clear" w:color="auto" w:fill="EAF1F7"/>
-            <w:tcMar>
-              <w:top w:w="50" w:type="dxa"/>
-              <w:left w:w="70" w:type="dxa"/>
-              <w:bottom w:w="50" w:type="dxa"/>
-              <w:right w:w="70" w:type="dxa"/>
-            </w:tcMar>
-            <w:vAlign w:val="center"/>
-          </w:tcPr>
-          <w:p>
-            <w:pPr>
-              <w:spacing w:after="0" w:line="276" w:lineRule="auto"/>
-              <w:rPr>
-                <w:rFonts w:ascii="Aptos Light" w:hAnsi="Aptos Light"/>
-                <w:szCs w:val="18"/>
-              </w:rPr>
-            </w:pPr>
-            <w:r>
-              <w:rPr>
-                <w:rFonts w:ascii="Aptos Light" w:eastAsia="Aptos" w:hAnsi="Aptos Light"/>
-                <w:color w:val="1F2937"/>
-                <w:szCs w:val="18"/>
-              </w:rPr>
-              <w:t>Finalize Version 1 boundaries</w:t>
-            </w:r>
-          </w:p>
-        </w:tc>
-        <w:tc>
-          <w:tcPr>
-            <w:tcW w:w="1536" w:type="dxa"/>
-            <w:tcBorders>
-              <w:top w:val="single" w:sz="4" w:space="0" w:color="6B7280"/>
-              <w:left w:val="single" w:sz="4" w:space="0" w:color="6B7280"/>
-              <w:bottom w:val="single" w:sz="4" w:space="0" w:color="6B7280"/>
-              <w:right w:val="single" w:sz="4" w:space="0" w:color="6B7280"/>
-            </w:tcBorders>
-            <w:shd w:val="clear" w:color="auto" w:fill="8DB3E2" w:themeFill="text2" w:themeFillTint="66"/>
-            <w:tcMar>
-              <w:top w:w="50" w:type="dxa"/>
-              <w:left w:w="70" w:type="dxa"/>
-              <w:bottom w:w="50" w:type="dxa"/>
-              <w:right w:w="70" w:type="dxa"/>
-            </w:tcMar>
-            <w:vAlign w:val="center"/>
-          </w:tcPr>
-          <w:p>
-            <w:pPr>
-              <w:spacing w:after="0" w:line="276" w:lineRule="auto"/>
-              <w:jc w:val="center"/>
-              <w:rPr>
-                <w:rFonts w:ascii="Aptos Light" w:hAnsi="Aptos Light"/>
-                <w:b/>
-                <w:szCs w:val="18"/>
-              </w:rPr>
-            </w:pPr>
-            <w:r>
-              <w:rPr>
-                <w:rFonts w:ascii="Aptos Light" w:eastAsia="Aptos" w:hAnsi="Aptos Light"/>
-                <w:b/>
-                <w:color w:val="1F2937"/>
-                <w:szCs w:val="18"/>
-              </w:rPr>
-              <w:t>Completed</w:t>
-            </w:r>
-          </w:p>
-        </w:tc>
-      </w:tr>
-      <w:tr>
-        <w:trPr>
-          <w:cantSplit/>
-          <w:trHeight w:val="180"/>
-          <w:jc w:val="center"/>
-        </w:trPr>
-        <w:tc>
-          <w:tcPr>
-            <w:tcW w:w="1117" w:type="dxa"/>
-            <w:tcBorders>
-              <w:top w:val="single" w:sz="4" w:space="0" w:color="6B7280"/>
-              <w:left w:val="single" w:sz="4" w:space="0" w:color="6B7280"/>
-              <w:bottom w:val="single" w:sz="4" w:space="0" w:color="6B7280"/>
-              <w:right w:val="single" w:sz="4" w:space="0" w:color="6B7280"/>
-            </w:tcBorders>
-            <w:tcMar>
-              <w:top w:w="50" w:type="dxa"/>
-              <w:left w:w="70" w:type="dxa"/>
-              <w:bottom w:w="50" w:type="dxa"/>
-              <w:right w:w="70" w:type="dxa"/>
-            </w:tcMar>
-            <w:vAlign w:val="center"/>
-          </w:tcPr>
-          <w:p>
-            <w:pPr>
-              <w:spacing w:after="0" w:line="276" w:lineRule="auto"/>
-              <w:rPr>
-                <w:rFonts w:ascii="Aptos Light" w:hAnsi="Aptos Light"/>
-                <w:szCs w:val="18"/>
-              </w:rPr>
-            </w:pPr>
-            <w:r>
-              <w:rPr>
-                <w:rFonts w:ascii="Aptos Light" w:eastAsia="Aptos" w:hAnsi="Aptos Light"/>
-                <w:b/>
-                <w:color w:val="1F2937"/>
-                <w:szCs w:val="18"/>
-              </w:rPr>
-              <w:t>W1-03</w:t>
-            </w:r>
-          </w:p>
-        </w:tc>
-        <w:tc>
-          <w:tcPr>
-            <w:tcW w:w="1956" w:type="dxa"/>
-            <w:tcBorders>
-              <w:top w:val="single" w:sz="4" w:space="0" w:color="6B7280"/>
-              <w:left w:val="single" w:sz="4" w:space="0" w:color="6B7280"/>
-              <w:bottom w:val="single" w:sz="4" w:space="0" w:color="6B7280"/>
-              <w:right w:val="single" w:sz="4" w:space="0" w:color="6B7280"/>
-            </w:tcBorders>
-            <w:tcMar>
-              <w:top w:w="50" w:type="dxa"/>
-              <w:left w:w="70" w:type="dxa"/>
-              <w:bottom w:w="50" w:type="dxa"/>
-              <w:right w:w="70" w:type="dxa"/>
-            </w:tcMar>
-            <w:vAlign w:val="center"/>
-          </w:tcPr>
-          <w:p>
-            <w:pPr>
-              <w:spacing w:after="0" w:line="276" w:lineRule="auto"/>
-              <w:rPr>
-                <w:rFonts w:ascii="Aptos Light" w:hAnsi="Aptos Light"/>
-                <w:b/>
-                <w:szCs w:val="18"/>
-              </w:rPr>
-            </w:pPr>
-            <w:r>
-              <w:rPr>
-                <w:rFonts w:ascii="Aptos Light" w:eastAsia="Aptos" w:hAnsi="Aptos Light"/>
-                <w:b/>
-                <w:color w:val="1F2937"/>
-                <w:szCs w:val="18"/>
-              </w:rPr>
-              <w:t>Requirements</w:t>
-            </w:r>
-          </w:p>
-        </w:tc>
-        <w:tc>
-          <w:tcPr>
-            <w:tcW w:w="10059" w:type="dxa"/>
-            <w:tcBorders>
-              <w:top w:val="single" w:sz="4" w:space="0" w:color="6B7280"/>
-              <w:left w:val="single" w:sz="4" w:space="0" w:color="6B7280"/>
-              <w:bottom w:val="single" w:sz="4" w:space="0" w:color="6B7280"/>
-              <w:right w:val="single" w:sz="4" w:space="0" w:color="6B7280"/>
-            </w:tcBorders>
-            <w:tcMar>
-              <w:top w:w="50" w:type="dxa"/>
-              <w:left w:w="70" w:type="dxa"/>
-              <w:bottom w:w="50" w:type="dxa"/>
-              <w:right w:w="70" w:type="dxa"/>
-            </w:tcMar>
-            <w:vAlign w:val="center"/>
-          </w:tcPr>
-          <w:p>
-            <w:pPr>
-              <w:spacing w:after="0" w:line="276" w:lineRule="auto"/>
-              <w:rPr>
-                <w:rFonts w:ascii="Aptos Light" w:hAnsi="Aptos Light"/>
-                <w:szCs w:val="18"/>
-              </w:rPr>
-            </w:pPr>
-            <w:r>
-              <w:rPr>
-                <w:rFonts w:ascii="Aptos Light" w:eastAsia="Aptos" w:hAnsi="Aptos Light"/>
-                <w:color w:val="1F2937"/>
-                <w:szCs w:val="18"/>
-              </w:rPr>
-              <w:t>Write functional requirements</w:t>
-            </w:r>
-          </w:p>
-        </w:tc>
-        <w:tc>
-          <w:tcPr>
-            <w:tcW w:w="1536" w:type="dxa"/>
-            <w:tcBorders>
-              <w:top w:val="single" w:sz="4" w:space="0" w:color="6B7280"/>
-              <w:left w:val="single" w:sz="4" w:space="0" w:color="6B7280"/>
-              <w:bottom w:val="single" w:sz="4" w:space="0" w:color="6B7280"/>
-              <w:right w:val="single" w:sz="4" w:space="0" w:color="6B7280"/>
-            </w:tcBorders>
-            <w:shd w:val="clear" w:color="auto" w:fill="8DB3E2" w:themeFill="text2" w:themeFillTint="66"/>
-            <w:tcMar>
-              <w:top w:w="50" w:type="dxa"/>
-              <w:left w:w="70" w:type="dxa"/>
-              <w:bottom w:w="50" w:type="dxa"/>
-              <w:right w:w="70" w:type="dxa"/>
-            </w:tcMar>
-            <w:vAlign w:val="center"/>
-          </w:tcPr>
-          <w:p>
-            <w:pPr>
-              <w:spacing w:after="0" w:line="276" w:lineRule="auto"/>
-              <w:jc w:val="center"/>
-              <w:rPr>
-                <w:rFonts w:ascii="Aptos Light" w:hAnsi="Aptos Light"/>
-                <w:b/>
-                <w:szCs w:val="18"/>
-              </w:rPr>
-            </w:pPr>
-            <w:r>
-              <w:rPr>
-                <w:rFonts w:ascii="Aptos Light" w:eastAsia="Aptos" w:hAnsi="Aptos Light"/>
-                <w:b/>
-                <w:color w:val="1F2937"/>
-                <w:szCs w:val="18"/>
-              </w:rPr>
-              <w:t>Completed</w:t>
-            </w:r>
-          </w:p>
-        </w:tc>
-      </w:tr>
-      <w:tr>
-        <w:trPr>
-          <w:cantSplit/>
-          <w:trHeight w:val="190"/>
-          <w:jc w:val="center"/>
-        </w:trPr>
-        <w:tc>
-          <w:tcPr>
-            <w:tcW w:w="1117" w:type="dxa"/>
-            <w:tcBorders>
-              <w:top w:val="single" w:sz="4" w:space="0" w:color="6B7280"/>
-              <w:left w:val="single" w:sz="4" w:space="0" w:color="6B7280"/>
-              <w:bottom w:val="single" w:sz="4" w:space="0" w:color="6B7280"/>
-              <w:right w:val="single" w:sz="4" w:space="0" w:color="6B7280"/>
-            </w:tcBorders>
-            <w:shd w:val="clear" w:color="auto" w:fill="EAF1F7"/>
-            <w:tcMar>
-              <w:top w:w="50" w:type="dxa"/>
-              <w:left w:w="70" w:type="dxa"/>
-              <w:bottom w:w="50" w:type="dxa"/>
-              <w:right w:w="70" w:type="dxa"/>
-            </w:tcMar>
-            <w:vAlign w:val="center"/>
-          </w:tcPr>
-          <w:p>
-            <w:pPr>
-              <w:spacing w:after="0" w:line="276" w:lineRule="auto"/>
-              <w:rPr>
-                <w:rFonts w:ascii="Aptos Light" w:hAnsi="Aptos Light"/>
-                <w:szCs w:val="18"/>
-              </w:rPr>
-            </w:pPr>
-            <w:r>
-              <w:rPr>
-                <w:rFonts w:ascii="Aptos Light" w:eastAsia="Aptos" w:hAnsi="Aptos Light"/>
-                <w:b/>
-                <w:color w:val="1F2937"/>
-                <w:szCs w:val="18"/>
-              </w:rPr>
-              <w:t>W1-04</w:t>
-            </w:r>
-          </w:p>
-        </w:tc>
-        <w:tc>
-          <w:tcPr>
-            <w:tcW w:w="1956" w:type="dxa"/>
-            <w:tcBorders>
-              <w:top w:val="single" w:sz="4" w:space="0" w:color="6B7280"/>
-              <w:left w:val="single" w:sz="4" w:space="0" w:color="6B7280"/>
-              <w:bottom w:val="single" w:sz="4" w:space="0" w:color="6B7280"/>
-              <w:right w:val="single" w:sz="4" w:space="0" w:color="6B7280"/>
-            </w:tcBorders>
-            <w:shd w:val="clear" w:color="auto" w:fill="EAF1F7"/>
-            <w:tcMar>
-              <w:top w:w="50" w:type="dxa"/>
-              <w:left w:w="70" w:type="dxa"/>
-              <w:bottom w:w="50" w:type="dxa"/>
-              <w:right w:w="70" w:type="dxa"/>
-            </w:tcMar>
-            <w:vAlign w:val="center"/>
-          </w:tcPr>
-          <w:p>
-            <w:pPr>
-              <w:spacing w:after="0" w:line="276" w:lineRule="auto"/>
-              <w:rPr>
-                <w:rFonts w:ascii="Aptos Light" w:hAnsi="Aptos Light"/>
-                <w:b/>
-                <w:szCs w:val="18"/>
-              </w:rPr>
-            </w:pPr>
-            <w:r>
-              <w:rPr>
-                <w:rFonts w:ascii="Aptos Light" w:eastAsia="Aptos" w:hAnsi="Aptos Light"/>
-                <w:b/>
-                <w:color w:val="1F2937"/>
-                <w:szCs w:val="18"/>
-              </w:rPr>
-              <w:t>Requirements</w:t>
-            </w:r>
-          </w:p>
-        </w:tc>
-        <w:tc>
-          <w:tcPr>
-            <w:tcW w:w="10059" w:type="dxa"/>
-            <w:tcBorders>
-              <w:top w:val="single" w:sz="4" w:space="0" w:color="6B7280"/>
-              <w:left w:val="single" w:sz="4" w:space="0" w:color="6B7280"/>
-              <w:bottom w:val="single" w:sz="4" w:space="0" w:color="6B7280"/>
-              <w:right w:val="single" w:sz="4" w:space="0" w:color="6B7280"/>
-            </w:tcBorders>
-            <w:shd w:val="clear" w:color="auto" w:fill="EAF1F7"/>
-            <w:tcMar>
-              <w:top w:w="50" w:type="dxa"/>
-              <w:left w:w="70" w:type="dxa"/>
-              <w:bottom w:w="50" w:type="dxa"/>
-              <w:right w:w="70" w:type="dxa"/>
-            </w:tcMar>
-            <w:vAlign w:val="center"/>
-          </w:tcPr>
-          <w:p>
-            <w:pPr>
-              <w:spacing w:after="0" w:line="276" w:lineRule="auto"/>
-              <w:rPr>
-                <w:rFonts w:ascii="Aptos Light" w:hAnsi="Aptos Light"/>
-                <w:szCs w:val="18"/>
-              </w:rPr>
-            </w:pPr>
-            <w:r>
-              <w:rPr>
-                <w:rFonts w:ascii="Aptos Light" w:eastAsia="Aptos" w:hAnsi="Aptos Light"/>
-                <w:color w:val="1F2937"/>
-                <w:szCs w:val="18"/>
-              </w:rPr>
-              <w:t>Write non-functional requirements</w:t>
-            </w:r>
-          </w:p>
-        </w:tc>
-        <w:tc>
-          <w:tcPr>
-            <w:tcW w:w="1536" w:type="dxa"/>
-            <w:tcBorders>
-              <w:top w:val="single" w:sz="4" w:space="0" w:color="6B7280"/>
-              <w:left w:val="single" w:sz="4" w:space="0" w:color="6B7280"/>
-              <w:bottom w:val="single" w:sz="4" w:space="0" w:color="6B7280"/>
-              <w:right w:val="single" w:sz="4" w:space="0" w:color="6B7280"/>
-            </w:tcBorders>
-            <w:shd w:val="clear" w:color="auto" w:fill="8DB3E2" w:themeFill="text2" w:themeFillTint="66"/>
-            <w:tcMar>
-              <w:top w:w="50" w:type="dxa"/>
-              <w:left w:w="70" w:type="dxa"/>
-              <w:bottom w:w="50" w:type="dxa"/>
-              <w:right w:w="70" w:type="dxa"/>
-            </w:tcMar>
-            <w:vAlign w:val="center"/>
-          </w:tcPr>
-          <w:p>
-            <w:pPr>
-              <w:spacing w:after="0" w:line="276" w:lineRule="auto"/>
-              <w:jc w:val="center"/>
-              <w:rPr>
-                <w:rFonts w:ascii="Aptos Light" w:hAnsi="Aptos Light"/>
-                <w:b/>
-                <w:szCs w:val="18"/>
-              </w:rPr>
-            </w:pPr>
-            <w:r>
-              <w:rPr>
-                <w:rFonts w:ascii="Aptos Light" w:eastAsia="Aptos" w:hAnsi="Aptos Light"/>
-                <w:b/>
-                <w:color w:val="1F2937"/>
-                <w:szCs w:val="18"/>
-              </w:rPr>
-              <w:t>Completed</w:t>
-            </w:r>
-          </w:p>
-        </w:tc>
-      </w:tr>
-      <w:tr>
-        <w:trPr>
-          <w:cantSplit/>
-          <w:trHeight w:val="180"/>
-          <w:jc w:val="center"/>
-        </w:trPr>
-        <w:tc>
-          <w:tcPr>
-            <w:tcW w:w="1117" w:type="dxa"/>
-            <w:tcBorders>
-              <w:top w:val="single" w:sz="4" w:space="0" w:color="6B7280"/>
-              <w:left w:val="single" w:sz="4" w:space="0" w:color="6B7280"/>
-              <w:bottom w:val="single" w:sz="4" w:space="0" w:color="6B7280"/>
-              <w:right w:val="single" w:sz="4" w:space="0" w:color="6B7280"/>
-            </w:tcBorders>
-            <w:tcMar>
-              <w:top w:w="50" w:type="dxa"/>
-              <w:left w:w="70" w:type="dxa"/>
-              <w:bottom w:w="50" w:type="dxa"/>
-              <w:right w:w="70" w:type="dxa"/>
-            </w:tcMar>
-            <w:vAlign w:val="center"/>
-          </w:tcPr>
-          <w:p>
-            <w:pPr>
-              <w:spacing w:after="0" w:line="276" w:lineRule="auto"/>
-              <w:rPr>
-                <w:rFonts w:ascii="Aptos Light" w:hAnsi="Aptos Light"/>
-                <w:szCs w:val="18"/>
-              </w:rPr>
-            </w:pPr>
-            <w:r>
-              <w:rPr>
-                <w:rFonts w:ascii="Aptos Light" w:eastAsia="Aptos" w:hAnsi="Aptos Light"/>
-                <w:b/>
-                <w:color w:val="1F2937"/>
-                <w:szCs w:val="18"/>
-              </w:rPr>
-              <w:t>W1-05</w:t>
-            </w:r>
-          </w:p>
-        </w:tc>
-        <w:tc>
-          <w:tcPr>
-            <w:tcW w:w="1956" w:type="dxa"/>
-            <w:tcBorders>
-              <w:top w:val="single" w:sz="4" w:space="0" w:color="6B7280"/>
-              <w:left w:val="single" w:sz="4" w:space="0" w:color="6B7280"/>
-              <w:bottom w:val="single" w:sz="4" w:space="0" w:color="6B7280"/>
-              <w:right w:val="single" w:sz="4" w:space="0" w:color="6B7280"/>
-            </w:tcBorders>
-            <w:tcMar>
-              <w:top w:w="50" w:type="dxa"/>
-              <w:left w:w="70" w:type="dxa"/>
-              <w:bottom w:w="50" w:type="dxa"/>
-              <w:right w:w="70" w:type="dxa"/>
-            </w:tcMar>
-            <w:vAlign w:val="center"/>
-          </w:tcPr>
-          <w:p>
-            <w:pPr>
-              <w:spacing w:after="0" w:line="276" w:lineRule="auto"/>
-              <w:rPr>
-                <w:rFonts w:ascii="Aptos Light" w:hAnsi="Aptos Light"/>
-                <w:b/>
-                <w:szCs w:val="18"/>
-              </w:rPr>
-            </w:pPr>
-            <w:r>
-              <w:rPr>
-                <w:rFonts w:ascii="Aptos Light" w:eastAsia="Aptos" w:hAnsi="Aptos Light"/>
-                <w:b/>
-                <w:color w:val="1F2937"/>
-                <w:szCs w:val="18"/>
-              </w:rPr>
-              <w:t>Trade-offs</w:t>
-            </w:r>
-          </w:p>
-        </w:tc>
-        <w:tc>
-          <w:tcPr>
-            <w:tcW w:w="10059" w:type="dxa"/>
-            <w:tcBorders>
-              <w:top w:val="single" w:sz="4" w:space="0" w:color="6B7280"/>
-              <w:left w:val="single" w:sz="4" w:space="0" w:color="6B7280"/>
-              <w:bottom w:val="single" w:sz="4" w:space="0" w:color="6B7280"/>
-              <w:right w:val="single" w:sz="4" w:space="0" w:color="6B7280"/>
-            </w:tcBorders>
-            <w:tcMar>
-              <w:top w:w="50" w:type="dxa"/>
-              <w:left w:w="70" w:type="dxa"/>
-              <w:bottom w:w="50" w:type="dxa"/>
-              <w:right w:w="70" w:type="dxa"/>
-            </w:tcMar>
-            <w:vAlign w:val="center"/>
-          </w:tcPr>
-          <w:p>
-            <w:pPr>
-              <w:spacing w:after="0" w:line="276" w:lineRule="auto"/>
-              <w:rPr>
-                <w:rFonts w:ascii="Aptos Light" w:hAnsi="Aptos Light"/>
-                <w:szCs w:val="18"/>
-              </w:rPr>
-            </w:pPr>
-            <w:r>
-              <w:rPr>
-                <w:rFonts w:ascii="Aptos Light" w:eastAsia="Aptos" w:hAnsi="Aptos Light"/>
-                <w:color w:val="1F2937"/>
-                <w:szCs w:val="18"/>
-              </w:rPr>
-              <w:t>Document excluded features and approach</w:t>
-            </w:r>
-          </w:p>
-        </w:tc>
-        <w:tc>
-          <w:tcPr>
-            <w:tcW w:w="1536" w:type="dxa"/>
-            <w:tcBorders>
-              <w:top w:val="single" w:sz="4" w:space="0" w:color="6B7280"/>
-              <w:left w:val="single" w:sz="4" w:space="0" w:color="6B7280"/>
-              <w:bottom w:val="single" w:sz="4" w:space="0" w:color="6B7280"/>
-              <w:right w:val="single" w:sz="4" w:space="0" w:color="6B7280"/>
-            </w:tcBorders>
-            <w:shd w:val="clear" w:color="auto" w:fill="8DB3E2" w:themeFill="text2" w:themeFillTint="66"/>
-            <w:tcMar>
-              <w:top w:w="50" w:type="dxa"/>
-              <w:left w:w="70" w:type="dxa"/>
-              <w:bottom w:w="50" w:type="dxa"/>
-              <w:right w:w="70" w:type="dxa"/>
-            </w:tcMar>
-            <w:vAlign w:val="center"/>
-          </w:tcPr>
-          <w:p>
-            <w:pPr>
-              <w:spacing w:after="0" w:line="276" w:lineRule="auto"/>
-              <w:jc w:val="center"/>
-              <w:rPr>
-                <w:rFonts w:ascii="Aptos Light" w:hAnsi="Aptos Light"/>
-                <w:b/>
-                <w:szCs w:val="18"/>
-              </w:rPr>
-            </w:pPr>
-            <w:r>
-              <w:rPr>
-                <w:rFonts w:ascii="Aptos Light" w:eastAsia="Aptos" w:hAnsi="Aptos Light"/>
-                <w:b/>
-                <w:color w:val="1F2937"/>
-                <w:szCs w:val="18"/>
-              </w:rPr>
-              <w:t>Completed</w:t>
-            </w:r>
-          </w:p>
-        </w:tc>
-      </w:tr>
-      <w:tr>
-        <w:trPr>
-          <w:cantSplit/>
-          <w:trHeight w:val="180"/>
-          <w:jc w:val="center"/>
-        </w:trPr>
-        <w:tc>
-          <w:tcPr>
-            <w:tcW w:w="1117" w:type="dxa"/>
-            <w:tcBorders>
-              <w:top w:val="single" w:sz="4" w:space="0" w:color="6B7280"/>
-              <w:left w:val="single" w:sz="4" w:space="0" w:color="6B7280"/>
-              <w:bottom w:val="single" w:sz="4" w:space="0" w:color="6B7280"/>
-              <w:right w:val="single" w:sz="4" w:space="0" w:color="6B7280"/>
-            </w:tcBorders>
-            <w:shd w:val="clear" w:color="auto" w:fill="EAF1F7"/>
-            <w:tcMar>
-              <w:top w:w="50" w:type="dxa"/>
-              <w:left w:w="70" w:type="dxa"/>
-              <w:bottom w:w="50" w:type="dxa"/>
-              <w:right w:w="70" w:type="dxa"/>
-            </w:tcMar>
-            <w:vAlign w:val="center"/>
-          </w:tcPr>
-          <w:p>
-            <w:pPr>
-              <w:spacing w:after="0" w:line="276" w:lineRule="auto"/>
-              <w:rPr>
-                <w:rFonts w:ascii="Aptos Light" w:hAnsi="Aptos Light"/>
-                <w:szCs w:val="18"/>
-              </w:rPr>
-            </w:pPr>
-            <w:r>
-              <w:rPr>
-                <w:rFonts w:ascii="Aptos Light" w:eastAsia="Aptos" w:hAnsi="Aptos Light"/>
-                <w:b/>
-                <w:color w:val="1F2937"/>
-                <w:szCs w:val="18"/>
-              </w:rPr>
-              <w:t>W2-01</w:t>
-            </w:r>
-          </w:p>
-        </w:tc>
-        <w:tc>
-          <w:tcPr>
-            <w:tcW w:w="1956" w:type="dxa"/>
-            <w:tcBorders>
-              <w:top w:val="single" w:sz="4" w:space="0" w:color="6B7280"/>
-              <w:left w:val="single" w:sz="4" w:space="0" w:color="6B7280"/>
-              <w:bottom w:val="single" w:sz="4" w:space="0" w:color="6B7280"/>
-              <w:right w:val="single" w:sz="4" w:space="0" w:color="6B7280"/>
-            </w:tcBorders>
-            <w:shd w:val="clear" w:color="auto" w:fill="EAF1F7"/>
-            <w:tcMar>
-              <w:top w:w="50" w:type="dxa"/>
-              <w:left w:w="70" w:type="dxa"/>
-              <w:bottom w:w="50" w:type="dxa"/>
-              <w:right w:w="70" w:type="dxa"/>
-            </w:tcMar>
-            <w:vAlign w:val="center"/>
-          </w:tcPr>
-          <w:p>
-            <w:pPr>
-              <w:spacing w:after="0" w:line="276" w:lineRule="auto"/>
-              <w:rPr>
-                <w:rFonts w:ascii="Aptos Light" w:hAnsi="Aptos Light"/>
-                <w:b/>
-                <w:szCs w:val="18"/>
-              </w:rPr>
-            </w:pPr>
-            <w:r>
-              <w:rPr>
-                <w:rFonts w:ascii="Aptos Light" w:eastAsia="Aptos" w:hAnsi="Aptos Light"/>
-                <w:b/>
-                <w:color w:val="1F2937"/>
-                <w:szCs w:val="18"/>
-              </w:rPr>
-              <w:t>UX/UI</w:t>
-            </w:r>
-          </w:p>
-        </w:tc>
-        <w:tc>
-          <w:tcPr>
-            <w:tcW w:w="10059" w:type="dxa"/>
-            <w:tcBorders>
-              <w:top w:val="single" w:sz="4" w:space="0" w:color="6B7280"/>
-              <w:left w:val="single" w:sz="4" w:space="0" w:color="6B7280"/>
-              <w:bottom w:val="single" w:sz="4" w:space="0" w:color="6B7280"/>
-              <w:right w:val="single" w:sz="4" w:space="0" w:color="6B7280"/>
-            </w:tcBorders>
-            <w:shd w:val="clear" w:color="auto" w:fill="EAF1F7"/>
-            <w:tcMar>
-              <w:top w:w="50" w:type="dxa"/>
-              <w:left w:w="70" w:type="dxa"/>
-              <w:bottom w:w="50" w:type="dxa"/>
-              <w:right w:w="70" w:type="dxa"/>
-            </w:tcMar>
-            <w:vAlign w:val="center"/>
-          </w:tcPr>
-          <w:p>
-            <w:pPr>
-              <w:spacing w:after="0" w:line="276" w:lineRule="auto"/>
-              <w:rPr>
-                <w:rFonts w:ascii="Aptos Light" w:hAnsi="Aptos Light"/>
-                <w:szCs w:val="18"/>
-              </w:rPr>
-            </w:pPr>
-            <w:r>
-              <w:rPr>
-                <w:rFonts w:ascii="Aptos Light" w:eastAsia="Aptos" w:hAnsi="Aptos Light"/>
-                <w:color w:val="1F2937"/>
-                <w:szCs w:val="18"/>
-              </w:rPr>
-              <w:t>Finalize account categories</w:t>
-            </w:r>
-          </w:p>
-        </w:tc>
-        <w:tc>
-          <w:tcPr>
-            <w:tcW w:w="1536" w:type="dxa"/>
-            <w:tcBorders>
-              <w:top w:val="single" w:sz="4" w:space="0" w:color="6B7280"/>
-              <w:left w:val="single" w:sz="4" w:space="0" w:color="6B7280"/>
-              <w:bottom w:val="single" w:sz="4" w:space="0" w:color="6B7280"/>
-              <w:right w:val="single" w:sz="4" w:space="0" w:color="6B7280"/>
-            </w:tcBorders>
-            <w:shd w:val="clear" w:color="auto" w:fill="8DB3E2" w:themeFill="text2" w:themeFillTint="66"/>
-            <w:tcMar>
-              <w:top w:w="50" w:type="dxa"/>
-              <w:left w:w="70" w:type="dxa"/>
-              <w:bottom w:w="50" w:type="dxa"/>
-              <w:right w:w="70" w:type="dxa"/>
-            </w:tcMar>
-            <w:vAlign w:val="center"/>
-          </w:tcPr>
-          <w:p>
-            <w:pPr>
-              <w:spacing w:after="0" w:line="276" w:lineRule="auto"/>
-              <w:jc w:val="center"/>
-              <w:rPr>
-                <w:rFonts w:ascii="Aptos Light" w:hAnsi="Aptos Light"/>
-                <w:b/>
-                <w:szCs w:val="18"/>
-              </w:rPr>
-            </w:pPr>
-            <w:r>
-              <w:rPr>
-                <w:rFonts w:ascii="Aptos Light" w:eastAsia="Aptos" w:hAnsi="Aptos Light"/>
-                <w:b/>
-                <w:color w:val="1F2937"/>
-                <w:szCs w:val="18"/>
-              </w:rPr>
-              <w:t>Completed</w:t>
-            </w:r>
-          </w:p>
-        </w:tc>
-      </w:tr>
-      <w:tr>
-        <w:trPr>
-          <w:cantSplit/>
-          <w:trHeight w:val="180"/>
-          <w:jc w:val="center"/>
-        </w:trPr>
-        <w:tc>
-          <w:tcPr>
-            <w:tcW w:w="1117" w:type="dxa"/>
-            <w:tcBorders>
-              <w:top w:val="single" w:sz="4" w:space="0" w:color="6B7280"/>
-              <w:left w:val="single" w:sz="4" w:space="0" w:color="6B7280"/>
-              <w:bottom w:val="single" w:sz="4" w:space="0" w:color="6B7280"/>
-              <w:right w:val="single" w:sz="4" w:space="0" w:color="6B7280"/>
-            </w:tcBorders>
-            <w:tcMar>
-              <w:top w:w="50" w:type="dxa"/>
-              <w:left w:w="70" w:type="dxa"/>
-              <w:bottom w:w="50" w:type="dxa"/>
-              <w:right w:w="70" w:type="dxa"/>
-            </w:tcMar>
-            <w:vAlign w:val="center"/>
-          </w:tcPr>
-          <w:p>
-            <w:pPr>
-              <w:spacing w:after="0" w:line="276" w:lineRule="auto"/>
-              <w:rPr>
-                <w:rFonts w:ascii="Aptos Light" w:hAnsi="Aptos Light"/>
-                <w:szCs w:val="18"/>
-              </w:rPr>
-            </w:pPr>
-            <w:r>
-              <w:rPr>
-                <w:rFonts w:ascii="Aptos Light" w:eastAsia="Aptos" w:hAnsi="Aptos Light"/>
-                <w:b/>
-                <w:color w:val="1F2937"/>
-                <w:szCs w:val="18"/>
-              </w:rPr>
-              <w:t>W2-02</w:t>
-            </w:r>
-          </w:p>
-        </w:tc>
-        <w:tc>
-          <w:tcPr>
-            <w:tcW w:w="1956" w:type="dxa"/>
-            <w:tcBorders>
-              <w:top w:val="single" w:sz="4" w:space="0" w:color="6B7280"/>
-              <w:left w:val="single" w:sz="4" w:space="0" w:color="6B7280"/>
-              <w:bottom w:val="single" w:sz="4" w:space="0" w:color="6B7280"/>
-              <w:right w:val="single" w:sz="4" w:space="0" w:color="6B7280"/>
-            </w:tcBorders>
-            <w:tcMar>
-              <w:top w:w="50" w:type="dxa"/>
-              <w:left w:w="70" w:type="dxa"/>
-              <w:bottom w:w="50" w:type="dxa"/>
-              <w:right w:w="70" w:type="dxa"/>
-            </w:tcMar>
-            <w:vAlign w:val="center"/>
-          </w:tcPr>
-          <w:p>
-            <w:pPr>
-              <w:spacing w:after="0" w:line="276" w:lineRule="auto"/>
-              <w:rPr>
-                <w:rFonts w:ascii="Aptos Light" w:hAnsi="Aptos Light"/>
-                <w:b/>
-                <w:szCs w:val="18"/>
-              </w:rPr>
-            </w:pPr>
-            <w:r>
-              <w:rPr>
-                <w:rFonts w:ascii="Aptos Light" w:eastAsia="Aptos" w:hAnsi="Aptos Light"/>
-                <w:b/>
-                <w:color w:val="1F2937"/>
-                <w:szCs w:val="18"/>
-              </w:rPr>
-              <w:t>UX/UI</w:t>
-            </w:r>
-          </w:p>
-        </w:tc>
-        <w:tc>
-          <w:tcPr>
-            <w:tcW w:w="10059" w:type="dxa"/>
-            <w:tcBorders>
-              <w:top w:val="single" w:sz="4" w:space="0" w:color="6B7280"/>
-              <w:left w:val="single" w:sz="4" w:space="0" w:color="6B7280"/>
-              <w:bottom w:val="single" w:sz="4" w:space="0" w:color="6B7280"/>
-              <w:right w:val="single" w:sz="4" w:space="0" w:color="6B7280"/>
-            </w:tcBorders>
-            <w:tcMar>
-              <w:top w:w="50" w:type="dxa"/>
-              <w:left w:w="70" w:type="dxa"/>
-              <w:bottom w:w="50" w:type="dxa"/>
-              <w:right w:w="70" w:type="dxa"/>
-            </w:tcMar>
-            <w:vAlign w:val="center"/>
-          </w:tcPr>
-          <w:p>
-            <w:pPr>
-              <w:spacing w:after="0" w:line="276" w:lineRule="auto"/>
-              <w:rPr>
-                <w:rFonts w:ascii="Aptos Light" w:hAnsi="Aptos Light"/>
-                <w:szCs w:val="18"/>
-              </w:rPr>
-            </w:pPr>
-            <w:r>
-              <w:rPr>
-                <w:rFonts w:ascii="Aptos Light" w:eastAsia="Aptos" w:hAnsi="Aptos Light"/>
-                <w:color w:val="1F2937"/>
-                <w:szCs w:val="18"/>
-              </w:rPr>
-              <w:t>Finalize prototype and user flows</w:t>
-            </w:r>
-          </w:p>
-        </w:tc>
-        <w:tc>
-          <w:tcPr>
-            <w:tcW w:w="1536" w:type="dxa"/>
-            <w:tcBorders>
-              <w:top w:val="single" w:sz="4" w:space="0" w:color="6B7280"/>
-              <w:left w:val="single" w:sz="4" w:space="0" w:color="6B7280"/>
-              <w:bottom w:val="single" w:sz="4" w:space="0" w:color="6B7280"/>
-              <w:right w:val="single" w:sz="4" w:space="0" w:color="6B7280"/>
-            </w:tcBorders>
-            <w:shd w:val="clear" w:color="auto" w:fill="8DB3E2" w:themeFill="text2" w:themeFillTint="66"/>
-            <w:tcMar>
-              <w:top w:w="50" w:type="dxa"/>
-              <w:left w:w="70" w:type="dxa"/>
-              <w:bottom w:w="50" w:type="dxa"/>
-              <w:right w:w="70" w:type="dxa"/>
-            </w:tcMar>
-            <w:vAlign w:val="center"/>
-          </w:tcPr>
-          <w:p>
-            <w:pPr>
-              <w:spacing w:after="0" w:line="276" w:lineRule="auto"/>
-              <w:jc w:val="center"/>
-              <w:rPr>
-                <w:rFonts w:ascii="Aptos Light" w:hAnsi="Aptos Light"/>
-                <w:b/>
-                <w:szCs w:val="18"/>
-              </w:rPr>
-            </w:pPr>
-            <w:r>
-              <w:rPr>
-                <w:rFonts w:ascii="Aptos Light" w:eastAsia="Aptos" w:hAnsi="Aptos Light"/>
-                <w:b/>
-                <w:color w:val="1F2937"/>
-                <w:szCs w:val="18"/>
-              </w:rPr>
-              <w:t>Completed</w:t>
-            </w:r>
-          </w:p>
-        </w:tc>
-      </w:tr>
-      <w:tr>
-        <w:trPr>
-          <w:cantSplit/>
-          <w:trHeight w:val="190"/>
-          <w:jc w:val="center"/>
-        </w:trPr>
-        <w:tc>
-          <w:tcPr>
-            <w:tcW w:w="1117" w:type="dxa"/>
-            <w:tcBorders>
-              <w:top w:val="single" w:sz="4" w:space="0" w:color="6B7280"/>
-              <w:left w:val="single" w:sz="4" w:space="0" w:color="6B7280"/>
-              <w:bottom w:val="single" w:sz="4" w:space="0" w:color="6B7280"/>
-              <w:right w:val="single" w:sz="4" w:space="0" w:color="6B7280"/>
-            </w:tcBorders>
-            <w:shd w:val="clear" w:color="auto" w:fill="EAF1F7"/>
-            <w:tcMar>
-              <w:top w:w="50" w:type="dxa"/>
-              <w:left w:w="70" w:type="dxa"/>
-              <w:bottom w:w="50" w:type="dxa"/>
-              <w:right w:w="70" w:type="dxa"/>
-            </w:tcMar>
-            <w:vAlign w:val="center"/>
-          </w:tcPr>
-          <w:p>
-            <w:pPr>
-              <w:spacing w:after="0" w:line="276" w:lineRule="auto"/>
-              <w:rPr>
-                <w:rFonts w:ascii="Aptos Light" w:hAnsi="Aptos Light"/>
-                <w:szCs w:val="18"/>
-              </w:rPr>
-            </w:pPr>
-            <w:r>
-              <w:rPr>
-                <w:rFonts w:ascii="Aptos Light" w:eastAsia="Aptos" w:hAnsi="Aptos Light"/>
-                <w:b/>
-                <w:color w:val="1F2937"/>
-                <w:szCs w:val="18"/>
-              </w:rPr>
-              <w:t>W2-03</w:t>
-            </w:r>
-          </w:p>
-        </w:tc>
-        <w:tc>
-          <w:tcPr>
-            <w:tcW w:w="1956" w:type="dxa"/>
-            <w:tcBorders>
-              <w:top w:val="single" w:sz="4" w:space="0" w:color="6B7280"/>
-              <w:left w:val="single" w:sz="4" w:space="0" w:color="6B7280"/>
-              <w:bottom w:val="single" w:sz="4" w:space="0" w:color="6B7280"/>
-              <w:right w:val="single" w:sz="4" w:space="0" w:color="6B7280"/>
-            </w:tcBorders>
-            <w:shd w:val="clear" w:color="auto" w:fill="EAF1F7"/>
-            <w:tcMar>
-              <w:top w:w="50" w:type="dxa"/>
-              <w:left w:w="70" w:type="dxa"/>
-              <w:bottom w:w="50" w:type="dxa"/>
-              <w:right w:w="70" w:type="dxa"/>
-            </w:tcMar>
-            <w:vAlign w:val="center"/>
-          </w:tcPr>
-          <w:p>
-            <w:pPr>
-              <w:spacing w:after="0" w:line="276" w:lineRule="auto"/>
-              <w:rPr>
-                <w:rFonts w:ascii="Aptos Light" w:hAnsi="Aptos Light"/>
-                <w:b/>
-                <w:szCs w:val="18"/>
-              </w:rPr>
-            </w:pPr>
-            <w:r>
-              <w:rPr>
-                <w:rFonts w:ascii="Aptos Light" w:eastAsia="Aptos" w:hAnsi="Aptos Light"/>
-                <w:b/>
-                <w:color w:val="1F2937"/>
-                <w:szCs w:val="18"/>
-              </w:rPr>
-              <w:t>Architecture</w:t>
-            </w:r>
-          </w:p>
-        </w:tc>
-        <w:tc>
-          <w:tcPr>
-            <w:tcW w:w="10059" w:type="dxa"/>
-            <w:tcBorders>
-              <w:top w:val="single" w:sz="4" w:space="0" w:color="6B7280"/>
-              <w:left w:val="single" w:sz="4" w:space="0" w:color="6B7280"/>
-              <w:bottom w:val="single" w:sz="4" w:space="0" w:color="6B7280"/>
-              <w:right w:val="single" w:sz="4" w:space="0" w:color="6B7280"/>
-            </w:tcBorders>
-            <w:shd w:val="clear" w:color="auto" w:fill="EAF1F7"/>
-            <w:tcMar>
-              <w:top w:w="50" w:type="dxa"/>
-              <w:left w:w="70" w:type="dxa"/>
-              <w:bottom w:w="50" w:type="dxa"/>
-              <w:right w:w="70" w:type="dxa"/>
-            </w:tcMar>
-            <w:vAlign w:val="center"/>
-          </w:tcPr>
-          <w:p>
-            <w:pPr>
-              <w:spacing w:after="0" w:line="276" w:lineRule="auto"/>
-              <w:rPr>
-                <w:rFonts w:ascii="Aptos Light" w:hAnsi="Aptos Light"/>
-                <w:szCs w:val="18"/>
-              </w:rPr>
-            </w:pPr>
-            <w:r>
-              <w:rPr>
-                <w:rFonts w:ascii="Aptos Light" w:eastAsia="Aptos" w:hAnsi="Aptos Light"/>
-                <w:color w:val="1F2937"/>
-                <w:szCs w:val="18"/>
-              </w:rPr>
-              <w:t>Define runtime architecture</w:t>
-            </w:r>
-          </w:p>
-        </w:tc>
-        <w:tc>
-          <w:tcPr>
-            <w:tcW w:w="1536" w:type="dxa"/>
-            <w:tcBorders>
-              <w:top w:val="single" w:sz="4" w:space="0" w:color="6B7280"/>
-              <w:left w:val="single" w:sz="4" w:space="0" w:color="6B7280"/>
-              <w:bottom w:val="single" w:sz="4" w:space="0" w:color="6B7280"/>
-              <w:right w:val="single" w:sz="4" w:space="0" w:color="6B7280"/>
-            </w:tcBorders>
-            <w:shd w:val="clear" w:color="auto" w:fill="8DB3E2" w:themeFill="text2" w:themeFillTint="66"/>
-            <w:tcMar>
-              <w:top w:w="50" w:type="dxa"/>
-              <w:left w:w="70" w:type="dxa"/>
-              <w:bottom w:w="50" w:type="dxa"/>
-              <w:right w:w="70" w:type="dxa"/>
-            </w:tcMar>
-            <w:vAlign w:val="center"/>
-          </w:tcPr>
-          <w:p>
-            <w:pPr>
-              <w:spacing w:after="0" w:line="276" w:lineRule="auto"/>
-              <w:jc w:val="center"/>
-              <w:rPr>
-                <w:rFonts w:ascii="Aptos Light" w:hAnsi="Aptos Light"/>
-                <w:b/>
-                <w:szCs w:val="18"/>
-              </w:rPr>
-            </w:pPr>
-            <w:r>
-              <w:rPr>
-                <w:rFonts w:ascii="Aptos Light" w:eastAsia="Aptos" w:hAnsi="Aptos Light"/>
-                <w:b/>
-                <w:color w:val="1F2937"/>
-                <w:szCs w:val="18"/>
-              </w:rPr>
-              <w:t>Completed</w:t>
-            </w:r>
-          </w:p>
-        </w:tc>
-      </w:tr>
-      <w:tr>
-        <w:trPr>
-          <w:cantSplit/>
-          <w:trHeight w:val="180"/>
-          <w:jc w:val="center"/>
-        </w:trPr>
-        <w:tc>
-          <w:tcPr>
-            <w:tcW w:w="1117" w:type="dxa"/>
-            <w:tcBorders>
-              <w:top w:val="single" w:sz="4" w:space="0" w:color="6B7280"/>
-              <w:left w:val="single" w:sz="4" w:space="0" w:color="6B7280"/>
-              <w:bottom w:val="single" w:sz="4" w:space="0" w:color="6B7280"/>
-              <w:right w:val="single" w:sz="4" w:space="0" w:color="6B7280"/>
-            </w:tcBorders>
-            <w:tcMar>
-              <w:top w:w="50" w:type="dxa"/>
-              <w:left w:w="70" w:type="dxa"/>
-              <w:bottom w:w="50" w:type="dxa"/>
-              <w:right w:w="70" w:type="dxa"/>
-            </w:tcMar>
-            <w:vAlign w:val="center"/>
-          </w:tcPr>
-          <w:p>
-            <w:pPr>
-              <w:spacing w:after="0" w:line="276" w:lineRule="auto"/>
-              <w:rPr>
-                <w:rFonts w:ascii="Aptos Light" w:hAnsi="Aptos Light"/>
-                <w:szCs w:val="18"/>
-              </w:rPr>
-            </w:pPr>
-            <w:r>
-              <w:rPr>
-                <w:rFonts w:ascii="Aptos Light" w:eastAsia="Aptos" w:hAnsi="Aptos Light"/>
-                <w:b/>
-                <w:color w:val="1F2937"/>
-                <w:szCs w:val="18"/>
-              </w:rPr>
-              <w:t>W2-04</w:t>
-            </w:r>
-          </w:p>
-        </w:tc>
-        <w:tc>
-          <w:tcPr>
-            <w:tcW w:w="1956" w:type="dxa"/>
-            <w:tcBorders>
-              <w:top w:val="single" w:sz="4" w:space="0" w:color="6B7280"/>
-              <w:left w:val="single" w:sz="4" w:space="0" w:color="6B7280"/>
-              <w:bottom w:val="single" w:sz="4" w:space="0" w:color="6B7280"/>
-              <w:right w:val="single" w:sz="4" w:space="0" w:color="6B7280"/>
-            </w:tcBorders>
-            <w:tcMar>
-              <w:top w:w="50" w:type="dxa"/>
-              <w:left w:w="70" w:type="dxa"/>
-              <w:bottom w:w="50" w:type="dxa"/>
-              <w:right w:w="70" w:type="dxa"/>
-            </w:tcMar>
-            <w:vAlign w:val="center"/>
-          </w:tcPr>
-          <w:p>
-            <w:pPr>
-              <w:spacing w:after="0" w:line="276" w:lineRule="auto"/>
-              <w:rPr>
-                <w:rFonts w:ascii="Aptos Light" w:hAnsi="Aptos Light"/>
-                <w:b/>
-                <w:szCs w:val="18"/>
-              </w:rPr>
-            </w:pPr>
-            <w:r>
-              <w:rPr>
-                <w:rFonts w:ascii="Aptos Light" w:eastAsia="Aptos" w:hAnsi="Aptos Light"/>
-                <w:b/>
-                <w:color w:val="1F2937"/>
-                <w:szCs w:val="18"/>
-              </w:rPr>
-              <w:t>Architecture</w:t>
-            </w:r>
-          </w:p>
-        </w:tc>
-        <w:tc>
-          <w:tcPr>
-            <w:tcW w:w="10059" w:type="dxa"/>
-            <w:tcBorders>
-              <w:top w:val="single" w:sz="4" w:space="0" w:color="6B7280"/>
-              <w:left w:val="single" w:sz="4" w:space="0" w:color="6B7280"/>
-              <w:bottom w:val="single" w:sz="4" w:space="0" w:color="6B7280"/>
-              <w:right w:val="single" w:sz="4" w:space="0" w:color="6B7280"/>
-            </w:tcBorders>
-            <w:tcMar>
-              <w:top w:w="50" w:type="dxa"/>
-              <w:left w:w="70" w:type="dxa"/>
-              <w:bottom w:w="50" w:type="dxa"/>
-              <w:right w:w="70" w:type="dxa"/>
-            </w:tcMar>
-            <w:vAlign w:val="center"/>
-          </w:tcPr>
-          <w:p>
-            <w:pPr>
-              <w:spacing w:after="0" w:line="276" w:lineRule="auto"/>
-              <w:rPr>
-                <w:rFonts w:ascii="Aptos Light" w:hAnsi="Aptos Light"/>
-                <w:szCs w:val="18"/>
-              </w:rPr>
-            </w:pPr>
-            <w:r>
-              <w:rPr>
-                <w:rFonts w:ascii="Aptos Light" w:eastAsia="Aptos" w:hAnsi="Aptos Light"/>
-                <w:color w:val="1F2937"/>
-                <w:szCs w:val="18"/>
-              </w:rPr>
-              <w:t>Define technologies and module responsibilities</w:t>
-            </w:r>
-          </w:p>
-        </w:tc>
-        <w:tc>
-          <w:tcPr>
-            <w:tcW w:w="1536" w:type="dxa"/>
-            <w:tcBorders>
-              <w:top w:val="single" w:sz="4" w:space="0" w:color="6B7280"/>
-              <w:left w:val="single" w:sz="4" w:space="0" w:color="6B7280"/>
-              <w:bottom w:val="single" w:sz="4" w:space="0" w:color="6B7280"/>
-              <w:right w:val="single" w:sz="4" w:space="0" w:color="6B7280"/>
-            </w:tcBorders>
-            <w:shd w:val="clear" w:color="auto" w:fill="8DB3E2" w:themeFill="text2" w:themeFillTint="66"/>
-            <w:tcMar>
-              <w:top w:w="50" w:type="dxa"/>
-              <w:left w:w="70" w:type="dxa"/>
-              <w:bottom w:w="50" w:type="dxa"/>
-              <w:right w:w="70" w:type="dxa"/>
-            </w:tcMar>
-            <w:vAlign w:val="center"/>
-          </w:tcPr>
-          <w:p>
-            <w:pPr>
-              <w:spacing w:after="0" w:line="276" w:lineRule="auto"/>
-              <w:jc w:val="center"/>
-              <w:rPr>
-                <w:rFonts w:ascii="Aptos Light" w:hAnsi="Aptos Light"/>
-                <w:b/>
-                <w:szCs w:val="18"/>
-              </w:rPr>
-            </w:pPr>
-            <w:r>
-              <w:rPr>
-                <w:rFonts w:ascii="Aptos Light" w:eastAsia="Aptos" w:hAnsi="Aptos Light"/>
-                <w:b/>
-                <w:color w:val="1F2937"/>
-                <w:szCs w:val="18"/>
-              </w:rPr>
-              <w:t>Completed</w:t>
-            </w:r>
-          </w:p>
-        </w:tc>
-      </w:tr>
-      <w:tr>
-        <w:trPr>
-          <w:cantSplit/>
-          <w:trHeight w:val="180"/>
-          <w:jc w:val="center"/>
-        </w:trPr>
-        <w:tc>
-          <w:tcPr>
-            <w:tcW w:w="1117" w:type="dxa"/>
-            <w:tcBorders>
-              <w:top w:val="single" w:sz="4" w:space="0" w:color="6B7280"/>
-              <w:left w:val="single" w:sz="4" w:space="0" w:color="6B7280"/>
-              <w:bottom w:val="single" w:sz="4" w:space="0" w:color="6B7280"/>
-              <w:right w:val="single" w:sz="4" w:space="0" w:color="6B7280"/>
-            </w:tcBorders>
-            <w:shd w:val="clear" w:color="auto" w:fill="EAF1F7"/>
-            <w:tcMar>
-              <w:top w:w="50" w:type="dxa"/>
-              <w:left w:w="70" w:type="dxa"/>
-              <w:bottom w:w="50" w:type="dxa"/>
-              <w:right w:w="70" w:type="dxa"/>
-            </w:tcMar>
-            <w:vAlign w:val="center"/>
-          </w:tcPr>
-          <w:p>
-            <w:pPr>
-              <w:spacing w:after="0" w:line="276" w:lineRule="auto"/>
-              <w:rPr>
-                <w:rFonts w:ascii="Aptos Light" w:hAnsi="Aptos Light"/>
-                <w:szCs w:val="18"/>
-              </w:rPr>
-            </w:pPr>
-            <w:r>
-              <w:rPr>
-                <w:rFonts w:ascii="Aptos Light" w:eastAsia="Aptos" w:hAnsi="Aptos Light"/>
-                <w:b/>
-                <w:color w:val="1F2937"/>
-                <w:szCs w:val="18"/>
-              </w:rPr>
-              <w:t>W2-05</w:t>
-            </w:r>
-          </w:p>
-        </w:tc>
-        <w:tc>
-          <w:tcPr>
-            <w:tcW w:w="1956" w:type="dxa"/>
-            <w:tcBorders>
-              <w:top w:val="single" w:sz="4" w:space="0" w:color="6B7280"/>
-              <w:left w:val="single" w:sz="4" w:space="0" w:color="6B7280"/>
-              <w:bottom w:val="single" w:sz="4" w:space="0" w:color="6B7280"/>
-              <w:right w:val="single" w:sz="4" w:space="0" w:color="6B7280"/>
-            </w:tcBorders>
-            <w:shd w:val="clear" w:color="auto" w:fill="EAF1F7"/>
-            <w:tcMar>
-              <w:top w:w="50" w:type="dxa"/>
-              <w:left w:w="70" w:type="dxa"/>
-              <w:bottom w:w="50" w:type="dxa"/>
-              <w:right w:w="70" w:type="dxa"/>
-            </w:tcMar>
-            <w:vAlign w:val="center"/>
-          </w:tcPr>
-          <w:p>
-            <w:pPr>
-              <w:spacing w:after="0" w:line="276" w:lineRule="auto"/>
-              <w:rPr>
-                <w:rFonts w:ascii="Aptos Light" w:hAnsi="Aptos Light"/>
-                <w:b/>
-                <w:szCs w:val="18"/>
-              </w:rPr>
-            </w:pPr>
-            <w:r>
-              <w:rPr>
-                <w:rFonts w:ascii="Aptos Light" w:eastAsia="Aptos" w:hAnsi="Aptos Light"/>
-                <w:b/>
-                <w:color w:val="1F2937"/>
-                <w:szCs w:val="18"/>
-              </w:rPr>
-              <w:t>Architecture</w:t>
-            </w:r>
-          </w:p>
-        </w:tc>
-        <w:tc>
-          <w:tcPr>
-            <w:tcW w:w="10059" w:type="dxa"/>
-            <w:tcBorders>
-              <w:top w:val="single" w:sz="4" w:space="0" w:color="6B7280"/>
-              <w:left w:val="single" w:sz="4" w:space="0" w:color="6B7280"/>
-              <w:bottom w:val="single" w:sz="4" w:space="0" w:color="6B7280"/>
-              <w:right w:val="single" w:sz="4" w:space="0" w:color="6B7280"/>
-            </w:tcBorders>
-            <w:shd w:val="clear" w:color="auto" w:fill="EAF1F7"/>
-            <w:tcMar>
-              <w:top w:w="50" w:type="dxa"/>
-              <w:left w:w="70" w:type="dxa"/>
-              <w:bottom w:w="50" w:type="dxa"/>
-              <w:right w:w="70" w:type="dxa"/>
-            </w:tcMar>
-            <w:vAlign w:val="center"/>
-          </w:tcPr>
-          <w:p>
-            <w:pPr>
-              <w:spacing w:after="0" w:line="276" w:lineRule="auto"/>
-              <w:rPr>
-                <w:rFonts w:ascii="Aptos Light" w:hAnsi="Aptos Light"/>
-                <w:szCs w:val="18"/>
-              </w:rPr>
-            </w:pPr>
-            <w:r>
-              <w:rPr>
-                <w:rFonts w:ascii="Aptos Light" w:eastAsia="Aptos" w:hAnsi="Aptos Light"/>
-                <w:color w:val="1F2937"/>
-                <w:szCs w:val="18"/>
-              </w:rPr>
-              <w:t>Record architecture decisions</w:t>
-            </w:r>
-          </w:p>
-        </w:tc>
-        <w:tc>
-          <w:tcPr>
-            <w:tcW w:w="1536" w:type="dxa"/>
-            <w:tcBorders>
-              <w:top w:val="single" w:sz="4" w:space="0" w:color="6B7280"/>
-              <w:left w:val="single" w:sz="4" w:space="0" w:color="6B7280"/>
-              <w:bottom w:val="single" w:sz="4" w:space="0" w:color="6B7280"/>
-              <w:right w:val="single" w:sz="4" w:space="0" w:color="6B7280"/>
-            </w:tcBorders>
-            <w:shd w:val="clear" w:color="auto" w:fill="8DB3E2" w:themeFill="text2" w:themeFillTint="66"/>
-            <w:tcMar>
-              <w:top w:w="50" w:type="dxa"/>
-              <w:left w:w="70" w:type="dxa"/>
-              <w:bottom w:w="50" w:type="dxa"/>
-              <w:right w:w="70" w:type="dxa"/>
-            </w:tcMar>
-            <w:vAlign w:val="center"/>
-          </w:tcPr>
-          <w:p>
-            <w:pPr>
-              <w:spacing w:after="0" w:line="276" w:lineRule="auto"/>
-              <w:jc w:val="center"/>
-              <w:rPr>
-                <w:rFonts w:ascii="Aptos Light" w:hAnsi="Aptos Light"/>
-                <w:b/>
-                <w:szCs w:val="18"/>
-              </w:rPr>
-            </w:pPr>
-            <w:r>
-              <w:rPr>
-                <w:rFonts w:ascii="Aptos Light" w:eastAsia="Aptos" w:hAnsi="Aptos Light"/>
-                <w:b/>
-                <w:color w:val="1F2937"/>
-                <w:szCs w:val="18"/>
-              </w:rPr>
-              <w:t>Completed</w:t>
-            </w:r>
-          </w:p>
-        </w:tc>
-      </w:tr>
-      <w:tr>
-        <w:trPr>
-          <w:cantSplit/>
-          <w:trHeight w:val="190"/>
-          <w:jc w:val="center"/>
-        </w:trPr>
-        <w:tc>
-          <w:tcPr>
-            <w:tcW w:w="1117" w:type="dxa"/>
-            <w:tcBorders>
-              <w:top w:val="single" w:sz="4" w:space="0" w:color="6B7280"/>
-              <w:left w:val="single" w:sz="4" w:space="0" w:color="6B7280"/>
-              <w:bottom w:val="single" w:sz="4" w:space="0" w:color="6B7280"/>
-              <w:right w:val="single" w:sz="4" w:space="0" w:color="6B7280"/>
-            </w:tcBorders>
-            <w:tcMar>
-              <w:top w:w="50" w:type="dxa"/>
-              <w:left w:w="70" w:type="dxa"/>
-              <w:bottom w:w="50" w:type="dxa"/>
-              <w:right w:w="70" w:type="dxa"/>
-            </w:tcMar>
-            <w:vAlign w:val="center"/>
-          </w:tcPr>
-          <w:p>
-            <w:pPr>
-              <w:spacing w:after="0" w:line="276" w:lineRule="auto"/>
-              <w:rPr>
-                <w:rFonts w:ascii="Aptos Light" w:hAnsi="Aptos Light"/>
-                <w:szCs w:val="18"/>
-              </w:rPr>
-            </w:pPr>
-            <w:r>
-              <w:rPr>
-                <w:rFonts w:ascii="Aptos Light" w:eastAsia="Aptos" w:hAnsi="Aptos Light"/>
-                <w:b/>
-                <w:color w:val="1F2937"/>
-                <w:szCs w:val="18"/>
-              </w:rPr>
-              <w:t>W2-06</w:t>
-            </w:r>
-          </w:p>
-        </w:tc>
-        <w:tc>
-          <w:tcPr>
-            <w:tcW w:w="1956" w:type="dxa"/>
-            <w:tcBorders>
-              <w:top w:val="single" w:sz="4" w:space="0" w:color="6B7280"/>
-              <w:left w:val="single" w:sz="4" w:space="0" w:color="6B7280"/>
-              <w:bottom w:val="single" w:sz="4" w:space="0" w:color="6B7280"/>
-              <w:right w:val="single" w:sz="4" w:space="0" w:color="6B7280"/>
-            </w:tcBorders>
-            <w:tcMar>
-              <w:top w:w="50" w:type="dxa"/>
-              <w:left w:w="70" w:type="dxa"/>
-              <w:bottom w:w="50" w:type="dxa"/>
-              <w:right w:w="70" w:type="dxa"/>
-            </w:tcMar>
-            <w:vAlign w:val="center"/>
-          </w:tcPr>
-          <w:p>
-            <w:pPr>
-              <w:spacing w:after="0" w:line="276" w:lineRule="auto"/>
-              <w:rPr>
-                <w:rFonts w:ascii="Aptos Light" w:hAnsi="Aptos Light"/>
-                <w:b/>
-                <w:szCs w:val="18"/>
-              </w:rPr>
-            </w:pPr>
-            <w:r>
-              <w:rPr>
-                <w:rFonts w:ascii="Aptos Light" w:eastAsia="Aptos" w:hAnsi="Aptos Light"/>
-                <w:b/>
-                <w:color w:val="1F2937"/>
-                <w:szCs w:val="18"/>
-              </w:rPr>
-              <w:t>Performance</w:t>
-            </w:r>
-          </w:p>
-        </w:tc>
-        <w:tc>
-          <w:tcPr>
-            <w:tcW w:w="10059" w:type="dxa"/>
-            <w:tcBorders>
-              <w:top w:val="single" w:sz="4" w:space="0" w:color="6B7280"/>
-              <w:left w:val="single" w:sz="4" w:space="0" w:color="6B7280"/>
-              <w:bottom w:val="single" w:sz="4" w:space="0" w:color="6B7280"/>
-              <w:right w:val="single" w:sz="4" w:space="0" w:color="6B7280"/>
-            </w:tcBorders>
-            <w:tcMar>
-              <w:top w:w="50" w:type="dxa"/>
-              <w:left w:w="70" w:type="dxa"/>
-              <w:bottom w:w="50" w:type="dxa"/>
-              <w:right w:w="70" w:type="dxa"/>
-            </w:tcMar>
-            <w:vAlign w:val="center"/>
-          </w:tcPr>
-          <w:p>
-            <w:pPr>
-              <w:spacing w:after="0" w:line="276" w:lineRule="auto"/>
-              <w:rPr>
-                <w:rFonts w:ascii="Aptos Light" w:hAnsi="Aptos Light"/>
-                <w:szCs w:val="18"/>
-              </w:rPr>
-            </w:pPr>
-            <w:r>
-              <w:rPr>
-                <w:rFonts w:ascii="Aptos Light" w:eastAsia="Aptos" w:hAnsi="Aptos Light"/>
-                <w:color w:val="1F2937"/>
-                <w:szCs w:val="18"/>
-              </w:rPr>
-              <w:t>Define benchmark targets</w:t>
-            </w:r>
-          </w:p>
-        </w:tc>
-        <w:tc>
-          <w:tcPr>
-            <w:tcW w:w="1536" w:type="dxa"/>
-            <w:tcBorders>
-              <w:top w:val="single" w:sz="4" w:space="0" w:color="6B7280"/>
-              <w:left w:val="single" w:sz="4" w:space="0" w:color="6B7280"/>
-              <w:bottom w:val="single" w:sz="4" w:space="0" w:color="6B7280"/>
-              <w:right w:val="single" w:sz="4" w:space="0" w:color="6B7280"/>
-            </w:tcBorders>
-            <w:shd w:val="clear" w:color="auto" w:fill="8DB3E2" w:themeFill="text2" w:themeFillTint="66"/>
-            <w:tcMar>
-              <w:top w:w="50" w:type="dxa"/>
-              <w:left w:w="70" w:type="dxa"/>
-              <w:bottom w:w="50" w:type="dxa"/>
-              <w:right w:w="70" w:type="dxa"/>
-            </w:tcMar>
-            <w:vAlign w:val="center"/>
-          </w:tcPr>
-          <w:p>
-            <w:pPr>
-              <w:spacing w:after="0" w:line="276" w:lineRule="auto"/>
-              <w:jc w:val="center"/>
-              <w:rPr>
-                <w:rFonts w:ascii="Aptos Light" w:hAnsi="Aptos Light"/>
-                <w:b/>
-                <w:szCs w:val="18"/>
-              </w:rPr>
-            </w:pPr>
-            <w:r>
-              <w:rPr>
-                <w:rFonts w:ascii="Aptos Light" w:eastAsia="Aptos" w:hAnsi="Aptos Light"/>
-                <w:b/>
-                <w:color w:val="1F2937"/>
-                <w:szCs w:val="18"/>
-              </w:rPr>
-              <w:t>Completed</w:t>
-            </w:r>
-          </w:p>
-        </w:tc>
-      </w:tr>
-      <w:tr>
-        <w:trPr>
-          <w:cantSplit/>
-          <w:trHeight w:val="180"/>
-          <w:jc w:val="center"/>
-        </w:trPr>
-        <w:tc>
-          <w:tcPr>
-            <w:tcW w:w="1117" w:type="dxa"/>
-            <w:tcBorders>
-              <w:top w:val="single" w:sz="4" w:space="0" w:color="6B7280"/>
-              <w:left w:val="single" w:sz="4" w:space="0" w:color="6B7280"/>
-              <w:bottom w:val="single" w:sz="4" w:space="0" w:color="6B7280"/>
-              <w:right w:val="single" w:sz="4" w:space="0" w:color="6B7280"/>
-            </w:tcBorders>
-            <w:shd w:val="clear" w:color="auto" w:fill="EAF1F7"/>
-            <w:tcMar>
-              <w:top w:w="50" w:type="dxa"/>
-              <w:left w:w="70" w:type="dxa"/>
-              <w:bottom w:w="50" w:type="dxa"/>
-              <w:right w:w="70" w:type="dxa"/>
-            </w:tcMar>
-            <w:vAlign w:val="center"/>
-          </w:tcPr>
-          <w:p>
-            <w:pPr>
-              <w:spacing w:after="0" w:line="276" w:lineRule="auto"/>
-              <w:rPr>
-                <w:rFonts w:ascii="Aptos Light" w:hAnsi="Aptos Light"/>
-                <w:szCs w:val="18"/>
-              </w:rPr>
-            </w:pPr>
-            <w:r>
-              <w:rPr>
-                <w:rFonts w:ascii="Aptos Light" w:eastAsia="Aptos" w:hAnsi="Aptos Light"/>
-                <w:b/>
-                <w:color w:val="1F2937"/>
-                <w:szCs w:val="18"/>
-              </w:rPr>
-              <w:t>W3-01</w:t>
-            </w:r>
-          </w:p>
-        </w:tc>
-        <w:tc>
-          <w:tcPr>
-            <w:tcW w:w="1956" w:type="dxa"/>
-            <w:tcBorders>
-              <w:top w:val="single" w:sz="4" w:space="0" w:color="6B7280"/>
-              <w:left w:val="single" w:sz="4" w:space="0" w:color="6B7280"/>
-              <w:bottom w:val="single" w:sz="4" w:space="0" w:color="6B7280"/>
-              <w:right w:val="single" w:sz="4" w:space="0" w:color="6B7280"/>
-            </w:tcBorders>
-            <w:shd w:val="clear" w:color="auto" w:fill="EAF1F7"/>
-            <w:tcMar>
-              <w:top w:w="50" w:type="dxa"/>
-              <w:left w:w="70" w:type="dxa"/>
-              <w:bottom w:w="50" w:type="dxa"/>
-              <w:right w:w="70" w:type="dxa"/>
-            </w:tcMar>
-            <w:vAlign w:val="center"/>
-          </w:tcPr>
-          <w:p>
-            <w:pPr>
-              <w:spacing w:after="0" w:line="276" w:lineRule="auto"/>
-              <w:rPr>
-                <w:rFonts w:ascii="Aptos Light" w:hAnsi="Aptos Light"/>
-                <w:b/>
-                <w:szCs w:val="18"/>
-              </w:rPr>
-            </w:pPr>
-            <w:r>
-              <w:rPr>
-                <w:rFonts w:ascii="Aptos Light" w:eastAsia="Aptos" w:hAnsi="Aptos Light"/>
-                <w:b/>
-                <w:color w:val="1F2937"/>
-                <w:szCs w:val="18"/>
-              </w:rPr>
-              <w:t>Database</w:t>
-            </w:r>
-          </w:p>
-        </w:tc>
-        <w:tc>
-          <w:tcPr>
-            <w:tcW w:w="10059" w:type="dxa"/>
-            <w:tcBorders>
-              <w:top w:val="single" w:sz="4" w:space="0" w:color="6B7280"/>
-              <w:left w:val="single" w:sz="4" w:space="0" w:color="6B7280"/>
-              <w:bottom w:val="single" w:sz="4" w:space="0" w:color="6B7280"/>
-              <w:right w:val="single" w:sz="4" w:space="0" w:color="6B7280"/>
-            </w:tcBorders>
-            <w:shd w:val="clear" w:color="auto" w:fill="EAF1F7"/>
-            <w:tcMar>
-              <w:top w:w="50" w:type="dxa"/>
-              <w:left w:w="70" w:type="dxa"/>
-              <w:bottom w:w="50" w:type="dxa"/>
-              <w:right w:w="70" w:type="dxa"/>
-            </w:tcMar>
-            <w:vAlign w:val="center"/>
-          </w:tcPr>
-          <w:p>
-            <w:pPr>
-              <w:spacing w:after="0" w:line="276" w:lineRule="auto"/>
-              <w:rPr>
-                <w:rFonts w:ascii="Aptos Light" w:hAnsi="Aptos Light"/>
-                <w:szCs w:val="18"/>
-              </w:rPr>
-            </w:pPr>
-            <w:r>
-              <w:rPr>
-                <w:rFonts w:ascii="Aptos Light" w:eastAsia="Aptos" w:hAnsi="Aptos Light"/>
-                <w:color w:val="1F2937"/>
-                <w:szCs w:val="18"/>
-              </w:rPr>
-              <w:t>Create Core Operations ERD</w:t>
-            </w:r>
-          </w:p>
-        </w:tc>
-        <w:tc>
-          <w:tcPr>
-            <w:tcW w:w="1536" w:type="dxa"/>
-            <w:tcBorders>
-              <w:top w:val="single" w:sz="4" w:space="0" w:color="6B7280"/>
-              <w:left w:val="single" w:sz="4" w:space="0" w:color="6B7280"/>
-              <w:bottom w:val="single" w:sz="4" w:space="0" w:color="6B7280"/>
-              <w:right w:val="single" w:sz="4" w:space="0" w:color="6B7280"/>
-            </w:tcBorders>
-            <w:shd w:val="clear" w:color="auto" w:fill="8DB3E2" w:themeFill="text2" w:themeFillTint="66"/>
-            <w:tcMar>
-              <w:top w:w="50" w:type="dxa"/>
-              <w:left w:w="70" w:type="dxa"/>
-              <w:bottom w:w="50" w:type="dxa"/>
-              <w:right w:w="70" w:type="dxa"/>
-            </w:tcMar>
-            <w:vAlign w:val="center"/>
-          </w:tcPr>
-          <w:p>
-            <w:pPr>
-              <w:spacing w:after="0" w:line="276" w:lineRule="auto"/>
-              <w:jc w:val="center"/>
-              <w:rPr>
-                <w:rFonts w:ascii="Aptos Light" w:hAnsi="Aptos Light"/>
-                <w:b/>
-                <w:szCs w:val="18"/>
-              </w:rPr>
-            </w:pPr>
-            <w:r>
-              <w:rPr>
-                <w:rFonts w:ascii="Aptos Light" w:eastAsia="Aptos" w:hAnsi="Aptos Light"/>
-                <w:b/>
-                <w:color w:val="1F2937"/>
-                <w:szCs w:val="18"/>
-              </w:rPr>
-              <w:t>Completed</w:t>
-            </w:r>
-          </w:p>
-        </w:tc>
-      </w:tr>
-      <w:tr>
-        <w:trPr>
-          <w:cantSplit/>
-          <w:trHeight w:val="180"/>
-          <w:jc w:val="center"/>
-        </w:trPr>
-        <w:tc>
-          <w:tcPr>
-            <w:tcW w:w="1117" w:type="dxa"/>
-            <w:tcBorders>
-              <w:top w:val="single" w:sz="4" w:space="0" w:color="6B7280"/>
-              <w:left w:val="single" w:sz="4" w:space="0" w:color="6B7280"/>
-              <w:bottom w:val="single" w:sz="4" w:space="0" w:color="6B7280"/>
-              <w:right w:val="single" w:sz="4" w:space="0" w:color="6B7280"/>
-            </w:tcBorders>
-            <w:tcMar>
-              <w:top w:w="50" w:type="dxa"/>
-              <w:left w:w="70" w:type="dxa"/>
-              <w:bottom w:w="50" w:type="dxa"/>
-              <w:right w:w="70" w:type="dxa"/>
-            </w:tcMar>
-            <w:vAlign w:val="center"/>
-          </w:tcPr>
-          <w:p>
-            <w:pPr>
-              <w:spacing w:after="0" w:line="276" w:lineRule="auto"/>
-              <w:rPr>
-                <w:rFonts w:ascii="Aptos Light" w:hAnsi="Aptos Light"/>
-                <w:szCs w:val="18"/>
-              </w:rPr>
-            </w:pPr>
-            <w:r>
-              <w:rPr>
-                <w:rFonts w:ascii="Aptos Light" w:eastAsia="Aptos" w:hAnsi="Aptos Light"/>
-                <w:b/>
-                <w:color w:val="1F2937"/>
-                <w:szCs w:val="18"/>
-              </w:rPr>
-              <w:t>W3-02</w:t>
-            </w:r>
-          </w:p>
-        </w:tc>
-        <w:tc>
-          <w:tcPr>
-            <w:tcW w:w="1956" w:type="dxa"/>
-            <w:tcBorders>
-              <w:top w:val="single" w:sz="4" w:space="0" w:color="6B7280"/>
-              <w:left w:val="single" w:sz="4" w:space="0" w:color="6B7280"/>
-              <w:bottom w:val="single" w:sz="4" w:space="0" w:color="6B7280"/>
-              <w:right w:val="single" w:sz="4" w:space="0" w:color="6B7280"/>
-            </w:tcBorders>
-            <w:tcMar>
-              <w:top w:w="50" w:type="dxa"/>
-              <w:left w:w="70" w:type="dxa"/>
-              <w:bottom w:w="50" w:type="dxa"/>
-              <w:right w:w="70" w:type="dxa"/>
-            </w:tcMar>
-            <w:vAlign w:val="center"/>
-          </w:tcPr>
-          <w:p>
-            <w:pPr>
-              <w:spacing w:after="0" w:line="276" w:lineRule="auto"/>
-              <w:rPr>
-                <w:rFonts w:ascii="Aptos Light" w:hAnsi="Aptos Light"/>
-                <w:b/>
-                <w:szCs w:val="18"/>
-              </w:rPr>
-            </w:pPr>
-            <w:r>
-              <w:rPr>
-                <w:rFonts w:ascii="Aptos Light" w:eastAsia="Aptos" w:hAnsi="Aptos Light"/>
-                <w:b/>
-                <w:color w:val="1F2937"/>
-                <w:szCs w:val="18"/>
-              </w:rPr>
-              <w:t>Database</w:t>
-            </w:r>
-          </w:p>
-        </w:tc>
-        <w:tc>
-          <w:tcPr>
-            <w:tcW w:w="10059" w:type="dxa"/>
-            <w:tcBorders>
-              <w:top w:val="single" w:sz="4" w:space="0" w:color="6B7280"/>
-              <w:left w:val="single" w:sz="4" w:space="0" w:color="6B7280"/>
-              <w:bottom w:val="single" w:sz="4" w:space="0" w:color="6B7280"/>
-              <w:right w:val="single" w:sz="4" w:space="0" w:color="6B7280"/>
-            </w:tcBorders>
-            <w:tcMar>
-              <w:top w:w="50" w:type="dxa"/>
-              <w:left w:w="70" w:type="dxa"/>
-              <w:bottom w:w="50" w:type="dxa"/>
-              <w:right w:w="70" w:type="dxa"/>
-            </w:tcMar>
-            <w:vAlign w:val="center"/>
-          </w:tcPr>
-          <w:p>
-            <w:pPr>
-              <w:spacing w:after="0" w:line="276" w:lineRule="auto"/>
-              <w:rPr>
-                <w:rFonts w:ascii="Aptos Light" w:hAnsi="Aptos Light"/>
-                <w:szCs w:val="18"/>
-              </w:rPr>
-            </w:pPr>
-            <w:r>
-              <w:rPr>
-                <w:rFonts w:ascii="Aptos Light" w:eastAsia="Aptos" w:hAnsi="Aptos Light"/>
-                <w:color w:val="1F2937"/>
-                <w:szCs w:val="18"/>
-              </w:rPr>
-              <w:t>Create Security and Audit ERD</w:t>
-            </w:r>
-          </w:p>
-        </w:tc>
-        <w:tc>
-          <w:tcPr>
-            <w:tcW w:w="1536" w:type="dxa"/>
-            <w:tcBorders>
-              <w:top w:val="single" w:sz="4" w:space="0" w:color="6B7280"/>
-              <w:left w:val="single" w:sz="4" w:space="0" w:color="6B7280"/>
-              <w:bottom w:val="single" w:sz="4" w:space="0" w:color="6B7280"/>
-              <w:right w:val="single" w:sz="4" w:space="0" w:color="6B7280"/>
-            </w:tcBorders>
-            <w:shd w:val="clear" w:color="auto" w:fill="8DB3E2" w:themeFill="text2" w:themeFillTint="66"/>
-            <w:tcMar>
-              <w:top w:w="50" w:type="dxa"/>
-              <w:left w:w="70" w:type="dxa"/>
-              <w:bottom w:w="50" w:type="dxa"/>
-              <w:right w:w="70" w:type="dxa"/>
-            </w:tcMar>
-            <w:vAlign w:val="center"/>
-          </w:tcPr>
-          <w:p>
-            <w:pPr>
-              <w:spacing w:after="0" w:line="276" w:lineRule="auto"/>
-              <w:jc w:val="center"/>
-              <w:rPr>
-                <w:rFonts w:ascii="Aptos Light" w:hAnsi="Aptos Light"/>
-                <w:b/>
-                <w:szCs w:val="18"/>
-              </w:rPr>
-            </w:pPr>
-            <w:r>
-              <w:rPr>
-                <w:rFonts w:ascii="Aptos Light" w:eastAsia="Aptos" w:hAnsi="Aptos Light"/>
-                <w:b/>
-                <w:color w:val="1F2937"/>
-                <w:szCs w:val="18"/>
-              </w:rPr>
-              <w:t>Completed</w:t>
-            </w:r>
-          </w:p>
-        </w:tc>
-      </w:tr>
-      <w:tr>
-        <w:trPr>
-          <w:cantSplit/>
-          <w:trHeight w:val="180"/>
-          <w:jc w:val="center"/>
-        </w:trPr>
-        <w:tc>
-          <w:tcPr>
-            <w:tcW w:w="1117" w:type="dxa"/>
-            <w:tcBorders>
-              <w:top w:val="single" w:sz="4" w:space="0" w:color="6B7280"/>
-              <w:left w:val="single" w:sz="4" w:space="0" w:color="6B7280"/>
-              <w:bottom w:val="single" w:sz="4" w:space="0" w:color="6B7280"/>
-              <w:right w:val="single" w:sz="4" w:space="0" w:color="6B7280"/>
-            </w:tcBorders>
-            <w:shd w:val="clear" w:color="auto" w:fill="EAF1F7"/>
-            <w:tcMar>
-              <w:top w:w="50" w:type="dxa"/>
-              <w:left w:w="70" w:type="dxa"/>
-              <w:bottom w:w="50" w:type="dxa"/>
-              <w:right w:w="70" w:type="dxa"/>
-            </w:tcMar>
-            <w:vAlign w:val="center"/>
-          </w:tcPr>
-          <w:p>
-            <w:pPr>
-              <w:spacing w:after="0" w:line="276" w:lineRule="auto"/>
-              <w:rPr>
-                <w:rFonts w:ascii="Aptos Light" w:hAnsi="Aptos Light"/>
-                <w:szCs w:val="18"/>
-              </w:rPr>
-            </w:pPr>
-            <w:r>
-              <w:rPr>
-                <w:rFonts w:ascii="Aptos Light" w:eastAsia="Aptos" w:hAnsi="Aptos Light"/>
-                <w:b/>
-                <w:color w:val="1F2937"/>
-                <w:szCs w:val="18"/>
-              </w:rPr>
-              <w:t>W3-03</w:t>
-            </w:r>
-          </w:p>
-        </w:tc>
-        <w:tc>
-          <w:tcPr>
-            <w:tcW w:w="1956" w:type="dxa"/>
-            <w:tcBorders>
-              <w:top w:val="single" w:sz="4" w:space="0" w:color="6B7280"/>
-              <w:left w:val="single" w:sz="4" w:space="0" w:color="6B7280"/>
-              <w:bottom w:val="single" w:sz="4" w:space="0" w:color="6B7280"/>
-              <w:right w:val="single" w:sz="4" w:space="0" w:color="6B7280"/>
-            </w:tcBorders>
-            <w:shd w:val="clear" w:color="auto" w:fill="EAF1F7"/>
-            <w:tcMar>
-              <w:top w:w="50" w:type="dxa"/>
-              <w:left w:w="70" w:type="dxa"/>
-              <w:bottom w:w="50" w:type="dxa"/>
-              <w:right w:w="70" w:type="dxa"/>
-            </w:tcMar>
-            <w:vAlign w:val="center"/>
-          </w:tcPr>
-          <w:p>
-            <w:pPr>
-              <w:spacing w:after="0" w:line="276" w:lineRule="auto"/>
-              <w:rPr>
-                <w:rFonts w:ascii="Aptos Light" w:hAnsi="Aptos Light"/>
-                <w:b/>
-                <w:szCs w:val="18"/>
-              </w:rPr>
-            </w:pPr>
-            <w:r>
-              <w:rPr>
-                <w:rFonts w:ascii="Aptos Light" w:eastAsia="Aptos" w:hAnsi="Aptos Light"/>
-                <w:b/>
-                <w:color w:val="1F2937"/>
-                <w:szCs w:val="18"/>
-              </w:rPr>
-              <w:t>Database</w:t>
-            </w:r>
-          </w:p>
-        </w:tc>
-        <w:tc>
-          <w:tcPr>
-            <w:tcW w:w="10059" w:type="dxa"/>
-            <w:tcBorders>
-              <w:top w:val="single" w:sz="4" w:space="0" w:color="6B7280"/>
-              <w:left w:val="single" w:sz="4" w:space="0" w:color="6B7280"/>
-              <w:bottom w:val="single" w:sz="4" w:space="0" w:color="6B7280"/>
-              <w:right w:val="single" w:sz="4" w:space="0" w:color="6B7280"/>
-            </w:tcBorders>
-            <w:shd w:val="clear" w:color="auto" w:fill="EAF1F7"/>
-            <w:tcMar>
-              <w:top w:w="50" w:type="dxa"/>
-              <w:left w:w="70" w:type="dxa"/>
-              <w:bottom w:w="50" w:type="dxa"/>
-              <w:right w:w="70" w:type="dxa"/>
-            </w:tcMar>
-            <w:vAlign w:val="center"/>
-          </w:tcPr>
-          <w:p>
-            <w:pPr>
-              <w:spacing w:after="0" w:line="276" w:lineRule="auto"/>
-              <w:rPr>
-                <w:rFonts w:ascii="Aptos Light" w:hAnsi="Aptos Light"/>
-                <w:szCs w:val="18"/>
-              </w:rPr>
-            </w:pPr>
-            <w:r>
-              <w:rPr>
-                <w:rFonts w:ascii="Aptos Light" w:eastAsia="Aptos" w:hAnsi="Aptos Light"/>
-                <w:color w:val="1F2937"/>
-                <w:szCs w:val="18"/>
-              </w:rPr>
-              <w:t>Define schema and table ownership</w:t>
-            </w:r>
-          </w:p>
-        </w:tc>
-        <w:tc>
-          <w:tcPr>
-            <w:tcW w:w="1536" w:type="dxa"/>
-            <w:tcBorders>
-              <w:top w:val="single" w:sz="4" w:space="0" w:color="6B7280"/>
-              <w:left w:val="single" w:sz="4" w:space="0" w:color="6B7280"/>
-              <w:bottom w:val="single" w:sz="4" w:space="0" w:color="6B7280"/>
-              <w:right w:val="single" w:sz="4" w:space="0" w:color="6B7280"/>
-            </w:tcBorders>
-            <w:shd w:val="clear" w:color="auto" w:fill="8DB3E2" w:themeFill="text2" w:themeFillTint="66"/>
-            <w:tcMar>
-              <w:top w:w="50" w:type="dxa"/>
-              <w:left w:w="70" w:type="dxa"/>
-              <w:bottom w:w="50" w:type="dxa"/>
-              <w:right w:w="70" w:type="dxa"/>
-            </w:tcMar>
-            <w:vAlign w:val="center"/>
-          </w:tcPr>
-          <w:p>
-            <w:pPr>
-              <w:spacing w:after="0" w:line="276" w:lineRule="auto"/>
-              <w:jc w:val="center"/>
-              <w:rPr>
-                <w:rFonts w:ascii="Aptos Light" w:hAnsi="Aptos Light"/>
-                <w:b/>
-                <w:szCs w:val="18"/>
-              </w:rPr>
-            </w:pPr>
-            <w:r>
-              <w:rPr>
-                <w:rFonts w:ascii="Aptos Light" w:eastAsia="Aptos" w:hAnsi="Aptos Light"/>
-                <w:b/>
-                <w:color w:val="1F2937"/>
-                <w:szCs w:val="18"/>
-              </w:rPr>
-              <w:t>Completed</w:t>
-            </w:r>
-          </w:p>
-        </w:tc>
-      </w:tr>
-      <w:tr>
-        <w:trPr>
-          <w:cantSplit/>
-          <w:trHeight w:val="190"/>
-          <w:jc w:val="center"/>
-        </w:trPr>
-        <w:tc>
-          <w:tcPr>
-            <w:tcW w:w="1117" w:type="dxa"/>
-            <w:tcBorders>
-              <w:top w:val="single" w:sz="4" w:space="0" w:color="6B7280"/>
-              <w:left w:val="single" w:sz="4" w:space="0" w:color="6B7280"/>
-              <w:bottom w:val="single" w:sz="4" w:space="0" w:color="6B7280"/>
-              <w:right w:val="single" w:sz="4" w:space="0" w:color="6B7280"/>
-            </w:tcBorders>
-            <w:tcMar>
-              <w:top w:w="50" w:type="dxa"/>
-              <w:left w:w="70" w:type="dxa"/>
-              <w:bottom w:w="50" w:type="dxa"/>
-              <w:right w:w="70" w:type="dxa"/>
-            </w:tcMar>
-            <w:vAlign w:val="center"/>
-          </w:tcPr>
-          <w:p>
-            <w:pPr>
-              <w:spacing w:after="0" w:line="276" w:lineRule="auto"/>
-              <w:rPr>
-                <w:rFonts w:ascii="Aptos Light" w:hAnsi="Aptos Light"/>
-                <w:szCs w:val="18"/>
-              </w:rPr>
-            </w:pPr>
-            <w:r>
-              <w:rPr>
-                <w:rFonts w:ascii="Aptos Light" w:eastAsia="Aptos" w:hAnsi="Aptos Light"/>
-                <w:b/>
-                <w:color w:val="1F2937"/>
-                <w:szCs w:val="18"/>
-              </w:rPr>
-              <w:t>W3-04</w:t>
-            </w:r>
-          </w:p>
-        </w:tc>
-        <w:tc>
-          <w:tcPr>
-            <w:tcW w:w="1956" w:type="dxa"/>
-            <w:tcBorders>
-              <w:top w:val="single" w:sz="4" w:space="0" w:color="6B7280"/>
-              <w:left w:val="single" w:sz="4" w:space="0" w:color="6B7280"/>
-              <w:bottom w:val="single" w:sz="4" w:space="0" w:color="6B7280"/>
-              <w:right w:val="single" w:sz="4" w:space="0" w:color="6B7280"/>
-            </w:tcBorders>
-            <w:tcMar>
-              <w:top w:w="50" w:type="dxa"/>
-              <w:left w:w="70" w:type="dxa"/>
-              <w:bottom w:w="50" w:type="dxa"/>
-              <w:right w:w="70" w:type="dxa"/>
-            </w:tcMar>
-            <w:vAlign w:val="center"/>
-          </w:tcPr>
-          <w:p>
-            <w:pPr>
-              <w:spacing w:after="0" w:line="276" w:lineRule="auto"/>
-              <w:rPr>
-                <w:rFonts w:ascii="Aptos Light" w:hAnsi="Aptos Light"/>
-                <w:b/>
-                <w:szCs w:val="18"/>
-              </w:rPr>
-            </w:pPr>
-            <w:r>
-              <w:rPr>
-                <w:rFonts w:ascii="Aptos Light" w:eastAsia="Aptos" w:hAnsi="Aptos Light"/>
-                <w:b/>
-                <w:color w:val="1F2937"/>
-                <w:szCs w:val="18"/>
-              </w:rPr>
-              <w:t>Database</w:t>
-            </w:r>
-          </w:p>
-        </w:tc>
-        <w:tc>
-          <w:tcPr>
-            <w:tcW w:w="10059" w:type="dxa"/>
-            <w:tcBorders>
-              <w:top w:val="single" w:sz="4" w:space="0" w:color="6B7280"/>
-              <w:left w:val="single" w:sz="4" w:space="0" w:color="6B7280"/>
-              <w:bottom w:val="single" w:sz="4" w:space="0" w:color="6B7280"/>
-              <w:right w:val="single" w:sz="4" w:space="0" w:color="6B7280"/>
-            </w:tcBorders>
-            <w:tcMar>
-              <w:top w:w="50" w:type="dxa"/>
-              <w:left w:w="70" w:type="dxa"/>
-              <w:bottom w:w="50" w:type="dxa"/>
-              <w:right w:w="70" w:type="dxa"/>
-            </w:tcMar>
-            <w:vAlign w:val="center"/>
-          </w:tcPr>
-          <w:p>
-            <w:pPr>
-              <w:spacing w:after="0" w:line="276" w:lineRule="auto"/>
-              <w:rPr>
-                <w:rFonts w:ascii="Aptos Light" w:hAnsi="Aptos Light"/>
-                <w:szCs w:val="18"/>
-              </w:rPr>
-            </w:pPr>
-            <w:r>
-              <w:rPr>
-                <w:rFonts w:ascii="Aptos Light" w:eastAsia="Aptos" w:hAnsi="Aptos Light"/>
-                <w:color w:val="1F2937"/>
-                <w:szCs w:val="18"/>
-              </w:rPr>
-              <w:t>Complete data dictionary</w:t>
-            </w:r>
-          </w:p>
-        </w:tc>
-        <w:tc>
-          <w:tcPr>
-            <w:tcW w:w="1536" w:type="dxa"/>
-            <w:tcBorders>
-              <w:top w:val="single" w:sz="4" w:space="0" w:color="6B7280"/>
-              <w:left w:val="single" w:sz="4" w:space="0" w:color="6B7280"/>
-              <w:bottom w:val="single" w:sz="4" w:space="0" w:color="6B7280"/>
-              <w:right w:val="single" w:sz="4" w:space="0" w:color="6B7280"/>
-            </w:tcBorders>
-            <w:shd w:val="clear" w:color="auto" w:fill="8DB3E2" w:themeFill="text2" w:themeFillTint="66"/>
-            <w:tcMar>
-              <w:top w:w="50" w:type="dxa"/>
-              <w:left w:w="70" w:type="dxa"/>
-              <w:bottom w:w="50" w:type="dxa"/>
-              <w:right w:w="70" w:type="dxa"/>
-            </w:tcMar>
-            <w:vAlign w:val="center"/>
-          </w:tcPr>
-          <w:p>
-            <w:pPr>
-              <w:spacing w:after="0" w:line="276" w:lineRule="auto"/>
-              <w:jc w:val="center"/>
-              <w:rPr>
-                <w:rFonts w:ascii="Aptos Light" w:hAnsi="Aptos Light"/>
-                <w:b/>
-                <w:szCs w:val="18"/>
-              </w:rPr>
-            </w:pPr>
-            <w:r>
-              <w:rPr>
-                <w:rFonts w:ascii="Aptos Light" w:eastAsia="Aptos" w:hAnsi="Aptos Light"/>
-                <w:b/>
-                <w:color w:val="1F2937"/>
-                <w:szCs w:val="18"/>
-              </w:rPr>
-              <w:t>Completed</w:t>
-            </w:r>
-          </w:p>
-        </w:tc>
-      </w:tr>
-      <w:tr>
-        <w:trPr>
-          <w:cantSplit/>
-          <w:trHeight w:val="180"/>
-          <w:jc w:val="center"/>
-        </w:trPr>
-        <w:tc>
-          <w:tcPr>
-            <w:tcW w:w="1117" w:type="dxa"/>
-            <w:tcBorders>
-              <w:top w:val="single" w:sz="4" w:space="0" w:color="6B7280"/>
-              <w:left w:val="single" w:sz="4" w:space="0" w:color="6B7280"/>
-              <w:bottom w:val="single" w:sz="4" w:space="0" w:color="6B7280"/>
-              <w:right w:val="single" w:sz="4" w:space="0" w:color="6B7280"/>
-            </w:tcBorders>
-            <w:shd w:val="clear" w:color="auto" w:fill="EAF1F7"/>
-            <w:tcMar>
-              <w:top w:w="50" w:type="dxa"/>
-              <w:left w:w="70" w:type="dxa"/>
-              <w:bottom w:w="50" w:type="dxa"/>
-              <w:right w:w="70" w:type="dxa"/>
-            </w:tcMar>
-            <w:vAlign w:val="center"/>
-          </w:tcPr>
-          <w:p>
-            <w:pPr>
-              <w:spacing w:after="0" w:line="276" w:lineRule="auto"/>
-              <w:rPr>
-                <w:rFonts w:ascii="Aptos Light" w:hAnsi="Aptos Light"/>
-                <w:szCs w:val="18"/>
-              </w:rPr>
-            </w:pPr>
-            <w:r>
-              <w:rPr>
-                <w:rFonts w:ascii="Aptos Light" w:eastAsia="Aptos" w:hAnsi="Aptos Light"/>
-                <w:b/>
-                <w:color w:val="1F2937"/>
-                <w:szCs w:val="18"/>
-              </w:rPr>
-              <w:t>W3-05</w:t>
-            </w:r>
-          </w:p>
-        </w:tc>
-        <w:tc>
-          <w:tcPr>
-            <w:tcW w:w="1956" w:type="dxa"/>
-            <w:tcBorders>
-              <w:top w:val="single" w:sz="4" w:space="0" w:color="6B7280"/>
-              <w:left w:val="single" w:sz="4" w:space="0" w:color="6B7280"/>
-              <w:bottom w:val="single" w:sz="4" w:space="0" w:color="6B7280"/>
-              <w:right w:val="single" w:sz="4" w:space="0" w:color="6B7280"/>
-            </w:tcBorders>
-            <w:shd w:val="clear" w:color="auto" w:fill="EAF1F7"/>
-            <w:tcMar>
-              <w:top w:w="50" w:type="dxa"/>
-              <w:left w:w="70" w:type="dxa"/>
-              <w:bottom w:w="50" w:type="dxa"/>
-              <w:right w:w="70" w:type="dxa"/>
-            </w:tcMar>
-            <w:vAlign w:val="center"/>
-          </w:tcPr>
-          <w:p>
-            <w:pPr>
-              <w:spacing w:after="0" w:line="276" w:lineRule="auto"/>
-              <w:rPr>
-                <w:rFonts w:ascii="Aptos Light" w:hAnsi="Aptos Light"/>
-                <w:b/>
-                <w:szCs w:val="18"/>
-              </w:rPr>
-            </w:pPr>
-            <w:r>
-              <w:rPr>
-                <w:rFonts w:ascii="Aptos Light" w:eastAsia="Aptos" w:hAnsi="Aptos Light"/>
-                <w:b/>
-                <w:color w:val="1F2937"/>
-                <w:szCs w:val="18"/>
-              </w:rPr>
-              <w:t>Database</w:t>
-            </w:r>
-          </w:p>
-        </w:tc>
-        <w:tc>
-          <w:tcPr>
-            <w:tcW w:w="10059" w:type="dxa"/>
-            <w:tcBorders>
-              <w:top w:val="single" w:sz="4" w:space="0" w:color="6B7280"/>
-              <w:left w:val="single" w:sz="4" w:space="0" w:color="6B7280"/>
-              <w:bottom w:val="single" w:sz="4" w:space="0" w:color="6B7280"/>
-              <w:right w:val="single" w:sz="4" w:space="0" w:color="6B7280"/>
-            </w:tcBorders>
-            <w:shd w:val="clear" w:color="auto" w:fill="EAF1F7"/>
-            <w:tcMar>
-              <w:top w:w="50" w:type="dxa"/>
-              <w:left w:w="70" w:type="dxa"/>
-              <w:bottom w:w="50" w:type="dxa"/>
-              <w:right w:w="70" w:type="dxa"/>
-            </w:tcMar>
-            <w:vAlign w:val="center"/>
-          </w:tcPr>
-          <w:p>
-            <w:pPr>
-              <w:spacing w:after="0" w:line="276" w:lineRule="auto"/>
-              <w:rPr>
-                <w:rFonts w:ascii="Aptos Light" w:hAnsi="Aptos Light"/>
-                <w:szCs w:val="18"/>
-              </w:rPr>
-            </w:pPr>
-            <w:r>
-              <w:rPr>
-                <w:rFonts w:ascii="Aptos Light" w:eastAsia="Aptos" w:hAnsi="Aptos Light"/>
-                <w:color w:val="1F2937"/>
-                <w:szCs w:val="18"/>
-              </w:rPr>
-              <w:t>Define constraints and indexes</w:t>
-            </w:r>
-          </w:p>
-        </w:tc>
-        <w:tc>
-          <w:tcPr>
-            <w:tcW w:w="1536" w:type="dxa"/>
-            <w:tcBorders>
-              <w:top w:val="single" w:sz="4" w:space="0" w:color="6B7280"/>
-              <w:left w:val="single" w:sz="4" w:space="0" w:color="6B7280"/>
-              <w:bottom w:val="single" w:sz="4" w:space="0" w:color="6B7280"/>
-              <w:right w:val="single" w:sz="4" w:space="0" w:color="6B7280"/>
-            </w:tcBorders>
-            <w:shd w:val="clear" w:color="auto" w:fill="8DB3E2" w:themeFill="text2" w:themeFillTint="66"/>
-            <w:tcMar>
-              <w:top w:w="50" w:type="dxa"/>
-              <w:left w:w="70" w:type="dxa"/>
-              <w:bottom w:w="50" w:type="dxa"/>
-              <w:right w:w="70" w:type="dxa"/>
-            </w:tcMar>
-            <w:vAlign w:val="center"/>
-          </w:tcPr>
-          <w:p>
-            <w:pPr>
-              <w:spacing w:after="0" w:line="276" w:lineRule="auto"/>
-              <w:jc w:val="center"/>
-              <w:rPr>
-                <w:rFonts w:ascii="Aptos Light" w:hAnsi="Aptos Light"/>
-                <w:b/>
-                <w:szCs w:val="18"/>
-              </w:rPr>
-            </w:pPr>
-            <w:r>
-              <w:rPr>
-                <w:rFonts w:ascii="Aptos Light" w:eastAsia="Aptos" w:hAnsi="Aptos Light"/>
-                <w:b/>
-                <w:color w:val="1F2937"/>
-                <w:szCs w:val="18"/>
-              </w:rPr>
-              <w:t>Completed</w:t>
-            </w:r>
-          </w:p>
-        </w:tc>
-      </w:tr>
-      <w:tr>
-        <w:trPr>
-          <w:cantSplit/>
-          <w:trHeight w:val="180"/>
-          <w:jc w:val="center"/>
-        </w:trPr>
-        <w:tc>
-          <w:tcPr>
-            <w:tcW w:w="1117" w:type="dxa"/>
-            <w:tcBorders>
-              <w:top w:val="single" w:sz="4" w:space="0" w:color="6B7280"/>
-              <w:left w:val="single" w:sz="4" w:space="0" w:color="6B7280"/>
-              <w:bottom w:val="single" w:sz="4" w:space="0" w:color="6B7280"/>
-              <w:right w:val="single" w:sz="4" w:space="0" w:color="6B7280"/>
-            </w:tcBorders>
-            <w:tcMar>
-              <w:top w:w="50" w:type="dxa"/>
-              <w:left w:w="70" w:type="dxa"/>
-              <w:bottom w:w="50" w:type="dxa"/>
-              <w:right w:w="70" w:type="dxa"/>
-            </w:tcMar>
-            <w:vAlign w:val="center"/>
-          </w:tcPr>
-          <w:p>
-            <w:pPr>
-              <w:spacing w:after="0" w:line="276" w:lineRule="auto"/>
-              <w:rPr>
-                <w:rFonts w:ascii="Aptos Light" w:hAnsi="Aptos Light"/>
-                <w:szCs w:val="18"/>
-              </w:rPr>
-            </w:pPr>
-            <w:r>
-              <w:rPr>
-                <w:rFonts w:ascii="Aptos Light" w:eastAsia="Aptos" w:hAnsi="Aptos Light"/>
-                <w:b/>
-                <w:color w:val="1F2937"/>
-                <w:szCs w:val="18"/>
-              </w:rPr>
-              <w:t>W3-06</w:t>
-            </w:r>
-          </w:p>
-        </w:tc>
-        <w:tc>
-          <w:tcPr>
-            <w:tcW w:w="1956" w:type="dxa"/>
-            <w:tcBorders>
-              <w:top w:val="single" w:sz="4" w:space="0" w:color="6B7280"/>
-              <w:left w:val="single" w:sz="4" w:space="0" w:color="6B7280"/>
-              <w:bottom w:val="single" w:sz="4" w:space="0" w:color="6B7280"/>
-              <w:right w:val="single" w:sz="4" w:space="0" w:color="6B7280"/>
-            </w:tcBorders>
-            <w:tcMar>
-              <w:top w:w="50" w:type="dxa"/>
-              <w:left w:w="70" w:type="dxa"/>
-              <w:bottom w:w="50" w:type="dxa"/>
-              <w:right w:w="70" w:type="dxa"/>
-            </w:tcMar>
-            <w:vAlign w:val="center"/>
-          </w:tcPr>
-          <w:p>
-            <w:pPr>
-              <w:spacing w:after="0" w:line="276" w:lineRule="auto"/>
-              <w:rPr>
-                <w:rFonts w:ascii="Aptos Light" w:hAnsi="Aptos Light"/>
-                <w:b/>
-                <w:szCs w:val="18"/>
-              </w:rPr>
-            </w:pPr>
-            <w:r>
-              <w:rPr>
-                <w:rFonts w:ascii="Aptos Light" w:eastAsia="Aptos" w:hAnsi="Aptos Light"/>
-                <w:b/>
-                <w:color w:val="1F2937"/>
-                <w:szCs w:val="18"/>
-              </w:rPr>
-              <w:t>Database</w:t>
-            </w:r>
-          </w:p>
-        </w:tc>
-        <w:tc>
-          <w:tcPr>
-            <w:tcW w:w="10059" w:type="dxa"/>
-            <w:tcBorders>
-              <w:top w:val="single" w:sz="4" w:space="0" w:color="6B7280"/>
-              <w:left w:val="single" w:sz="4" w:space="0" w:color="6B7280"/>
-              <w:bottom w:val="single" w:sz="4" w:space="0" w:color="6B7280"/>
-              <w:right w:val="single" w:sz="4" w:space="0" w:color="6B7280"/>
-            </w:tcBorders>
-            <w:tcMar>
-              <w:top w:w="50" w:type="dxa"/>
-              <w:left w:w="70" w:type="dxa"/>
-              <w:bottom w:w="50" w:type="dxa"/>
-              <w:right w:w="70" w:type="dxa"/>
-            </w:tcMar>
-            <w:vAlign w:val="center"/>
-          </w:tcPr>
-          <w:p>
-            <w:pPr>
-              <w:spacing w:after="0" w:line="276" w:lineRule="auto"/>
-              <w:rPr>
-                <w:rFonts w:ascii="Aptos Light" w:hAnsi="Aptos Light"/>
-                <w:szCs w:val="18"/>
-              </w:rPr>
-            </w:pPr>
-            <w:r>
-              <w:rPr>
-                <w:rFonts w:ascii="Aptos Light" w:eastAsia="Aptos" w:hAnsi="Aptos Light"/>
-                <w:color w:val="1F2937"/>
-                <w:szCs w:val="18"/>
-              </w:rPr>
-              <w:t>Plan Flyway migrations</w:t>
-            </w:r>
-          </w:p>
-        </w:tc>
-        <w:tc>
-          <w:tcPr>
-            <w:tcW w:w="1536" w:type="dxa"/>
-            <w:tcBorders>
-              <w:top w:val="single" w:sz="4" w:space="0" w:color="6B7280"/>
-              <w:left w:val="single" w:sz="4" w:space="0" w:color="6B7280"/>
-              <w:bottom w:val="single" w:sz="4" w:space="0" w:color="6B7280"/>
-              <w:right w:val="single" w:sz="4" w:space="0" w:color="6B7280"/>
-            </w:tcBorders>
-            <w:shd w:val="clear" w:color="auto" w:fill="8DB3E2" w:themeFill="text2" w:themeFillTint="66"/>
-            <w:tcMar>
-              <w:top w:w="50" w:type="dxa"/>
-              <w:left w:w="70" w:type="dxa"/>
-              <w:bottom w:w="50" w:type="dxa"/>
-              <w:right w:w="70" w:type="dxa"/>
-            </w:tcMar>
-            <w:vAlign w:val="center"/>
-          </w:tcPr>
-          <w:p>
-            <w:pPr>
-              <w:spacing w:after="0" w:line="276" w:lineRule="auto"/>
-              <w:jc w:val="center"/>
-              <w:rPr>
-                <w:rFonts w:ascii="Aptos Light" w:hAnsi="Aptos Light"/>
-                <w:b/>
-                <w:szCs w:val="18"/>
-              </w:rPr>
-            </w:pPr>
-            <w:r>
-              <w:rPr>
-                <w:rFonts w:ascii="Aptos Light" w:eastAsia="Aptos" w:hAnsi="Aptos Light"/>
-                <w:b/>
-                <w:color w:val="1F2937"/>
-                <w:szCs w:val="18"/>
-              </w:rPr>
-              <w:t>Completed</w:t>
-            </w:r>
-          </w:p>
-        </w:tc>
-      </w:tr>
-      <w:tr>
-        <w:trPr>
-          <w:cantSplit/>
-          <w:trHeight w:val="190"/>
-          <w:jc w:val="center"/>
-        </w:trPr>
-        <w:tc>
-          <w:tcPr>
-            <w:tcW w:w="1117" w:type="dxa"/>
-            <w:tcBorders>
-              <w:top w:val="single" w:sz="4" w:space="0" w:color="6B7280"/>
-              <w:left w:val="single" w:sz="4" w:space="0" w:color="6B7280"/>
-              <w:bottom w:val="single" w:sz="4" w:space="0" w:color="6B7280"/>
-              <w:right w:val="single" w:sz="4" w:space="0" w:color="6B7280"/>
-            </w:tcBorders>
-            <w:shd w:val="clear" w:color="auto" w:fill="EAF1F7"/>
-            <w:tcMar>
-              <w:top w:w="50" w:type="dxa"/>
-              <w:left w:w="70" w:type="dxa"/>
-              <w:bottom w:w="50" w:type="dxa"/>
-              <w:right w:w="70" w:type="dxa"/>
-            </w:tcMar>
-            <w:vAlign w:val="center"/>
-          </w:tcPr>
-          <w:p>
-            <w:pPr>
-              <w:spacing w:after="0" w:line="276" w:lineRule="auto"/>
-              <w:rPr>
-                <w:rFonts w:ascii="Aptos Light" w:hAnsi="Aptos Light"/>
-                <w:szCs w:val="18"/>
-              </w:rPr>
-            </w:pPr>
-            <w:r>
-              <w:rPr>
-                <w:rFonts w:ascii="Aptos Light" w:eastAsia="Aptos" w:hAnsi="Aptos Light"/>
-                <w:b/>
-                <w:color w:val="1F2937"/>
-                <w:szCs w:val="18"/>
-              </w:rPr>
-              <w:t>W4-01</w:t>
-            </w:r>
-          </w:p>
-        </w:tc>
-        <w:tc>
-          <w:tcPr>
-            <w:tcW w:w="1956" w:type="dxa"/>
-            <w:tcBorders>
-              <w:top w:val="single" w:sz="4" w:space="0" w:color="6B7280"/>
-              <w:left w:val="single" w:sz="4" w:space="0" w:color="6B7280"/>
-              <w:bottom w:val="single" w:sz="4" w:space="0" w:color="6B7280"/>
-              <w:right w:val="single" w:sz="4" w:space="0" w:color="6B7280"/>
-            </w:tcBorders>
-            <w:shd w:val="clear" w:color="auto" w:fill="EAF1F7"/>
-            <w:tcMar>
-              <w:top w:w="50" w:type="dxa"/>
-              <w:left w:w="70" w:type="dxa"/>
-              <w:bottom w:w="50" w:type="dxa"/>
-              <w:right w:w="70" w:type="dxa"/>
-            </w:tcMar>
-            <w:vAlign w:val="center"/>
-          </w:tcPr>
-          <w:p>
-            <w:pPr>
-              <w:spacing w:after="0" w:line="276" w:lineRule="auto"/>
-              <w:rPr>
-                <w:rFonts w:ascii="Aptos Light" w:hAnsi="Aptos Light"/>
-                <w:b/>
-                <w:szCs w:val="18"/>
-              </w:rPr>
-            </w:pPr>
-            <w:r>
-              <w:rPr>
-                <w:rFonts w:ascii="Aptos Light" w:eastAsia="Aptos" w:hAnsi="Aptos Light"/>
-                <w:b/>
-                <w:color w:val="1F2937"/>
-                <w:szCs w:val="18"/>
-              </w:rPr>
-              <w:t>Services</w:t>
-            </w:r>
-          </w:p>
-        </w:tc>
-        <w:tc>
-          <w:tcPr>
-            <w:tcW w:w="10059" w:type="dxa"/>
-            <w:tcBorders>
-              <w:top w:val="single" w:sz="4" w:space="0" w:color="6B7280"/>
-              <w:left w:val="single" w:sz="4" w:space="0" w:color="6B7280"/>
-              <w:bottom w:val="single" w:sz="4" w:space="0" w:color="6B7280"/>
-              <w:right w:val="single" w:sz="4" w:space="0" w:color="6B7280"/>
-            </w:tcBorders>
-            <w:shd w:val="clear" w:color="auto" w:fill="EAF1F7"/>
-            <w:tcMar>
-              <w:top w:w="50" w:type="dxa"/>
-              <w:left w:w="70" w:type="dxa"/>
-              <w:bottom w:w="50" w:type="dxa"/>
-              <w:right w:w="70" w:type="dxa"/>
-            </w:tcMar>
-            <w:vAlign w:val="center"/>
-          </w:tcPr>
-          <w:p>
-            <w:pPr>
-              <w:spacing w:after="0" w:line="276" w:lineRule="auto"/>
-              <w:rPr>
-                <w:rFonts w:ascii="Aptos Light" w:hAnsi="Aptos Light"/>
-                <w:szCs w:val="18"/>
-              </w:rPr>
-            </w:pPr>
-            <w:r>
-              <w:rPr>
-                <w:rFonts w:ascii="Aptos Light" w:eastAsia="Aptos" w:hAnsi="Aptos Light"/>
-                <w:color w:val="1F2937"/>
-                <w:szCs w:val="18"/>
-              </w:rPr>
-              <w:t>Define module service boundaries</w:t>
-            </w:r>
-          </w:p>
-        </w:tc>
-        <w:tc>
-          <w:tcPr>
-            <w:tcW w:w="1536" w:type="dxa"/>
-            <w:tcBorders>
-              <w:top w:val="single" w:sz="4" w:space="0" w:color="6B7280"/>
-              <w:left w:val="single" w:sz="4" w:space="0" w:color="6B7280"/>
-              <w:bottom w:val="single" w:sz="4" w:space="0" w:color="6B7280"/>
-              <w:right w:val="single" w:sz="4" w:space="0" w:color="6B7280"/>
-            </w:tcBorders>
-            <w:shd w:val="clear" w:color="auto" w:fill="8DB3E2" w:themeFill="text2" w:themeFillTint="66"/>
-            <w:tcMar>
-              <w:top w:w="50" w:type="dxa"/>
-              <w:left w:w="70" w:type="dxa"/>
-              <w:bottom w:w="50" w:type="dxa"/>
-              <w:right w:w="70" w:type="dxa"/>
-            </w:tcMar>
-            <w:vAlign w:val="center"/>
-          </w:tcPr>
-          <w:p>
-            <w:pPr>
-              <w:spacing w:after="0" w:line="276" w:lineRule="auto"/>
-              <w:jc w:val="center"/>
-              <w:rPr>
-                <w:rFonts w:ascii="Aptos Light" w:hAnsi="Aptos Light"/>
-                <w:b/>
-                <w:szCs w:val="18"/>
-              </w:rPr>
-            </w:pPr>
-            <w:r>
-              <w:rPr>
-                <w:rFonts w:ascii="Aptos Light" w:eastAsia="Aptos" w:hAnsi="Aptos Light"/>
-                <w:b/>
-                <w:color w:val="1F2937"/>
-                <w:szCs w:val="18"/>
-              </w:rPr>
-              <w:t>Completed</w:t>
-            </w:r>
-          </w:p>
-        </w:tc>
-      </w:tr>
-      <w:tr>
-        <w:trPr>
-          <w:cantSplit/>
-          <w:trHeight w:val="180"/>
-          <w:jc w:val="center"/>
-        </w:trPr>
-        <w:tc>
-          <w:tcPr>
-            <w:tcW w:w="1117" w:type="dxa"/>
-            <w:tcBorders>
-              <w:top w:val="single" w:sz="4" w:space="0" w:color="6B7280"/>
-              <w:left w:val="single" w:sz="4" w:space="0" w:color="6B7280"/>
-              <w:bottom w:val="single" w:sz="4" w:space="0" w:color="6B7280"/>
-              <w:right w:val="single" w:sz="4" w:space="0" w:color="6B7280"/>
-            </w:tcBorders>
-            <w:tcMar>
-              <w:top w:w="50" w:type="dxa"/>
-              <w:left w:w="70" w:type="dxa"/>
-              <w:bottom w:w="50" w:type="dxa"/>
-              <w:right w:w="70" w:type="dxa"/>
-            </w:tcMar>
-            <w:vAlign w:val="center"/>
-          </w:tcPr>
-          <w:p>
-            <w:pPr>
-              <w:spacing w:after="0" w:line="276" w:lineRule="auto"/>
-              <w:rPr>
-                <w:rFonts w:ascii="Aptos Light" w:hAnsi="Aptos Light"/>
-                <w:szCs w:val="18"/>
-              </w:rPr>
-            </w:pPr>
-            <w:r>
-              <w:rPr>
-                <w:rFonts w:ascii="Aptos Light" w:eastAsia="Aptos" w:hAnsi="Aptos Light"/>
-                <w:b/>
-                <w:color w:val="1F2937"/>
-                <w:szCs w:val="18"/>
-              </w:rPr>
-              <w:t>W4-02</w:t>
-            </w:r>
-          </w:p>
-        </w:tc>
-        <w:tc>
-          <w:tcPr>
-            <w:tcW w:w="1956" w:type="dxa"/>
-            <w:tcBorders>
-              <w:top w:val="single" w:sz="4" w:space="0" w:color="6B7280"/>
-              <w:left w:val="single" w:sz="4" w:space="0" w:color="6B7280"/>
-              <w:bottom w:val="single" w:sz="4" w:space="0" w:color="6B7280"/>
-              <w:right w:val="single" w:sz="4" w:space="0" w:color="6B7280"/>
-            </w:tcBorders>
-            <w:tcMar>
-              <w:top w:w="50" w:type="dxa"/>
-              <w:left w:w="70" w:type="dxa"/>
-              <w:bottom w:w="50" w:type="dxa"/>
-              <w:right w:w="70" w:type="dxa"/>
-            </w:tcMar>
-            <w:vAlign w:val="center"/>
-          </w:tcPr>
-          <w:p>
-            <w:pPr>
-              <w:spacing w:after="0" w:line="276" w:lineRule="auto"/>
-              <w:rPr>
-                <w:rFonts w:ascii="Aptos Light" w:hAnsi="Aptos Light"/>
-                <w:b/>
-                <w:szCs w:val="18"/>
-              </w:rPr>
-            </w:pPr>
-            <w:r>
-              <w:rPr>
-                <w:rFonts w:ascii="Aptos Light" w:eastAsia="Aptos" w:hAnsi="Aptos Light"/>
-                <w:b/>
-                <w:color w:val="1F2937"/>
-                <w:szCs w:val="18"/>
-              </w:rPr>
-              <w:t>Services</w:t>
-            </w:r>
-          </w:p>
-        </w:tc>
-        <w:tc>
-          <w:tcPr>
-            <w:tcW w:w="10059" w:type="dxa"/>
-            <w:tcBorders>
-              <w:top w:val="single" w:sz="4" w:space="0" w:color="6B7280"/>
-              <w:left w:val="single" w:sz="4" w:space="0" w:color="6B7280"/>
-              <w:bottom w:val="single" w:sz="4" w:space="0" w:color="6B7280"/>
-              <w:right w:val="single" w:sz="4" w:space="0" w:color="6B7280"/>
-            </w:tcBorders>
-            <w:tcMar>
-              <w:top w:w="50" w:type="dxa"/>
-              <w:left w:w="70" w:type="dxa"/>
-              <w:bottom w:w="50" w:type="dxa"/>
-              <w:right w:w="70" w:type="dxa"/>
-            </w:tcMar>
-            <w:vAlign w:val="center"/>
-          </w:tcPr>
-          <w:p>
-            <w:pPr>
-              <w:spacing w:after="0" w:line="276" w:lineRule="auto"/>
-              <w:rPr>
-                <w:rFonts w:ascii="Aptos Light" w:hAnsi="Aptos Light"/>
-                <w:szCs w:val="18"/>
-              </w:rPr>
-            </w:pPr>
-            <w:r>
-              <w:rPr>
-                <w:rFonts w:ascii="Aptos Light" w:eastAsia="Aptos" w:hAnsi="Aptos Light"/>
-                <w:color w:val="1F2937"/>
-                <w:szCs w:val="18"/>
-              </w:rPr>
-              <w:t>Define commands, queries, and view records</w:t>
-            </w:r>
-          </w:p>
-        </w:tc>
-        <w:tc>
-          <w:tcPr>
-            <w:tcW w:w="1536" w:type="dxa"/>
-            <w:tcBorders>
-              <w:top w:val="single" w:sz="4" w:space="0" w:color="6B7280"/>
-              <w:left w:val="single" w:sz="4" w:space="0" w:color="6B7280"/>
-              <w:bottom w:val="single" w:sz="4" w:space="0" w:color="6B7280"/>
-              <w:right w:val="single" w:sz="4" w:space="0" w:color="6B7280"/>
-            </w:tcBorders>
-            <w:shd w:val="clear" w:color="auto" w:fill="8DB3E2" w:themeFill="text2" w:themeFillTint="66"/>
-            <w:tcMar>
-              <w:top w:w="50" w:type="dxa"/>
-              <w:left w:w="70" w:type="dxa"/>
-              <w:bottom w:w="50" w:type="dxa"/>
-              <w:right w:w="70" w:type="dxa"/>
-            </w:tcMar>
-            <w:vAlign w:val="center"/>
-          </w:tcPr>
-          <w:p>
-            <w:pPr>
-              <w:spacing w:after="0" w:line="276" w:lineRule="auto"/>
-              <w:jc w:val="center"/>
-              <w:rPr>
-                <w:rFonts w:ascii="Aptos Light" w:hAnsi="Aptos Light"/>
-                <w:b/>
-                <w:szCs w:val="18"/>
-              </w:rPr>
-            </w:pPr>
-            <w:r>
-              <w:rPr>
-                <w:rFonts w:ascii="Aptos Light" w:eastAsia="Aptos" w:hAnsi="Aptos Light"/>
-                <w:b/>
-                <w:color w:val="1F2937"/>
-                <w:szCs w:val="18"/>
-              </w:rPr>
-              <w:t>Completed</w:t>
-            </w:r>
-          </w:p>
-        </w:tc>
-      </w:tr>
-      <w:tr>
-        <w:trPr>
-          <w:cantSplit/>
-          <w:trHeight w:val="180"/>
-          <w:jc w:val="center"/>
-        </w:trPr>
-        <w:tc>
-          <w:tcPr>
-            <w:tcW w:w="1117" w:type="dxa"/>
-            <w:tcBorders>
-              <w:top w:val="single" w:sz="4" w:space="0" w:color="6B7280"/>
-              <w:left w:val="single" w:sz="4" w:space="0" w:color="6B7280"/>
-              <w:bottom w:val="single" w:sz="4" w:space="0" w:color="6B7280"/>
-              <w:right w:val="single" w:sz="4" w:space="0" w:color="6B7280"/>
-            </w:tcBorders>
-            <w:shd w:val="clear" w:color="auto" w:fill="EAF1F7"/>
-            <w:tcMar>
-              <w:top w:w="50" w:type="dxa"/>
-              <w:left w:w="70" w:type="dxa"/>
-              <w:bottom w:w="50" w:type="dxa"/>
-              <w:right w:w="70" w:type="dxa"/>
-            </w:tcMar>
-            <w:vAlign w:val="center"/>
-          </w:tcPr>
-          <w:p>
-            <w:pPr>
-              <w:spacing w:after="0" w:line="276" w:lineRule="auto"/>
-              <w:rPr>
-                <w:rFonts w:ascii="Aptos Light" w:hAnsi="Aptos Light"/>
-                <w:szCs w:val="18"/>
-              </w:rPr>
-            </w:pPr>
-            <w:r>
-              <w:rPr>
-                <w:rFonts w:ascii="Aptos Light" w:eastAsia="Aptos" w:hAnsi="Aptos Light"/>
-                <w:b/>
-                <w:color w:val="1F2937"/>
-                <w:szCs w:val="18"/>
-              </w:rPr>
-              <w:t>W4-03</w:t>
-            </w:r>
-          </w:p>
-        </w:tc>
-        <w:tc>
-          <w:tcPr>
-            <w:tcW w:w="1956" w:type="dxa"/>
-            <w:tcBorders>
-              <w:top w:val="single" w:sz="4" w:space="0" w:color="6B7280"/>
-              <w:left w:val="single" w:sz="4" w:space="0" w:color="6B7280"/>
-              <w:bottom w:val="single" w:sz="4" w:space="0" w:color="6B7280"/>
-              <w:right w:val="single" w:sz="4" w:space="0" w:color="6B7280"/>
-            </w:tcBorders>
-            <w:shd w:val="clear" w:color="auto" w:fill="EAF1F7"/>
-            <w:tcMar>
-              <w:top w:w="50" w:type="dxa"/>
-              <w:left w:w="70" w:type="dxa"/>
-              <w:bottom w:w="50" w:type="dxa"/>
-              <w:right w:w="70" w:type="dxa"/>
-            </w:tcMar>
-            <w:vAlign w:val="center"/>
-          </w:tcPr>
-          <w:p>
-            <w:pPr>
-              <w:spacing w:after="0" w:line="276" w:lineRule="auto"/>
-              <w:rPr>
-                <w:rFonts w:ascii="Aptos Light" w:hAnsi="Aptos Light"/>
-                <w:b/>
-                <w:szCs w:val="18"/>
-              </w:rPr>
-            </w:pPr>
-            <w:r>
-              <w:rPr>
-                <w:rFonts w:ascii="Aptos Light" w:eastAsia="Aptos" w:hAnsi="Aptos Light"/>
-                <w:b/>
-                <w:color w:val="1F2937"/>
-                <w:szCs w:val="18"/>
-              </w:rPr>
-              <w:t>Security</w:t>
-            </w:r>
-          </w:p>
-        </w:tc>
-        <w:tc>
-          <w:tcPr>
-            <w:tcW w:w="10059" w:type="dxa"/>
-            <w:tcBorders>
-              <w:top w:val="single" w:sz="4" w:space="0" w:color="6B7280"/>
-              <w:left w:val="single" w:sz="4" w:space="0" w:color="6B7280"/>
-              <w:bottom w:val="single" w:sz="4" w:space="0" w:color="6B7280"/>
-              <w:right w:val="single" w:sz="4" w:space="0" w:color="6B7280"/>
-            </w:tcBorders>
-            <w:shd w:val="clear" w:color="auto" w:fill="EAF1F7"/>
-            <w:tcMar>
-              <w:top w:w="50" w:type="dxa"/>
-              <w:left w:w="70" w:type="dxa"/>
-              <w:bottom w:w="50" w:type="dxa"/>
-              <w:right w:w="70" w:type="dxa"/>
-            </w:tcMar>
-            <w:vAlign w:val="center"/>
-          </w:tcPr>
-          <w:p>
-            <w:pPr>
-              <w:spacing w:after="0" w:line="276" w:lineRule="auto"/>
-              <w:rPr>
-                <w:rFonts w:ascii="Aptos Light" w:hAnsi="Aptos Light"/>
-                <w:szCs w:val="18"/>
-              </w:rPr>
-            </w:pPr>
-            <w:r>
-              <w:rPr>
-                <w:rFonts w:ascii="Aptos Light" w:eastAsia="Aptos" w:hAnsi="Aptos Light"/>
-                <w:color w:val="1F2937"/>
-                <w:szCs w:val="18"/>
-              </w:rPr>
-              <w:t>Define authorization and transaction boundaries</w:t>
-            </w:r>
-          </w:p>
-        </w:tc>
-        <w:tc>
-          <w:tcPr>
-            <w:tcW w:w="1536" w:type="dxa"/>
-            <w:tcBorders>
-              <w:top w:val="single" w:sz="4" w:space="0" w:color="6B7280"/>
-              <w:left w:val="single" w:sz="4" w:space="0" w:color="6B7280"/>
-              <w:bottom w:val="single" w:sz="4" w:space="0" w:color="6B7280"/>
-              <w:right w:val="single" w:sz="4" w:space="0" w:color="6B7280"/>
-            </w:tcBorders>
-            <w:shd w:val="clear" w:color="auto" w:fill="8DB3E2" w:themeFill="text2" w:themeFillTint="66"/>
-            <w:tcMar>
-              <w:top w:w="50" w:type="dxa"/>
-              <w:left w:w="70" w:type="dxa"/>
-              <w:bottom w:w="50" w:type="dxa"/>
-              <w:right w:w="70" w:type="dxa"/>
-            </w:tcMar>
-            <w:vAlign w:val="center"/>
-          </w:tcPr>
-          <w:p>
-            <w:pPr>
-              <w:spacing w:after="0" w:line="276" w:lineRule="auto"/>
-              <w:jc w:val="center"/>
-              <w:rPr>
-                <w:rFonts w:ascii="Aptos Light" w:hAnsi="Aptos Light"/>
-                <w:b/>
-                <w:szCs w:val="18"/>
-              </w:rPr>
-            </w:pPr>
-            <w:r>
-              <w:rPr>
-                <w:rFonts w:ascii="Aptos Light" w:eastAsia="Aptos" w:hAnsi="Aptos Light"/>
-                <w:b/>
-                <w:color w:val="1F2937"/>
-                <w:szCs w:val="18"/>
-              </w:rPr>
-              <w:t>Completed</w:t>
-            </w:r>
-          </w:p>
-        </w:tc>
-      </w:tr>
-      <w:tr>
-        <w:trPr>
-          <w:cantSplit/>
-          <w:trHeight w:val="190"/>
-          <w:jc w:val="center"/>
-        </w:trPr>
-        <w:tc>
-          <w:tcPr>
-            <w:tcW w:w="1117" w:type="dxa"/>
-            <w:tcBorders>
-              <w:top w:val="single" w:sz="4" w:space="0" w:color="6B7280"/>
-              <w:left w:val="single" w:sz="4" w:space="0" w:color="6B7280"/>
-              <w:bottom w:val="single" w:sz="4" w:space="0" w:color="6B7280"/>
-              <w:right w:val="single" w:sz="4" w:space="0" w:color="6B7280"/>
-            </w:tcBorders>
-            <w:tcMar>
-              <w:top w:w="50" w:type="dxa"/>
-              <w:left w:w="70" w:type="dxa"/>
-              <w:bottom w:w="50" w:type="dxa"/>
-              <w:right w:w="70" w:type="dxa"/>
-            </w:tcMar>
-            <w:vAlign w:val="center"/>
-          </w:tcPr>
-          <w:p>
-            <w:pPr>
-              <w:spacing w:after="0" w:line="276" w:lineRule="auto"/>
-              <w:rPr>
-                <w:rFonts w:ascii="Aptos Light" w:hAnsi="Aptos Light"/>
-                <w:szCs w:val="18"/>
-              </w:rPr>
-            </w:pPr>
-            <w:r>
-              <w:rPr>
-                <w:rFonts w:ascii="Aptos Light" w:eastAsia="Aptos" w:hAnsi="Aptos Light"/>
-                <w:b/>
-                <w:color w:val="1F2937"/>
-                <w:szCs w:val="18"/>
-              </w:rPr>
-              <w:t>W4-04</w:t>
-            </w:r>
-          </w:p>
-        </w:tc>
-        <w:tc>
-          <w:tcPr>
-            <w:tcW w:w="1956" w:type="dxa"/>
-            <w:tcBorders>
-              <w:top w:val="single" w:sz="4" w:space="0" w:color="6B7280"/>
-              <w:left w:val="single" w:sz="4" w:space="0" w:color="6B7280"/>
-              <w:bottom w:val="single" w:sz="4" w:space="0" w:color="6B7280"/>
-              <w:right w:val="single" w:sz="4" w:space="0" w:color="6B7280"/>
-            </w:tcBorders>
-            <w:tcMar>
-              <w:top w:w="50" w:type="dxa"/>
-              <w:left w:w="70" w:type="dxa"/>
-              <w:bottom w:w="50" w:type="dxa"/>
-              <w:right w:w="70" w:type="dxa"/>
-            </w:tcMar>
-            <w:vAlign w:val="center"/>
-          </w:tcPr>
-          <w:p>
-            <w:pPr>
-              <w:spacing w:after="0" w:line="276" w:lineRule="auto"/>
-              <w:rPr>
-                <w:rFonts w:ascii="Aptos Light" w:hAnsi="Aptos Light"/>
-                <w:b/>
-                <w:szCs w:val="18"/>
-              </w:rPr>
-            </w:pPr>
-            <w:r>
-              <w:rPr>
-                <w:rFonts w:ascii="Aptos Light" w:eastAsia="Aptos" w:hAnsi="Aptos Light"/>
-                <w:b/>
-                <w:color w:val="1F2937"/>
-                <w:szCs w:val="18"/>
-              </w:rPr>
-              <w:t>Errors</w:t>
-            </w:r>
-          </w:p>
-        </w:tc>
-        <w:tc>
-          <w:tcPr>
-            <w:tcW w:w="10059" w:type="dxa"/>
-            <w:tcBorders>
-              <w:top w:val="single" w:sz="4" w:space="0" w:color="6B7280"/>
-              <w:left w:val="single" w:sz="4" w:space="0" w:color="6B7280"/>
-              <w:bottom w:val="single" w:sz="4" w:space="0" w:color="6B7280"/>
-              <w:right w:val="single" w:sz="4" w:space="0" w:color="6B7280"/>
-            </w:tcBorders>
-            <w:tcMar>
-              <w:top w:w="50" w:type="dxa"/>
-              <w:left w:w="70" w:type="dxa"/>
-              <w:bottom w:w="50" w:type="dxa"/>
-              <w:right w:w="70" w:type="dxa"/>
-            </w:tcMar>
-            <w:vAlign w:val="center"/>
-          </w:tcPr>
-          <w:p>
-            <w:pPr>
-              <w:spacing w:after="0" w:line="276" w:lineRule="auto"/>
-              <w:rPr>
-                <w:rFonts w:ascii="Aptos Light" w:hAnsi="Aptos Light"/>
-                <w:szCs w:val="18"/>
-              </w:rPr>
-            </w:pPr>
-            <w:r>
-              <w:rPr>
-                <w:rFonts w:ascii="Aptos Light" w:eastAsia="Aptos" w:hAnsi="Aptos Light"/>
-                <w:color w:val="1F2937"/>
-                <w:szCs w:val="18"/>
-              </w:rPr>
-              <w:t>Define validation and error handling</w:t>
-            </w:r>
-          </w:p>
-        </w:tc>
-        <w:tc>
-          <w:tcPr>
-            <w:tcW w:w="1536" w:type="dxa"/>
-            <w:tcBorders>
-              <w:top w:val="single" w:sz="4" w:space="0" w:color="6B7280"/>
-              <w:left w:val="single" w:sz="4" w:space="0" w:color="6B7280"/>
-              <w:bottom w:val="single" w:sz="4" w:space="0" w:color="6B7280"/>
-              <w:right w:val="single" w:sz="4" w:space="0" w:color="6B7280"/>
-            </w:tcBorders>
-            <w:shd w:val="clear" w:color="auto" w:fill="8DB3E2" w:themeFill="text2" w:themeFillTint="66"/>
-            <w:tcMar>
-              <w:top w:w="50" w:type="dxa"/>
-              <w:left w:w="70" w:type="dxa"/>
-              <w:bottom w:w="50" w:type="dxa"/>
-              <w:right w:w="70" w:type="dxa"/>
-            </w:tcMar>
-            <w:vAlign w:val="center"/>
-          </w:tcPr>
-          <w:p>
-            <w:pPr>
-              <w:spacing w:after="0" w:line="276" w:lineRule="auto"/>
-              <w:jc w:val="center"/>
-              <w:rPr>
-                <w:rFonts w:ascii="Aptos Light" w:hAnsi="Aptos Light"/>
-                <w:b/>
-                <w:szCs w:val="18"/>
-              </w:rPr>
-            </w:pPr>
-            <w:r>
-              <w:rPr>
-                <w:rFonts w:ascii="Aptos Light" w:eastAsia="Aptos" w:hAnsi="Aptos Light"/>
-                <w:b/>
-                <w:color w:val="1F2937"/>
-                <w:szCs w:val="18"/>
-              </w:rPr>
-              <w:t>Completed</w:t>
-            </w:r>
-          </w:p>
-        </w:tc>
-      </w:tr>
-      <w:tr>
-        <w:trPr>
-          <w:cantSplit/>
-          <w:trHeight w:val="180"/>
-          <w:jc w:val="center"/>
-        </w:trPr>
-        <w:tc>
-          <w:tcPr>
-            <w:tcW w:w="1117" w:type="dxa"/>
-            <w:tcBorders>
-              <w:top w:val="single" w:sz="4" w:space="0" w:color="6B7280"/>
-              <w:left w:val="single" w:sz="4" w:space="0" w:color="6B7280"/>
-              <w:bottom w:val="single" w:sz="4" w:space="0" w:color="6B7280"/>
-              <w:right w:val="single" w:sz="4" w:space="0" w:color="6B7280"/>
-            </w:tcBorders>
-            <w:shd w:val="clear" w:color="auto" w:fill="EAF1F7"/>
-            <w:tcMar>
-              <w:top w:w="50" w:type="dxa"/>
-              <w:left w:w="70" w:type="dxa"/>
-              <w:bottom w:w="50" w:type="dxa"/>
-              <w:right w:w="70" w:type="dxa"/>
-            </w:tcMar>
-            <w:vAlign w:val="center"/>
-          </w:tcPr>
-          <w:p>
-            <w:pPr>
-              <w:spacing w:after="0" w:line="276" w:lineRule="auto"/>
-              <w:rPr>
-                <w:rFonts w:ascii="Aptos Light" w:hAnsi="Aptos Light"/>
-                <w:szCs w:val="18"/>
-              </w:rPr>
-            </w:pPr>
-            <w:r>
-              <w:rPr>
-                <w:rFonts w:ascii="Aptos Light" w:eastAsia="Aptos" w:hAnsi="Aptos Light"/>
-                <w:b/>
-                <w:color w:val="1F2937"/>
-                <w:szCs w:val="18"/>
-              </w:rPr>
-              <w:t>W4-05</w:t>
-            </w:r>
-          </w:p>
-        </w:tc>
-        <w:tc>
-          <w:tcPr>
-            <w:tcW w:w="1956" w:type="dxa"/>
-            <w:tcBorders>
-              <w:top w:val="single" w:sz="4" w:space="0" w:color="6B7280"/>
-              <w:left w:val="single" w:sz="4" w:space="0" w:color="6B7280"/>
-              <w:bottom w:val="single" w:sz="4" w:space="0" w:color="6B7280"/>
-              <w:right w:val="single" w:sz="4" w:space="0" w:color="6B7280"/>
-            </w:tcBorders>
-            <w:shd w:val="clear" w:color="auto" w:fill="EAF1F7"/>
-            <w:tcMar>
-              <w:top w:w="50" w:type="dxa"/>
-              <w:left w:w="70" w:type="dxa"/>
-              <w:bottom w:w="50" w:type="dxa"/>
-              <w:right w:w="70" w:type="dxa"/>
-            </w:tcMar>
-            <w:vAlign w:val="center"/>
-          </w:tcPr>
-          <w:p>
-            <w:pPr>
-              <w:spacing w:after="0" w:line="276" w:lineRule="auto"/>
-              <w:rPr>
-                <w:rFonts w:ascii="Aptos Light" w:hAnsi="Aptos Light"/>
-                <w:b/>
-                <w:szCs w:val="18"/>
-              </w:rPr>
-            </w:pPr>
-            <w:r>
-              <w:rPr>
-                <w:rFonts w:ascii="Aptos Light" w:eastAsia="Aptos" w:hAnsi="Aptos Light"/>
-                <w:b/>
-                <w:color w:val="1F2937"/>
-                <w:szCs w:val="18"/>
-              </w:rPr>
-              <w:t>Events</w:t>
-            </w:r>
-          </w:p>
-        </w:tc>
-        <w:tc>
-          <w:tcPr>
-            <w:tcW w:w="10059" w:type="dxa"/>
-            <w:tcBorders>
-              <w:top w:val="single" w:sz="4" w:space="0" w:color="6B7280"/>
-              <w:left w:val="single" w:sz="4" w:space="0" w:color="6B7280"/>
-              <w:bottom w:val="single" w:sz="4" w:space="0" w:color="6B7280"/>
-              <w:right w:val="single" w:sz="4" w:space="0" w:color="6B7280"/>
-            </w:tcBorders>
-            <w:shd w:val="clear" w:color="auto" w:fill="EAF1F7"/>
-            <w:tcMar>
-              <w:top w:w="50" w:type="dxa"/>
-              <w:left w:w="70" w:type="dxa"/>
-              <w:bottom w:w="50" w:type="dxa"/>
-              <w:right w:w="70" w:type="dxa"/>
-            </w:tcMar>
-            <w:vAlign w:val="center"/>
-          </w:tcPr>
-          <w:p>
-            <w:pPr>
-              <w:spacing w:after="0" w:line="276" w:lineRule="auto"/>
-              <w:rPr>
-                <w:rFonts w:ascii="Aptos Light" w:hAnsi="Aptos Light"/>
-                <w:szCs w:val="18"/>
-              </w:rPr>
-            </w:pPr>
-            <w:r>
-              <w:rPr>
-                <w:rFonts w:ascii="Aptos Light" w:eastAsia="Aptos" w:hAnsi="Aptos Light"/>
-                <w:color w:val="1F2937"/>
-                <w:szCs w:val="18"/>
-              </w:rPr>
-              <w:t>Define internal module events</w:t>
-            </w:r>
-          </w:p>
-        </w:tc>
-        <w:tc>
-          <w:tcPr>
-            <w:tcW w:w="1536" w:type="dxa"/>
-            <w:tcBorders>
-              <w:top w:val="single" w:sz="4" w:space="0" w:color="6B7280"/>
-              <w:left w:val="single" w:sz="4" w:space="0" w:color="6B7280"/>
-              <w:bottom w:val="single" w:sz="4" w:space="0" w:color="6B7280"/>
-              <w:right w:val="single" w:sz="4" w:space="0" w:color="6B7280"/>
-            </w:tcBorders>
-            <w:shd w:val="clear" w:color="auto" w:fill="8DB3E2" w:themeFill="text2" w:themeFillTint="66"/>
-            <w:tcMar>
-              <w:top w:w="50" w:type="dxa"/>
-              <w:left w:w="70" w:type="dxa"/>
-              <w:bottom w:w="50" w:type="dxa"/>
-              <w:right w:w="70" w:type="dxa"/>
-            </w:tcMar>
-            <w:vAlign w:val="center"/>
-          </w:tcPr>
-          <w:p>
-            <w:pPr>
-              <w:spacing w:after="0" w:line="276" w:lineRule="auto"/>
-              <w:jc w:val="center"/>
-              <w:rPr>
-                <w:rFonts w:ascii="Aptos Light" w:hAnsi="Aptos Light"/>
-                <w:b/>
-                <w:szCs w:val="18"/>
-              </w:rPr>
-            </w:pPr>
-            <w:r>
-              <w:rPr>
-                <w:rFonts w:ascii="Aptos Light" w:eastAsia="Aptos" w:hAnsi="Aptos Light"/>
-                <w:b/>
-                <w:color w:val="1F2937"/>
-                <w:szCs w:val="18"/>
-              </w:rPr>
-              <w:t>Completed</w:t>
-            </w:r>
-          </w:p>
-        </w:tc>
-      </w:tr>
-      <w:tr>
-        <w:trPr>
-          <w:cantSplit/>
-          <w:trHeight w:val="180"/>
-          <w:jc w:val="center"/>
-        </w:trPr>
-        <w:tc>
-          <w:tcPr>
-            <w:tcW w:w="1117" w:type="dxa"/>
-            <w:tcBorders>
-              <w:top w:val="single" w:sz="4" w:space="0" w:color="6B7280"/>
-              <w:left w:val="single" w:sz="4" w:space="0" w:color="6B7280"/>
-              <w:bottom w:val="single" w:sz="4" w:space="0" w:color="6B7280"/>
-              <w:right w:val="single" w:sz="4" w:space="0" w:color="6B7280"/>
-            </w:tcBorders>
-            <w:tcMar>
-              <w:top w:w="50" w:type="dxa"/>
-              <w:left w:w="70" w:type="dxa"/>
-              <w:bottom w:w="50" w:type="dxa"/>
-              <w:right w:w="70" w:type="dxa"/>
-            </w:tcMar>
-            <w:vAlign w:val="center"/>
-          </w:tcPr>
-          <w:p>
-            <w:pPr>
-              <w:spacing w:after="0" w:line="276" w:lineRule="auto"/>
-              <w:rPr>
-                <w:rFonts w:ascii="Aptos Light" w:hAnsi="Aptos Light"/>
-                <w:szCs w:val="18"/>
-              </w:rPr>
-            </w:pPr>
-            <w:r>
-              <w:rPr>
-                <w:rFonts w:ascii="Aptos Light" w:eastAsia="Aptos" w:hAnsi="Aptos Light"/>
-                <w:b/>
-                <w:color w:val="1F2937"/>
-                <w:szCs w:val="18"/>
-              </w:rPr>
-              <w:t>W4-06</w:t>
-            </w:r>
-          </w:p>
-        </w:tc>
-        <w:tc>
-          <w:tcPr>
-            <w:tcW w:w="1956" w:type="dxa"/>
-            <w:tcBorders>
-              <w:top w:val="single" w:sz="4" w:space="0" w:color="6B7280"/>
-              <w:left w:val="single" w:sz="4" w:space="0" w:color="6B7280"/>
-              <w:bottom w:val="single" w:sz="4" w:space="0" w:color="6B7280"/>
-              <w:right w:val="single" w:sz="4" w:space="0" w:color="6B7280"/>
-            </w:tcBorders>
-            <w:tcMar>
-              <w:top w:w="50" w:type="dxa"/>
-              <w:left w:w="70" w:type="dxa"/>
-              <w:bottom w:w="50" w:type="dxa"/>
-              <w:right w:w="70" w:type="dxa"/>
-            </w:tcMar>
-            <w:vAlign w:val="center"/>
-          </w:tcPr>
-          <w:p>
-            <w:pPr>
-              <w:spacing w:after="0" w:line="276" w:lineRule="auto"/>
-              <w:rPr>
-                <w:rFonts w:ascii="Aptos Light" w:hAnsi="Aptos Light"/>
-                <w:b/>
-                <w:szCs w:val="18"/>
-              </w:rPr>
-            </w:pPr>
-            <w:r>
-              <w:rPr>
-                <w:rFonts w:ascii="Aptos Light" w:eastAsia="Aptos" w:hAnsi="Aptos Light"/>
-                <w:b/>
-                <w:color w:val="1F2937"/>
-                <w:szCs w:val="18"/>
-              </w:rPr>
-              <w:t>Scope Alignment</w:t>
-            </w:r>
-          </w:p>
-        </w:tc>
-        <w:tc>
-          <w:tcPr>
-            <w:tcW w:w="10059" w:type="dxa"/>
-            <w:tcBorders>
-              <w:top w:val="single" w:sz="4" w:space="0" w:color="6B7280"/>
-              <w:left w:val="single" w:sz="4" w:space="0" w:color="6B7280"/>
-              <w:bottom w:val="single" w:sz="4" w:space="0" w:color="6B7280"/>
-              <w:right w:val="single" w:sz="4" w:space="0" w:color="6B7280"/>
-            </w:tcBorders>
-            <w:tcMar>
-              <w:top w:w="50" w:type="dxa"/>
-              <w:left w:w="70" w:type="dxa"/>
-              <w:bottom w:w="50" w:type="dxa"/>
-              <w:right w:w="70" w:type="dxa"/>
-            </w:tcMar>
-            <w:vAlign w:val="center"/>
-          </w:tcPr>
-          <w:p>
-            <w:pPr>
-              <w:spacing w:after="0" w:line="276" w:lineRule="auto"/>
-              <w:rPr>
-                <w:rFonts w:ascii="Aptos Light" w:hAnsi="Aptos Light"/>
-                <w:szCs w:val="18"/>
-              </w:rPr>
-            </w:pPr>
-            <w:r>
-              <w:rPr>
-                <w:rFonts w:ascii="Aptos Light" w:eastAsia="Aptos" w:hAnsi="Aptos Light"/>
-                <w:color w:val="1F2937"/>
-                <w:szCs w:val="18"/>
-              </w:rPr>
-              <w:t>Keep Version 1 services internal</w:t>
-            </w:r>
-          </w:p>
-        </w:tc>
-        <w:tc>
-          <w:tcPr>
-            <w:tcW w:w="1536" w:type="dxa"/>
-            <w:tcBorders>
-              <w:top w:val="single" w:sz="4" w:space="0" w:color="6B7280"/>
-              <w:left w:val="single" w:sz="4" w:space="0" w:color="6B7280"/>
-              <w:bottom w:val="single" w:sz="4" w:space="0" w:color="6B7280"/>
-              <w:right w:val="single" w:sz="4" w:space="0" w:color="6B7280"/>
-            </w:tcBorders>
-            <w:shd w:val="clear" w:color="auto" w:fill="8DB3E2" w:themeFill="text2" w:themeFillTint="66"/>
-            <w:tcMar>
-              <w:top w:w="50" w:type="dxa"/>
-              <w:left w:w="70" w:type="dxa"/>
-              <w:bottom w:w="50" w:type="dxa"/>
-              <w:right w:w="70" w:type="dxa"/>
-            </w:tcMar>
-            <w:vAlign w:val="center"/>
-          </w:tcPr>
-          <w:p>
-            <w:pPr>
-              <w:spacing w:after="0" w:line="276" w:lineRule="auto"/>
-              <w:jc w:val="center"/>
-              <w:rPr>
-                <w:rFonts w:ascii="Aptos Light" w:hAnsi="Aptos Light"/>
-                <w:b/>
-                <w:szCs w:val="18"/>
-              </w:rPr>
-            </w:pPr>
-            <w:r>
-              <w:rPr>
-                <w:rFonts w:ascii="Aptos Light" w:eastAsia="Aptos" w:hAnsi="Aptos Light"/>
-                <w:b/>
-                <w:color w:val="1F2937"/>
-                <w:szCs w:val="18"/>
-              </w:rPr>
-              <w:t>Completed</w:t>
-            </w:r>
-          </w:p>
-        </w:tc>
-      </w:tr>
-      <w:tr>
-        <w:trPr>
-          <w:cantSplit/>
-          <w:trHeight w:val="190"/>
-          <w:jc w:val="center"/>
-        </w:trPr>
-        <w:tc>
-          <w:tcPr>
-            <w:tcW w:w="1117" w:type="dxa"/>
-            <w:tcBorders>
-              <w:top w:val="single" w:sz="4" w:space="0" w:color="6B7280"/>
-              <w:left w:val="single" w:sz="4" w:space="0" w:color="6B7280"/>
-              <w:bottom w:val="single" w:sz="4" w:space="0" w:color="6B7280"/>
-              <w:right w:val="single" w:sz="4" w:space="0" w:color="6B7280"/>
-            </w:tcBorders>
-            <w:shd w:val="clear" w:color="auto" w:fill="EAF1F7"/>
-            <w:tcMar>
-              <w:top w:w="50" w:type="dxa"/>
-              <w:left w:w="70" w:type="dxa"/>
-              <w:bottom w:w="50" w:type="dxa"/>
-              <w:right w:w="70" w:type="dxa"/>
-            </w:tcMar>
-            <w:vAlign w:val="center"/>
-          </w:tcPr>
-          <w:p>
-            <w:pPr>
-              <w:spacing w:after="0" w:line="276" w:lineRule="auto"/>
-              <w:rPr>
-                <w:rFonts w:ascii="Aptos Light" w:hAnsi="Aptos Light"/>
-                <w:szCs w:val="18"/>
-              </w:rPr>
-            </w:pPr>
-            <w:r>
-              <w:rPr>
-                <w:rFonts w:ascii="Aptos Light" w:eastAsia="Aptos" w:hAnsi="Aptos Light"/>
-                <w:b/>
-                <w:color w:val="1F2937"/>
-                <w:szCs w:val="18"/>
-              </w:rPr>
-              <w:t>W5-01</w:t>
-            </w:r>
-          </w:p>
-        </w:tc>
-        <w:tc>
-          <w:tcPr>
-            <w:tcW w:w="1956" w:type="dxa"/>
-            <w:tcBorders>
-              <w:top w:val="single" w:sz="4" w:space="0" w:color="6B7280"/>
-              <w:left w:val="single" w:sz="4" w:space="0" w:color="6B7280"/>
-              <w:bottom w:val="single" w:sz="4" w:space="0" w:color="6B7280"/>
-              <w:right w:val="single" w:sz="4" w:space="0" w:color="6B7280"/>
-            </w:tcBorders>
-            <w:shd w:val="clear" w:color="auto" w:fill="EAF1F7"/>
-            <w:tcMar>
-              <w:top w:w="50" w:type="dxa"/>
-              <w:left w:w="70" w:type="dxa"/>
-              <w:bottom w:w="50" w:type="dxa"/>
-              <w:right w:w="70" w:type="dxa"/>
-            </w:tcMar>
-            <w:vAlign w:val="center"/>
-          </w:tcPr>
-          <w:p>
-            <w:pPr>
-              <w:spacing w:after="0" w:line="276" w:lineRule="auto"/>
-              <w:rPr>
-                <w:rFonts w:ascii="Aptos Light" w:hAnsi="Aptos Light"/>
-                <w:b/>
-                <w:szCs w:val="18"/>
-              </w:rPr>
-            </w:pPr>
-            <w:r>
-              <w:rPr>
-                <w:rFonts w:ascii="Aptos Light" w:eastAsia="Aptos" w:hAnsi="Aptos Light"/>
-                <w:b/>
-                <w:color w:val="1F2937"/>
-                <w:szCs w:val="18"/>
-              </w:rPr>
-              <w:t>Project Setup</w:t>
-            </w:r>
-          </w:p>
-        </w:tc>
-        <w:tc>
-          <w:tcPr>
-            <w:tcW w:w="10059" w:type="dxa"/>
-            <w:tcBorders>
-              <w:top w:val="single" w:sz="4" w:space="0" w:color="6B7280"/>
-              <w:left w:val="single" w:sz="4" w:space="0" w:color="6B7280"/>
-              <w:bottom w:val="single" w:sz="4" w:space="0" w:color="6B7280"/>
-              <w:right w:val="single" w:sz="4" w:space="0" w:color="6B7280"/>
-            </w:tcBorders>
-            <w:shd w:val="clear" w:color="auto" w:fill="EAF1F7"/>
-            <w:tcMar>
-              <w:top w:w="50" w:type="dxa"/>
-              <w:left w:w="70" w:type="dxa"/>
-              <w:bottom w:w="50" w:type="dxa"/>
-              <w:right w:w="70" w:type="dxa"/>
-            </w:tcMar>
-            <w:vAlign w:val="center"/>
-          </w:tcPr>
-          <w:p>
-            <w:pPr>
-              <w:spacing w:after="0" w:line="276" w:lineRule="auto"/>
-              <w:rPr>
-                <w:rFonts w:ascii="Aptos Light" w:hAnsi="Aptos Light"/>
-                <w:szCs w:val="18"/>
-              </w:rPr>
-            </w:pPr>
-            <w:r>
-              <w:rPr>
-                <w:rFonts w:ascii="Aptos Light" w:eastAsia="Aptos" w:hAnsi="Aptos Light"/>
-                <w:color w:val="1F2937"/>
-                <w:szCs w:val="18"/>
-              </w:rPr>
-              <w:t>Create Maven and Spring Boot project</w:t>
-            </w:r>
-          </w:p>
-        </w:tc>
-        <w:tc>
-          <w:tcPr>
-            <w:tcW w:w="1536" w:type="dxa"/>
-            <w:tcBorders>
-              <w:top w:val="single" w:sz="4" w:space="0" w:color="6B7280"/>
-              <w:left w:val="single" w:sz="4" w:space="0" w:color="6B7280"/>
-              <w:bottom w:val="single" w:sz="4" w:space="0" w:color="6B7280"/>
-              <w:right w:val="single" w:sz="4" w:space="0" w:color="6B7280"/>
-            </w:tcBorders>
-            <w:shd w:val="clear" w:color="auto" w:fill="8DB3E2" w:themeFill="text2" w:themeFillTint="66"/>
-            <w:tcMar>
-              <w:top w:w="50" w:type="dxa"/>
-              <w:left w:w="70" w:type="dxa"/>
-              <w:bottom w:w="50" w:type="dxa"/>
-              <w:right w:w="70" w:type="dxa"/>
-            </w:tcMar>
-            <w:vAlign w:val="center"/>
-          </w:tcPr>
-          <w:p>
-            <w:pPr>
-              <w:spacing w:after="0" w:line="276" w:lineRule="auto"/>
-              <w:jc w:val="center"/>
-              <w:rPr>
-                <w:rFonts w:ascii="Aptos Light" w:hAnsi="Aptos Light"/>
-                <w:b/>
-                <w:szCs w:val="18"/>
-              </w:rPr>
-            </w:pPr>
-            <w:r>
-              <w:rPr>
-                <w:rFonts w:ascii="Aptos Light" w:eastAsia="Aptos" w:hAnsi="Aptos Light"/>
-                <w:b/>
-                <w:color w:val="1F2937"/>
-                <w:szCs w:val="18"/>
-              </w:rPr>
-              <w:t>Completed</w:t>
-            </w:r>
-          </w:p>
-        </w:tc>
-      </w:tr>
-      <w:tr>
-        <w:trPr>
-          <w:cantSplit/>
-          <w:trHeight w:val="180"/>
-          <w:jc w:val="center"/>
-        </w:trPr>
-        <w:tc>
-          <w:tcPr>
-            <w:tcW w:w="1117" w:type="dxa"/>
-            <w:tcBorders>
-              <w:top w:val="single" w:sz="4" w:space="0" w:color="6B7280"/>
-              <w:left w:val="single" w:sz="4" w:space="0" w:color="6B7280"/>
-              <w:bottom w:val="single" w:sz="4" w:space="0" w:color="6B7280"/>
-              <w:right w:val="single" w:sz="4" w:space="0" w:color="6B7280"/>
-            </w:tcBorders>
-            <w:tcMar>
-              <w:top w:w="50" w:type="dxa"/>
-              <w:left w:w="70" w:type="dxa"/>
-              <w:bottom w:w="50" w:type="dxa"/>
-              <w:right w:w="70" w:type="dxa"/>
-            </w:tcMar>
-            <w:vAlign w:val="center"/>
-          </w:tcPr>
-          <w:p>
-            <w:pPr>
-              <w:spacing w:after="0" w:line="276" w:lineRule="auto"/>
-              <w:rPr>
-                <w:rFonts w:ascii="Aptos Light" w:hAnsi="Aptos Light"/>
-                <w:szCs w:val="18"/>
-              </w:rPr>
-            </w:pPr>
-            <w:r>
-              <w:rPr>
-                <w:rFonts w:ascii="Aptos Light" w:eastAsia="Aptos" w:hAnsi="Aptos Light"/>
-                <w:b/>
-                <w:color w:val="1F2937"/>
-                <w:szCs w:val="18"/>
-              </w:rPr>
-              <w:t>W5-02</w:t>
-            </w:r>
-          </w:p>
-        </w:tc>
-        <w:tc>
-          <w:tcPr>
-            <w:tcW w:w="1956" w:type="dxa"/>
-            <w:tcBorders>
-              <w:top w:val="single" w:sz="4" w:space="0" w:color="6B7280"/>
-              <w:left w:val="single" w:sz="4" w:space="0" w:color="6B7280"/>
-              <w:bottom w:val="single" w:sz="4" w:space="0" w:color="6B7280"/>
-              <w:right w:val="single" w:sz="4" w:space="0" w:color="6B7280"/>
-            </w:tcBorders>
-            <w:tcMar>
-              <w:top w:w="50" w:type="dxa"/>
-              <w:left w:w="70" w:type="dxa"/>
-              <w:bottom w:w="50" w:type="dxa"/>
-              <w:right w:w="70" w:type="dxa"/>
-            </w:tcMar>
-            <w:vAlign w:val="center"/>
-          </w:tcPr>
-          <w:p>
-            <w:pPr>
-              <w:spacing w:after="0" w:line="276" w:lineRule="auto"/>
-              <w:rPr>
-                <w:rFonts w:ascii="Aptos Light" w:hAnsi="Aptos Light"/>
-                <w:b/>
-                <w:szCs w:val="18"/>
-              </w:rPr>
-            </w:pPr>
-            <w:r>
-              <w:rPr>
-                <w:rFonts w:ascii="Aptos Light" w:eastAsia="Aptos" w:hAnsi="Aptos Light"/>
-                <w:b/>
-                <w:color w:val="1F2937"/>
-                <w:szCs w:val="18"/>
-              </w:rPr>
-              <w:t>Architecture</w:t>
-            </w:r>
-          </w:p>
-        </w:tc>
-        <w:tc>
-          <w:tcPr>
-            <w:tcW w:w="10059" w:type="dxa"/>
-            <w:tcBorders>
-              <w:top w:val="single" w:sz="4" w:space="0" w:color="6B7280"/>
-              <w:left w:val="single" w:sz="4" w:space="0" w:color="6B7280"/>
-              <w:bottom w:val="single" w:sz="4" w:space="0" w:color="6B7280"/>
-              <w:right w:val="single" w:sz="4" w:space="0" w:color="6B7280"/>
-            </w:tcBorders>
-            <w:tcMar>
-              <w:top w:w="50" w:type="dxa"/>
-              <w:left w:w="70" w:type="dxa"/>
-              <w:bottom w:w="50" w:type="dxa"/>
-              <w:right w:w="70" w:type="dxa"/>
-            </w:tcMar>
-            <w:vAlign w:val="center"/>
-          </w:tcPr>
-          <w:p>
-            <w:pPr>
-              <w:spacing w:after="0" w:line="276" w:lineRule="auto"/>
-              <w:rPr>
-                <w:rFonts w:ascii="Aptos Light" w:hAnsi="Aptos Light"/>
-                <w:szCs w:val="18"/>
-              </w:rPr>
-            </w:pPr>
-            <w:r>
-              <w:rPr>
-                <w:rFonts w:ascii="Aptos Light" w:eastAsia="Aptos" w:hAnsi="Aptos Light"/>
-                <w:color w:val="1F2937"/>
-                <w:szCs w:val="18"/>
-              </w:rPr>
-              <w:t>Create module package structure</w:t>
-            </w:r>
-          </w:p>
-        </w:tc>
-        <w:tc>
-          <w:tcPr>
-            <w:tcW w:w="1536" w:type="dxa"/>
-            <w:tcBorders>
-              <w:top w:val="single" w:sz="4" w:space="0" w:color="6B7280"/>
-              <w:left w:val="single" w:sz="4" w:space="0" w:color="6B7280"/>
-              <w:bottom w:val="single" w:sz="4" w:space="0" w:color="6B7280"/>
-              <w:right w:val="single" w:sz="4" w:space="0" w:color="6B7280"/>
-            </w:tcBorders>
-            <w:shd w:val="clear" w:color="auto" w:fill="8DB3E2" w:themeFill="text2" w:themeFillTint="66"/>
-            <w:tcMar>
-              <w:top w:w="50" w:type="dxa"/>
-              <w:left w:w="70" w:type="dxa"/>
-              <w:bottom w:w="50" w:type="dxa"/>
-              <w:right w:w="70" w:type="dxa"/>
-            </w:tcMar>
-            <w:vAlign w:val="center"/>
-          </w:tcPr>
-          <w:p>
-            <w:pPr>
-              <w:spacing w:after="0" w:line="276" w:lineRule="auto"/>
-              <w:jc w:val="center"/>
-              <w:rPr>
-                <w:rFonts w:ascii="Aptos Light" w:hAnsi="Aptos Light"/>
-                <w:b/>
-                <w:szCs w:val="18"/>
-              </w:rPr>
-            </w:pPr>
-            <w:r>
-              <w:rPr>
-                <w:rFonts w:ascii="Aptos Light" w:eastAsia="Aptos" w:hAnsi="Aptos Light"/>
-                <w:b/>
-                <w:color w:val="1F2937"/>
-                <w:szCs w:val="18"/>
-              </w:rPr>
-              <w:t>Completed</w:t>
-            </w:r>
-          </w:p>
-        </w:tc>
-      </w:tr>
-      <w:tr>
-        <w:trPr>
-          <w:cantSplit/>
-          <w:trHeight w:val="180"/>
-          <w:jc w:val="center"/>
-        </w:trPr>
-        <w:tc>
-          <w:tcPr>
-            <w:tcW w:w="1117" w:type="dxa"/>
-            <w:tcBorders>
-              <w:top w:val="single" w:sz="4" w:space="0" w:color="6B7280"/>
-              <w:left w:val="single" w:sz="4" w:space="0" w:color="6B7280"/>
-              <w:bottom w:val="single" w:sz="4" w:space="0" w:color="6B7280"/>
-              <w:right w:val="single" w:sz="4" w:space="0" w:color="6B7280"/>
-            </w:tcBorders>
-            <w:shd w:val="clear" w:color="auto" w:fill="EAF1F7"/>
-            <w:tcMar>
-              <w:top w:w="50" w:type="dxa"/>
-              <w:left w:w="70" w:type="dxa"/>
-              <w:bottom w:w="50" w:type="dxa"/>
-              <w:right w:w="70" w:type="dxa"/>
-            </w:tcMar>
-            <w:vAlign w:val="center"/>
-          </w:tcPr>
-          <w:p>
-            <w:pPr>
-              <w:spacing w:after="0" w:line="276" w:lineRule="auto"/>
-              <w:rPr>
-                <w:rFonts w:ascii="Aptos Light" w:hAnsi="Aptos Light"/>
-                <w:szCs w:val="18"/>
-              </w:rPr>
-            </w:pPr>
-            <w:r>
-              <w:rPr>
-                <w:rFonts w:ascii="Aptos Light" w:eastAsia="Aptos" w:hAnsi="Aptos Light"/>
-                <w:b/>
-                <w:color w:val="1F2937"/>
-                <w:szCs w:val="18"/>
-              </w:rPr>
-              <w:t>W5-03</w:t>
-            </w:r>
-          </w:p>
-        </w:tc>
-        <w:tc>
-          <w:tcPr>
-            <w:tcW w:w="1956" w:type="dxa"/>
-            <w:tcBorders>
-              <w:top w:val="single" w:sz="4" w:space="0" w:color="6B7280"/>
-              <w:left w:val="single" w:sz="4" w:space="0" w:color="6B7280"/>
-              <w:bottom w:val="single" w:sz="4" w:space="0" w:color="6B7280"/>
-              <w:right w:val="single" w:sz="4" w:space="0" w:color="6B7280"/>
-            </w:tcBorders>
-            <w:shd w:val="clear" w:color="auto" w:fill="EAF1F7"/>
-            <w:tcMar>
-              <w:top w:w="50" w:type="dxa"/>
-              <w:left w:w="70" w:type="dxa"/>
-              <w:bottom w:w="50" w:type="dxa"/>
-              <w:right w:w="70" w:type="dxa"/>
-            </w:tcMar>
-            <w:vAlign w:val="center"/>
-          </w:tcPr>
-          <w:p>
-            <w:pPr>
-              <w:spacing w:after="0" w:line="276" w:lineRule="auto"/>
-              <w:rPr>
-                <w:rFonts w:ascii="Aptos Light" w:hAnsi="Aptos Light"/>
-                <w:b/>
-                <w:szCs w:val="18"/>
-              </w:rPr>
-            </w:pPr>
-            <w:r>
-              <w:rPr>
-                <w:rFonts w:ascii="Aptos Light" w:eastAsia="Aptos" w:hAnsi="Aptos Light"/>
-                <w:b/>
-                <w:color w:val="1F2937"/>
-                <w:szCs w:val="18"/>
-              </w:rPr>
-              <w:t>Database</w:t>
-            </w:r>
-          </w:p>
-        </w:tc>
-        <w:tc>
-          <w:tcPr>
-            <w:tcW w:w="10059" w:type="dxa"/>
-            <w:tcBorders>
-              <w:top w:val="single" w:sz="4" w:space="0" w:color="6B7280"/>
-              <w:left w:val="single" w:sz="4" w:space="0" w:color="6B7280"/>
-              <w:bottom w:val="single" w:sz="4" w:space="0" w:color="6B7280"/>
-              <w:right w:val="single" w:sz="4" w:space="0" w:color="6B7280"/>
-            </w:tcBorders>
-            <w:shd w:val="clear" w:color="auto" w:fill="EAF1F7"/>
-            <w:tcMar>
-              <w:top w:w="50" w:type="dxa"/>
-              <w:left w:w="70" w:type="dxa"/>
-              <w:bottom w:w="50" w:type="dxa"/>
-              <w:right w:w="70" w:type="dxa"/>
-            </w:tcMar>
-            <w:vAlign w:val="center"/>
-          </w:tcPr>
-          <w:p>
-            <w:pPr>
-              <w:spacing w:after="0" w:line="276" w:lineRule="auto"/>
-              <w:rPr>
-                <w:rFonts w:ascii="Aptos Light" w:hAnsi="Aptos Light"/>
-                <w:szCs w:val="18"/>
-              </w:rPr>
-            </w:pPr>
-            <w:r>
-              <w:rPr>
-                <w:rFonts w:ascii="Aptos Light" w:eastAsia="Aptos" w:hAnsi="Aptos Light"/>
-                <w:color w:val="1F2937"/>
-                <w:szCs w:val="18"/>
-              </w:rPr>
-              <w:t>Configure PostgreSQL with Docker Compose</w:t>
-            </w:r>
-          </w:p>
-        </w:tc>
-        <w:tc>
-          <w:tcPr>
-            <w:tcW w:w="1536" w:type="dxa"/>
-            <w:tcBorders>
-              <w:top w:val="single" w:sz="4" w:space="0" w:color="6B7280"/>
-              <w:left w:val="single" w:sz="4" w:space="0" w:color="6B7280"/>
-              <w:bottom w:val="single" w:sz="4" w:space="0" w:color="6B7280"/>
-              <w:right w:val="single" w:sz="4" w:space="0" w:color="6B7280"/>
-            </w:tcBorders>
-            <w:shd w:val="clear" w:color="auto" w:fill="8DB3E2" w:themeFill="text2" w:themeFillTint="66"/>
-            <w:tcMar>
-              <w:top w:w="50" w:type="dxa"/>
-              <w:left w:w="70" w:type="dxa"/>
-              <w:bottom w:w="50" w:type="dxa"/>
-              <w:right w:w="70" w:type="dxa"/>
-            </w:tcMar>
-            <w:vAlign w:val="center"/>
-          </w:tcPr>
-          <w:p>
-            <w:pPr>
-              <w:spacing w:after="0" w:line="276" w:lineRule="auto"/>
-              <w:jc w:val="center"/>
-              <w:rPr>
-                <w:rFonts w:ascii="Aptos Light" w:hAnsi="Aptos Light"/>
-                <w:b/>
-                <w:szCs w:val="18"/>
-              </w:rPr>
-            </w:pPr>
-            <w:r>
-              <w:rPr>
-                <w:rFonts w:ascii="Aptos Light" w:eastAsia="Aptos" w:hAnsi="Aptos Light"/>
-                <w:b/>
-                <w:color w:val="1F2937"/>
-                <w:szCs w:val="18"/>
-              </w:rPr>
-              <w:t>Completed</w:t>
-            </w:r>
-          </w:p>
-        </w:tc>
-      </w:tr>
-      <w:tr>
-        <w:trPr>
-          <w:cantSplit/>
-          <w:trHeight w:val="190"/>
-          <w:jc w:val="center"/>
-        </w:trPr>
-        <w:tc>
-          <w:tcPr>
-            <w:tcW w:w="1117" w:type="dxa"/>
-            <w:tcBorders>
-              <w:top w:val="single" w:sz="4" w:space="0" w:color="6B7280"/>
-              <w:left w:val="single" w:sz="4" w:space="0" w:color="6B7280"/>
-              <w:bottom w:val="single" w:sz="4" w:space="0" w:color="6B7280"/>
-              <w:right w:val="single" w:sz="4" w:space="0" w:color="6B7280"/>
-            </w:tcBorders>
-            <w:tcMar>
-              <w:top w:w="50" w:type="dxa"/>
-              <w:left w:w="70" w:type="dxa"/>
-              <w:bottom w:w="50" w:type="dxa"/>
-              <w:right w:w="70" w:type="dxa"/>
-            </w:tcMar>
-            <w:vAlign w:val="center"/>
-          </w:tcPr>
-          <w:p>
-            <w:pPr>
-              <w:spacing w:after="0" w:line="276" w:lineRule="auto"/>
-              <w:rPr>
-                <w:rFonts w:ascii="Aptos Light" w:hAnsi="Aptos Light"/>
-                <w:szCs w:val="18"/>
-              </w:rPr>
-            </w:pPr>
-            <w:r>
-              <w:rPr>
-                <w:rFonts w:ascii="Aptos Light" w:eastAsia="Aptos" w:hAnsi="Aptos Light"/>
-                <w:b/>
-                <w:color w:val="1F2937"/>
-                <w:szCs w:val="18"/>
-              </w:rPr>
-              <w:t>W5-04</w:t>
-            </w:r>
-          </w:p>
-        </w:tc>
-        <w:tc>
-          <w:tcPr>
-            <w:tcW w:w="1956" w:type="dxa"/>
-            <w:tcBorders>
-              <w:top w:val="single" w:sz="4" w:space="0" w:color="6B7280"/>
-              <w:left w:val="single" w:sz="4" w:space="0" w:color="6B7280"/>
-              <w:bottom w:val="single" w:sz="4" w:space="0" w:color="6B7280"/>
-              <w:right w:val="single" w:sz="4" w:space="0" w:color="6B7280"/>
-            </w:tcBorders>
-            <w:tcMar>
-              <w:top w:w="50" w:type="dxa"/>
-              <w:left w:w="70" w:type="dxa"/>
-              <w:bottom w:w="50" w:type="dxa"/>
-              <w:right w:w="70" w:type="dxa"/>
-            </w:tcMar>
-            <w:vAlign w:val="center"/>
-          </w:tcPr>
-          <w:p>
-            <w:pPr>
-              <w:spacing w:after="0" w:line="276" w:lineRule="auto"/>
-              <w:rPr>
-                <w:rFonts w:ascii="Aptos Light" w:hAnsi="Aptos Light"/>
-                <w:b/>
-                <w:szCs w:val="18"/>
-              </w:rPr>
-            </w:pPr>
-            <w:r>
-              <w:rPr>
-                <w:rFonts w:ascii="Aptos Light" w:eastAsia="Aptos" w:hAnsi="Aptos Light"/>
-                <w:b/>
-                <w:color w:val="1F2937"/>
-                <w:szCs w:val="18"/>
-              </w:rPr>
-              <w:t>Database</w:t>
-            </w:r>
-          </w:p>
-        </w:tc>
-        <w:tc>
-          <w:tcPr>
-            <w:tcW w:w="10059" w:type="dxa"/>
-            <w:tcBorders>
-              <w:top w:val="single" w:sz="4" w:space="0" w:color="6B7280"/>
-              <w:left w:val="single" w:sz="4" w:space="0" w:color="6B7280"/>
-              <w:bottom w:val="single" w:sz="4" w:space="0" w:color="6B7280"/>
-              <w:right w:val="single" w:sz="4" w:space="0" w:color="6B7280"/>
-            </w:tcBorders>
-            <w:tcMar>
-              <w:top w:w="50" w:type="dxa"/>
-              <w:left w:w="70" w:type="dxa"/>
-              <w:bottom w:w="50" w:type="dxa"/>
-              <w:right w:w="70" w:type="dxa"/>
-            </w:tcMar>
-            <w:vAlign w:val="center"/>
-          </w:tcPr>
-          <w:p>
-            <w:pPr>
-              <w:spacing w:after="0" w:line="276" w:lineRule="auto"/>
-              <w:rPr>
-                <w:rFonts w:ascii="Aptos Light" w:hAnsi="Aptos Light"/>
-                <w:szCs w:val="18"/>
-              </w:rPr>
-            </w:pPr>
-            <w:r>
-              <w:rPr>
-                <w:rFonts w:ascii="Aptos Light" w:eastAsia="Aptos" w:hAnsi="Aptos Light"/>
-                <w:color w:val="1F2937"/>
-                <w:szCs w:val="18"/>
-              </w:rPr>
-              <w:t>Create Flyway baseline</w:t>
-            </w:r>
-          </w:p>
-        </w:tc>
-        <w:tc>
-          <w:tcPr>
-            <w:tcW w:w="1536" w:type="dxa"/>
-            <w:tcBorders>
-              <w:top w:val="single" w:sz="4" w:space="0" w:color="6B7280"/>
-              <w:left w:val="single" w:sz="4" w:space="0" w:color="6B7280"/>
-              <w:bottom w:val="single" w:sz="4" w:space="0" w:color="6B7280"/>
-              <w:right w:val="single" w:sz="4" w:space="0" w:color="6B7280"/>
-            </w:tcBorders>
-            <w:shd w:val="clear" w:color="auto" w:fill="8DB3E2" w:themeFill="text2" w:themeFillTint="66"/>
-            <w:tcMar>
-              <w:top w:w="50" w:type="dxa"/>
-              <w:left w:w="70" w:type="dxa"/>
-              <w:bottom w:w="50" w:type="dxa"/>
-              <w:right w:w="70" w:type="dxa"/>
-            </w:tcMar>
-            <w:vAlign w:val="center"/>
-          </w:tcPr>
-          <w:p>
-            <w:pPr>
-              <w:spacing w:after="0" w:line="276" w:lineRule="auto"/>
-              <w:jc w:val="center"/>
-              <w:rPr>
-                <w:rFonts w:ascii="Aptos Light" w:hAnsi="Aptos Light"/>
-                <w:b/>
-                <w:szCs w:val="18"/>
-              </w:rPr>
-            </w:pPr>
-            <w:r>
-              <w:rPr>
-                <w:rFonts w:ascii="Aptos Light" w:eastAsia="Aptos" w:hAnsi="Aptos Light"/>
-                <w:b/>
-                <w:color w:val="1F2937"/>
-                <w:szCs w:val="18"/>
-              </w:rPr>
-              <w:t>Completed</w:t>
-            </w:r>
-          </w:p>
-        </w:tc>
-      </w:tr>
-      <w:tr>
-        <w:trPr>
-          <w:cantSplit/>
-          <w:trHeight w:val="180"/>
-          <w:jc w:val="center"/>
-        </w:trPr>
-        <w:tc>
-          <w:tcPr>
-            <w:tcW w:w="1117" w:type="dxa"/>
-            <w:tcBorders>
-              <w:top w:val="single" w:sz="4" w:space="0" w:color="6B7280"/>
-              <w:left w:val="single" w:sz="4" w:space="0" w:color="6B7280"/>
-              <w:bottom w:val="single" w:sz="4" w:space="0" w:color="6B7280"/>
-              <w:right w:val="single" w:sz="4" w:space="0" w:color="6B7280"/>
-            </w:tcBorders>
-            <w:shd w:val="clear" w:color="auto" w:fill="EAF1F7"/>
-            <w:tcMar>
-              <w:top w:w="50" w:type="dxa"/>
-              <w:left w:w="70" w:type="dxa"/>
-              <w:bottom w:w="50" w:type="dxa"/>
-              <w:right w:w="70" w:type="dxa"/>
-            </w:tcMar>
-            <w:vAlign w:val="center"/>
-          </w:tcPr>
-          <w:p>
-            <w:pPr>
-              <w:spacing w:after="0" w:line="276" w:lineRule="auto"/>
-              <w:rPr>
-                <w:rFonts w:ascii="Aptos Light" w:hAnsi="Aptos Light"/>
-                <w:szCs w:val="18"/>
-              </w:rPr>
-            </w:pPr>
-            <w:r>
-              <w:rPr>
-                <w:rFonts w:ascii="Aptos Light" w:eastAsia="Aptos" w:hAnsi="Aptos Light"/>
-                <w:b/>
-                <w:color w:val="1F2937"/>
-                <w:szCs w:val="18"/>
-              </w:rPr>
-              <w:t>W5-05</w:t>
-            </w:r>
-          </w:p>
-        </w:tc>
-        <w:tc>
-          <w:tcPr>
-            <w:tcW w:w="1956" w:type="dxa"/>
-            <w:tcBorders>
-              <w:top w:val="single" w:sz="4" w:space="0" w:color="6B7280"/>
-              <w:left w:val="single" w:sz="4" w:space="0" w:color="6B7280"/>
-              <w:bottom w:val="single" w:sz="4" w:space="0" w:color="6B7280"/>
-              <w:right w:val="single" w:sz="4" w:space="0" w:color="6B7280"/>
-            </w:tcBorders>
-            <w:shd w:val="clear" w:color="auto" w:fill="EAF1F7"/>
-            <w:tcMar>
-              <w:top w:w="50" w:type="dxa"/>
-              <w:left w:w="70" w:type="dxa"/>
-              <w:bottom w:w="50" w:type="dxa"/>
-              <w:right w:w="70" w:type="dxa"/>
-            </w:tcMar>
-            <w:vAlign w:val="center"/>
-          </w:tcPr>
-          <w:p>
-            <w:pPr>
-              <w:spacing w:after="0" w:line="276" w:lineRule="auto"/>
-              <w:rPr>
-                <w:rFonts w:ascii="Aptos Light" w:hAnsi="Aptos Light"/>
-                <w:b/>
-                <w:szCs w:val="18"/>
-              </w:rPr>
-            </w:pPr>
-            <w:r>
-              <w:rPr>
-                <w:rFonts w:ascii="Aptos Light" w:eastAsia="Aptos" w:hAnsi="Aptos Light"/>
-                <w:b/>
-                <w:color w:val="1F2937"/>
-                <w:szCs w:val="18"/>
-              </w:rPr>
-              <w:t>Frontend</w:t>
-            </w:r>
-          </w:p>
-        </w:tc>
-        <w:tc>
-          <w:tcPr>
-            <w:tcW w:w="10059" w:type="dxa"/>
-            <w:tcBorders>
-              <w:top w:val="single" w:sz="4" w:space="0" w:color="6B7280"/>
-              <w:left w:val="single" w:sz="4" w:space="0" w:color="6B7280"/>
-              <w:bottom w:val="single" w:sz="4" w:space="0" w:color="6B7280"/>
-              <w:right w:val="single" w:sz="4" w:space="0" w:color="6B7280"/>
-            </w:tcBorders>
-            <w:shd w:val="clear" w:color="auto" w:fill="EAF1F7"/>
-            <w:tcMar>
-              <w:top w:w="50" w:type="dxa"/>
-              <w:left w:w="70" w:type="dxa"/>
-              <w:bottom w:w="50" w:type="dxa"/>
-              <w:right w:w="70" w:type="dxa"/>
-            </w:tcMar>
-            <w:vAlign w:val="center"/>
-          </w:tcPr>
-          <w:p>
-            <w:pPr>
-              <w:spacing w:after="0" w:line="276" w:lineRule="auto"/>
-              <w:rPr>
-                <w:rFonts w:ascii="Aptos Light" w:hAnsi="Aptos Light"/>
-                <w:szCs w:val="18"/>
-              </w:rPr>
-            </w:pPr>
-            <w:r>
-              <w:rPr>
-                <w:rFonts w:ascii="Aptos Light" w:eastAsia="Aptos" w:hAnsi="Aptos Light"/>
-                <w:color w:val="1F2937"/>
-                <w:szCs w:val="18"/>
-              </w:rPr>
-              <w:t xml:space="preserve">Create </w:t>
-            </w:r>
-            <w:proofErr w:type="spellStart"/>
-            <w:r>
-              <w:rPr>
-                <w:rFonts w:ascii="Aptos Light" w:eastAsia="Aptos" w:hAnsi="Aptos Light"/>
-                <w:color w:val="1F2937"/>
-                <w:szCs w:val="18"/>
-              </w:rPr>
-              <w:t>Vaadin</w:t>
-            </w:r>
-            <w:proofErr w:type="spellEnd"/>
-            <w:r>
-              <w:rPr>
-                <w:rFonts w:ascii="Aptos Light" w:eastAsia="Aptos" w:hAnsi="Aptos Light"/>
-                <w:color w:val="1F2937"/>
-                <w:szCs w:val="18"/>
-              </w:rPr>
-              <w:t xml:space="preserve"> application shell</w:t>
-            </w:r>
-          </w:p>
-        </w:tc>
-        <w:tc>
-          <w:tcPr>
-            <w:tcW w:w="1536" w:type="dxa"/>
-            <w:tcBorders>
-              <w:top w:val="single" w:sz="4" w:space="0" w:color="6B7280"/>
-              <w:left w:val="single" w:sz="4" w:space="0" w:color="6B7280"/>
-              <w:bottom w:val="single" w:sz="4" w:space="0" w:color="6B7280"/>
-              <w:right w:val="single" w:sz="4" w:space="0" w:color="6B7280"/>
-            </w:tcBorders>
-            <w:shd w:val="clear" w:color="auto" w:fill="8DB3E2" w:themeFill="text2" w:themeFillTint="66"/>
-            <w:tcMar>
-              <w:top w:w="50" w:type="dxa"/>
-              <w:left w:w="70" w:type="dxa"/>
-              <w:bottom w:w="50" w:type="dxa"/>
-              <w:right w:w="70" w:type="dxa"/>
-            </w:tcMar>
-            <w:vAlign w:val="center"/>
-          </w:tcPr>
-          <w:p>
-            <w:pPr>
-              <w:spacing w:after="0" w:line="276" w:lineRule="auto"/>
-              <w:jc w:val="center"/>
-              <w:rPr>
-                <w:rFonts w:ascii="Aptos Light" w:hAnsi="Aptos Light"/>
-                <w:b/>
-                <w:szCs w:val="18"/>
-              </w:rPr>
-            </w:pPr>
-            <w:r>
-              <w:rPr>
-                <w:rFonts w:ascii="Aptos Light" w:eastAsia="Aptos" w:hAnsi="Aptos Light"/>
-                <w:b/>
-                <w:color w:val="1F2937"/>
-                <w:szCs w:val="18"/>
-              </w:rPr>
-              <w:t>Completed</w:t>
-            </w:r>
-          </w:p>
-        </w:tc>
-      </w:tr>
-      <w:tr>
-        <w:trPr>
-          <w:cantSplit/>
-          <w:trHeight w:val="180"/>
-          <w:jc w:val="center"/>
-        </w:trPr>
-        <w:tc>
-          <w:tcPr>
-            <w:tcW w:w="1117" w:type="dxa"/>
-            <w:tcBorders>
-              <w:top w:val="single" w:sz="4" w:space="0" w:color="6B7280"/>
-              <w:left w:val="single" w:sz="4" w:space="0" w:color="6B7280"/>
-              <w:bottom w:val="single" w:sz="4" w:space="0" w:color="6B7280"/>
-              <w:right w:val="single" w:sz="4" w:space="0" w:color="6B7280"/>
-            </w:tcBorders>
-            <w:tcMar>
-              <w:top w:w="50" w:type="dxa"/>
-              <w:left w:w="70" w:type="dxa"/>
-              <w:bottom w:w="50" w:type="dxa"/>
-              <w:right w:w="70" w:type="dxa"/>
-            </w:tcMar>
-            <w:vAlign w:val="center"/>
-          </w:tcPr>
-          <w:p>
-            <w:pPr>
-              <w:spacing w:after="0" w:line="276" w:lineRule="auto"/>
-              <w:rPr>
-                <w:rFonts w:ascii="Aptos Light" w:hAnsi="Aptos Light"/>
-                <w:szCs w:val="18"/>
-              </w:rPr>
-            </w:pPr>
-            <w:r>
-              <w:rPr>
-                <w:rFonts w:ascii="Aptos Light" w:eastAsia="Aptos" w:hAnsi="Aptos Light"/>
-                <w:b/>
-                <w:color w:val="1F2937"/>
-                <w:szCs w:val="18"/>
-              </w:rPr>
-              <w:t>W5-06</w:t>
-            </w:r>
-          </w:p>
-        </w:tc>
-        <w:tc>
-          <w:tcPr>
-            <w:tcW w:w="1956" w:type="dxa"/>
-            <w:tcBorders>
-              <w:top w:val="single" w:sz="4" w:space="0" w:color="6B7280"/>
-              <w:left w:val="single" w:sz="4" w:space="0" w:color="6B7280"/>
-              <w:bottom w:val="single" w:sz="4" w:space="0" w:color="6B7280"/>
-              <w:right w:val="single" w:sz="4" w:space="0" w:color="6B7280"/>
-            </w:tcBorders>
-            <w:tcMar>
-              <w:top w:w="50" w:type="dxa"/>
-              <w:left w:w="70" w:type="dxa"/>
-              <w:bottom w:w="50" w:type="dxa"/>
-              <w:right w:w="70" w:type="dxa"/>
-            </w:tcMar>
-            <w:vAlign w:val="center"/>
-          </w:tcPr>
-          <w:p>
-            <w:pPr>
-              <w:spacing w:after="0" w:line="276" w:lineRule="auto"/>
-              <w:rPr>
-                <w:rFonts w:ascii="Aptos Light" w:hAnsi="Aptos Light"/>
-                <w:b/>
-                <w:szCs w:val="18"/>
-              </w:rPr>
-            </w:pPr>
-            <w:r>
-              <w:rPr>
-                <w:rFonts w:ascii="Aptos Light" w:eastAsia="Aptos" w:hAnsi="Aptos Light"/>
-                <w:b/>
-                <w:color w:val="1F2937"/>
-                <w:szCs w:val="18"/>
-              </w:rPr>
-              <w:t>Documentation</w:t>
-            </w:r>
-          </w:p>
-        </w:tc>
-        <w:tc>
-          <w:tcPr>
-            <w:tcW w:w="10059" w:type="dxa"/>
-            <w:tcBorders>
-              <w:top w:val="single" w:sz="4" w:space="0" w:color="6B7280"/>
-              <w:left w:val="single" w:sz="4" w:space="0" w:color="6B7280"/>
-              <w:bottom w:val="single" w:sz="4" w:space="0" w:color="6B7280"/>
-              <w:right w:val="single" w:sz="4" w:space="0" w:color="6B7280"/>
-            </w:tcBorders>
-            <w:tcMar>
-              <w:top w:w="50" w:type="dxa"/>
-              <w:left w:w="70" w:type="dxa"/>
-              <w:bottom w:w="50" w:type="dxa"/>
-              <w:right w:w="70" w:type="dxa"/>
-            </w:tcMar>
-            <w:vAlign w:val="center"/>
-          </w:tcPr>
-          <w:p>
-            <w:pPr>
-              <w:spacing w:after="0" w:line="276" w:lineRule="auto"/>
-              <w:rPr>
-                <w:rFonts w:ascii="Aptos Light" w:hAnsi="Aptos Light"/>
-                <w:szCs w:val="18"/>
-              </w:rPr>
-            </w:pPr>
-            <w:r>
-              <w:rPr>
-                <w:rFonts w:ascii="Aptos Light" w:eastAsia="Aptos" w:hAnsi="Aptos Light"/>
-                <w:color w:val="1F2937"/>
-                <w:szCs w:val="18"/>
-              </w:rPr>
-              <w:t>Record actual setup decisions</w:t>
-            </w:r>
-          </w:p>
-        </w:tc>
-        <w:tc>
-          <w:tcPr>
-            <w:tcW w:w="1536" w:type="dxa"/>
-            <w:tcBorders>
-              <w:top w:val="single" w:sz="4" w:space="0" w:color="6B7280"/>
-              <w:left w:val="single" w:sz="4" w:space="0" w:color="6B7280"/>
-              <w:bottom w:val="single" w:sz="4" w:space="0" w:color="6B7280"/>
-              <w:right w:val="single" w:sz="4" w:space="0" w:color="6B7280"/>
-            </w:tcBorders>
-            <w:shd w:val="clear" w:color="auto" w:fill="DBE5F1" w:themeFill="accent1" w:themeFillTint="33"/>
-            <w:tcMar>
-              <w:top w:w="50" w:type="dxa"/>
-              <w:left w:w="70" w:type="dxa"/>
-              <w:bottom w:w="50" w:type="dxa"/>
-              <w:right w:w="70" w:type="dxa"/>
-            </w:tcMar>
-            <w:vAlign w:val="center"/>
-          </w:tcPr>
-          <w:p>
-            <w:pPr>
-              <w:spacing w:after="0" w:line="276" w:lineRule="auto"/>
-              <w:jc w:val="center"/>
-              <w:rPr>
-                <w:rFonts w:ascii="Aptos Light" w:hAnsi="Aptos Light"/>
-                <w:b/>
-                <w:szCs w:val="18"/>
-              </w:rPr>
-            </w:pPr>
-            <w:r>
-              <w:rPr>
-                <w:rFonts w:ascii="Aptos Light" w:eastAsia="Aptos" w:hAnsi="Aptos Light"/>
-                <w:b/>
-                <w:color w:val="1F2937"/>
-                <w:szCs w:val="18"/>
-              </w:rPr>
-              <w:t>In-Progress</w:t>
-            </w:r>
-          </w:p>
-        </w:tc>
-      </w:tr>
-      <w:tr>
-        <w:trPr>
-          <w:cantSplit/>
-          <w:trHeight w:val="180"/>
-          <w:jc w:val="center"/>
-        </w:trPr>
-        <w:tc>
-          <w:tcPr>
-            <w:tcW w:w="1117" w:type="dxa"/>
-            <w:tcBorders>
-              <w:top w:val="single" w:sz="4" w:space="0" w:color="6B7280"/>
-              <w:left w:val="single" w:sz="4" w:space="0" w:color="6B7280"/>
-              <w:bottom w:val="single" w:sz="4" w:space="0" w:color="6B7280"/>
-              <w:right w:val="single" w:sz="4" w:space="0" w:color="6B7280"/>
-            </w:tcBorders>
-            <w:shd w:val="clear" w:color="auto" w:fill="EAF1F7"/>
-            <w:tcMar>
-              <w:top w:w="50" w:type="dxa"/>
-              <w:left w:w="70" w:type="dxa"/>
-              <w:bottom w:w="50" w:type="dxa"/>
-              <w:right w:w="70" w:type="dxa"/>
-            </w:tcMar>
-            <w:vAlign w:val="center"/>
-          </w:tcPr>
-          <w:p>
-            <w:pPr>
-              <w:spacing w:after="0" w:line="276" w:lineRule="auto"/>
-              <w:rPr>
-                <w:rFonts w:ascii="Aptos Light" w:hAnsi="Aptos Light"/>
-                <w:szCs w:val="18"/>
-              </w:rPr>
-            </w:pPr>
-            <w:r>
-              <w:rPr>
-                <w:rFonts w:ascii="Aptos Light" w:eastAsia="Aptos" w:hAnsi="Aptos Light"/>
-                <w:b/>
-                <w:color w:val="1F2937"/>
-                <w:szCs w:val="18"/>
-              </w:rPr>
-              <w:t>W6-01</w:t>
-            </w:r>
-          </w:p>
-        </w:tc>
-        <w:tc>
-          <w:tcPr>
-            <w:tcW w:w="1956" w:type="dxa"/>
-            <w:tcBorders>
-              <w:top w:val="single" w:sz="4" w:space="0" w:color="6B7280"/>
-              <w:left w:val="single" w:sz="4" w:space="0" w:color="6B7280"/>
-              <w:bottom w:val="single" w:sz="4" w:space="0" w:color="6B7280"/>
-              <w:right w:val="single" w:sz="4" w:space="0" w:color="6B7280"/>
-            </w:tcBorders>
-            <w:shd w:val="clear" w:color="auto" w:fill="EAF1F7"/>
-            <w:tcMar>
-              <w:top w:w="50" w:type="dxa"/>
-              <w:left w:w="70" w:type="dxa"/>
-              <w:bottom w:w="50" w:type="dxa"/>
-              <w:right w:w="70" w:type="dxa"/>
-            </w:tcMar>
-            <w:vAlign w:val="center"/>
-          </w:tcPr>
-          <w:p>
-            <w:pPr>
-              <w:spacing w:after="0" w:line="276" w:lineRule="auto"/>
-              <w:rPr>
-                <w:rFonts w:ascii="Aptos Light" w:hAnsi="Aptos Light"/>
-                <w:b/>
-                <w:szCs w:val="18"/>
-              </w:rPr>
-            </w:pPr>
-            <w:r>
-              <w:rPr>
-                <w:rFonts w:ascii="Aptos Light" w:eastAsia="Aptos" w:hAnsi="Aptos Light"/>
-                <w:b/>
-                <w:color w:val="1F2937"/>
-                <w:szCs w:val="18"/>
-              </w:rPr>
-              <w:t>Security</w:t>
-            </w:r>
-          </w:p>
-        </w:tc>
-        <w:tc>
-          <w:tcPr>
-            <w:tcW w:w="10059" w:type="dxa"/>
-            <w:tcBorders>
-              <w:top w:val="single" w:sz="4" w:space="0" w:color="6B7280"/>
-              <w:left w:val="single" w:sz="4" w:space="0" w:color="6B7280"/>
-              <w:bottom w:val="single" w:sz="4" w:space="0" w:color="6B7280"/>
-              <w:right w:val="single" w:sz="4" w:space="0" w:color="6B7280"/>
-            </w:tcBorders>
-            <w:shd w:val="clear" w:color="auto" w:fill="EAF1F7"/>
-            <w:tcMar>
-              <w:top w:w="50" w:type="dxa"/>
-              <w:left w:w="70" w:type="dxa"/>
-              <w:bottom w:w="50" w:type="dxa"/>
-              <w:right w:w="70" w:type="dxa"/>
-            </w:tcMar>
-            <w:vAlign w:val="center"/>
-          </w:tcPr>
-          <w:p>
-            <w:pPr>
-              <w:spacing w:after="0" w:line="276" w:lineRule="auto"/>
-              <w:rPr>
-                <w:rFonts w:ascii="Aptos Light" w:hAnsi="Aptos Light"/>
-                <w:szCs w:val="18"/>
-              </w:rPr>
-            </w:pPr>
-            <w:r>
-              <w:rPr>
-                <w:rFonts w:ascii="Aptos Light" w:eastAsia="Aptos" w:hAnsi="Aptos Light"/>
-                <w:color w:val="1F2937"/>
-                <w:szCs w:val="18"/>
-              </w:rPr>
-              <w:t>Implement session login and two-role access</w:t>
-            </w:r>
-          </w:p>
-        </w:tc>
-        <w:tc>
-          <w:tcPr>
-            <w:tcW w:w="1536" w:type="dxa"/>
-            <w:tcBorders>
-              <w:top w:val="single" w:sz="4" w:space="0" w:color="6B7280"/>
-              <w:left w:val="single" w:sz="4" w:space="0" w:color="6B7280"/>
-              <w:bottom w:val="single" w:sz="4" w:space="0" w:color="6B7280"/>
-              <w:right w:val="single" w:sz="4" w:space="0" w:color="6B7280"/>
-            </w:tcBorders>
-            <w:shd w:val="clear" w:color="auto" w:fill="F2F2F2" w:themeFill="background1" w:themeFillShade="F2"/>
-            <w:tcMar>
-              <w:top w:w="50" w:type="dxa"/>
-              <w:left w:w="70" w:type="dxa"/>
-              <w:bottom w:w="50" w:type="dxa"/>
-              <w:right w:w="70" w:type="dxa"/>
-            </w:tcMar>
-            <w:vAlign w:val="center"/>
-          </w:tcPr>
-          <w:p>
-            <w:pPr>
-              <w:spacing w:after="0" w:line="276" w:lineRule="auto"/>
-              <w:jc w:val="center"/>
-              <w:rPr>
-                <w:rFonts w:ascii="Aptos Light" w:hAnsi="Aptos Light"/>
-                <w:b/>
-                <w:szCs w:val="18"/>
-              </w:rPr>
-            </w:pPr>
-            <w:r>
-              <w:rPr>
-                <w:rFonts w:ascii="Aptos Light" w:eastAsia="Aptos" w:hAnsi="Aptos Light"/>
-                <w:b/>
-                <w:color w:val="1F2937"/>
-                <w:szCs w:val="18"/>
-              </w:rPr>
-              <w:t>Planned</w:t>
-            </w:r>
-          </w:p>
-        </w:tc>
-      </w:tr>
-      <w:tr>
-        <w:trPr>
-          <w:cantSplit/>
-          <w:trHeight w:val="190"/>
-          <w:jc w:val="center"/>
-        </w:trPr>
-        <w:tc>
-          <w:tcPr>
-            <w:tcW w:w="1117" w:type="dxa"/>
-            <w:tcBorders>
-              <w:top w:val="single" w:sz="4" w:space="0" w:color="6B7280"/>
-              <w:left w:val="single" w:sz="4" w:space="0" w:color="6B7280"/>
-              <w:bottom w:val="single" w:sz="4" w:space="0" w:color="6B7280"/>
-              <w:right w:val="single" w:sz="4" w:space="0" w:color="6B7280"/>
-            </w:tcBorders>
-            <w:tcMar>
-              <w:top w:w="50" w:type="dxa"/>
-              <w:left w:w="70" w:type="dxa"/>
-              <w:bottom w:w="50" w:type="dxa"/>
-              <w:right w:w="70" w:type="dxa"/>
-            </w:tcMar>
-            <w:vAlign w:val="center"/>
-          </w:tcPr>
-          <w:p>
-            <w:pPr>
-              <w:spacing w:after="0" w:line="276" w:lineRule="auto"/>
-              <w:rPr>
-                <w:rFonts w:ascii="Aptos Light" w:hAnsi="Aptos Light"/>
-                <w:szCs w:val="18"/>
-              </w:rPr>
-            </w:pPr>
-            <w:r>
-              <w:rPr>
-                <w:rFonts w:ascii="Aptos Light" w:eastAsia="Aptos" w:hAnsi="Aptos Light"/>
-                <w:b/>
-                <w:color w:val="1F2937"/>
-                <w:szCs w:val="18"/>
-              </w:rPr>
-              <w:t>W6-02</w:t>
-            </w:r>
-          </w:p>
-        </w:tc>
-        <w:tc>
-          <w:tcPr>
-            <w:tcW w:w="1956" w:type="dxa"/>
-            <w:tcBorders>
-              <w:top w:val="single" w:sz="4" w:space="0" w:color="6B7280"/>
-              <w:left w:val="single" w:sz="4" w:space="0" w:color="6B7280"/>
-              <w:bottom w:val="single" w:sz="4" w:space="0" w:color="6B7280"/>
-              <w:right w:val="single" w:sz="4" w:space="0" w:color="6B7280"/>
-            </w:tcBorders>
-            <w:tcMar>
-              <w:top w:w="50" w:type="dxa"/>
-              <w:left w:w="70" w:type="dxa"/>
-              <w:bottom w:w="50" w:type="dxa"/>
-              <w:right w:w="70" w:type="dxa"/>
-            </w:tcMar>
-            <w:vAlign w:val="center"/>
-          </w:tcPr>
-          <w:p>
-            <w:pPr>
-              <w:spacing w:after="0" w:line="276" w:lineRule="auto"/>
-              <w:rPr>
-                <w:rFonts w:ascii="Aptos Light" w:hAnsi="Aptos Light"/>
-                <w:b/>
-                <w:szCs w:val="18"/>
-              </w:rPr>
-            </w:pPr>
-            <w:r>
-              <w:rPr>
-                <w:rFonts w:ascii="Aptos Light" w:eastAsia="Aptos" w:hAnsi="Aptos Light"/>
-                <w:b/>
-                <w:color w:val="1F2937"/>
-                <w:szCs w:val="18"/>
-              </w:rPr>
-              <w:t>Audit</w:t>
-            </w:r>
-          </w:p>
-        </w:tc>
-        <w:tc>
-          <w:tcPr>
-            <w:tcW w:w="10059" w:type="dxa"/>
-            <w:tcBorders>
-              <w:top w:val="single" w:sz="4" w:space="0" w:color="6B7280"/>
-              <w:left w:val="single" w:sz="4" w:space="0" w:color="6B7280"/>
-              <w:bottom w:val="single" w:sz="4" w:space="0" w:color="6B7280"/>
-              <w:right w:val="single" w:sz="4" w:space="0" w:color="6B7280"/>
-            </w:tcBorders>
-            <w:tcMar>
-              <w:top w:w="50" w:type="dxa"/>
-              <w:left w:w="70" w:type="dxa"/>
-              <w:bottom w:w="50" w:type="dxa"/>
-              <w:right w:w="70" w:type="dxa"/>
-            </w:tcMar>
-            <w:vAlign w:val="center"/>
-          </w:tcPr>
-          <w:p>
-            <w:pPr>
-              <w:spacing w:after="0" w:line="276" w:lineRule="auto"/>
-              <w:rPr>
-                <w:rFonts w:ascii="Aptos Light" w:hAnsi="Aptos Light"/>
-                <w:szCs w:val="18"/>
-              </w:rPr>
-            </w:pPr>
-            <w:r>
-              <w:rPr>
-                <w:rFonts w:ascii="Aptos Light" w:eastAsia="Aptos" w:hAnsi="Aptos Light"/>
-                <w:color w:val="1F2937"/>
-                <w:szCs w:val="18"/>
-              </w:rPr>
-              <w:t>Implement audit foundation and business-action recording</w:t>
-            </w:r>
-          </w:p>
-        </w:tc>
-        <w:tc>
-          <w:tcPr>
-            <w:tcW w:w="1536" w:type="dxa"/>
-            <w:tcBorders>
-              <w:top w:val="single" w:sz="4" w:space="0" w:color="6B7280"/>
-              <w:left w:val="single" w:sz="4" w:space="0" w:color="6B7280"/>
-              <w:bottom w:val="single" w:sz="4" w:space="0" w:color="6B7280"/>
-              <w:right w:val="single" w:sz="4" w:space="0" w:color="6B7280"/>
-            </w:tcBorders>
-            <w:shd w:val="clear" w:color="auto" w:fill="F2F2F2" w:themeFill="background1" w:themeFillShade="F2"/>
-            <w:tcMar>
-              <w:top w:w="50" w:type="dxa"/>
-              <w:left w:w="70" w:type="dxa"/>
-              <w:bottom w:w="50" w:type="dxa"/>
-              <w:right w:w="70" w:type="dxa"/>
-            </w:tcMar>
-            <w:vAlign w:val="center"/>
-          </w:tcPr>
-          <w:p>
-            <w:pPr>
-              <w:spacing w:after="0" w:line="276" w:lineRule="auto"/>
-              <w:jc w:val="center"/>
-              <w:rPr>
-                <w:rFonts w:ascii="Aptos Light" w:hAnsi="Aptos Light"/>
-                <w:b/>
-                <w:szCs w:val="18"/>
-              </w:rPr>
-            </w:pPr>
-            <w:r>
-              <w:rPr>
-                <w:rFonts w:ascii="Aptos Light" w:eastAsia="Aptos" w:hAnsi="Aptos Light"/>
-                <w:b/>
-                <w:color w:val="1F2937"/>
-                <w:szCs w:val="18"/>
-              </w:rPr>
-              <w:t>Planned</w:t>
-            </w:r>
-          </w:p>
-        </w:tc>
-      </w:tr>
-      <w:tr>
-        <w:trPr>
-          <w:cantSplit/>
-          <w:trHeight w:val="180"/>
-          <w:jc w:val="center"/>
-        </w:trPr>
-        <w:tc>
-          <w:tcPr>
-            <w:tcW w:w="1117" w:type="dxa"/>
-            <w:tcBorders>
-              <w:top w:val="single" w:sz="4" w:space="0" w:color="6B7280"/>
-              <w:left w:val="single" w:sz="4" w:space="0" w:color="6B7280"/>
-              <w:bottom w:val="single" w:sz="4" w:space="0" w:color="6B7280"/>
-              <w:right w:val="single" w:sz="4" w:space="0" w:color="6B7280"/>
-            </w:tcBorders>
-            <w:shd w:val="clear" w:color="auto" w:fill="EAF1F7"/>
-            <w:tcMar>
-              <w:top w:w="50" w:type="dxa"/>
-              <w:left w:w="70" w:type="dxa"/>
-              <w:bottom w:w="50" w:type="dxa"/>
-              <w:right w:w="70" w:type="dxa"/>
-            </w:tcMar>
-            <w:vAlign w:val="center"/>
-          </w:tcPr>
-          <w:p>
-            <w:pPr>
-              <w:spacing w:after="0" w:line="276" w:lineRule="auto"/>
-              <w:rPr>
-                <w:rFonts w:ascii="Aptos Light" w:hAnsi="Aptos Light"/>
-                <w:szCs w:val="18"/>
-              </w:rPr>
-            </w:pPr>
-            <w:r>
-              <w:rPr>
-                <w:rFonts w:ascii="Aptos Light" w:eastAsia="Aptos" w:hAnsi="Aptos Light"/>
-                <w:b/>
-                <w:color w:val="1F2937"/>
-                <w:szCs w:val="18"/>
-              </w:rPr>
-              <w:t>W6-03</w:t>
-            </w:r>
-          </w:p>
-        </w:tc>
-        <w:tc>
-          <w:tcPr>
-            <w:tcW w:w="1956" w:type="dxa"/>
-            <w:tcBorders>
-              <w:top w:val="single" w:sz="4" w:space="0" w:color="6B7280"/>
-              <w:left w:val="single" w:sz="4" w:space="0" w:color="6B7280"/>
-              <w:bottom w:val="single" w:sz="4" w:space="0" w:color="6B7280"/>
-              <w:right w:val="single" w:sz="4" w:space="0" w:color="6B7280"/>
-            </w:tcBorders>
-            <w:shd w:val="clear" w:color="auto" w:fill="EAF1F7"/>
-            <w:tcMar>
-              <w:top w:w="50" w:type="dxa"/>
-              <w:left w:w="70" w:type="dxa"/>
-              <w:bottom w:w="50" w:type="dxa"/>
-              <w:right w:w="70" w:type="dxa"/>
-            </w:tcMar>
-            <w:vAlign w:val="center"/>
-          </w:tcPr>
-          <w:p>
-            <w:pPr>
-              <w:spacing w:after="0" w:line="276" w:lineRule="auto"/>
-              <w:rPr>
-                <w:rFonts w:ascii="Aptos Light" w:hAnsi="Aptos Light"/>
-                <w:b/>
-                <w:szCs w:val="18"/>
-              </w:rPr>
-            </w:pPr>
-            <w:r>
-              <w:rPr>
-                <w:rFonts w:ascii="Aptos Light" w:eastAsia="Aptos" w:hAnsi="Aptos Light"/>
-                <w:b/>
-                <w:color w:val="1F2937"/>
-                <w:szCs w:val="18"/>
-              </w:rPr>
-              <w:t>Fleet</w:t>
-            </w:r>
-          </w:p>
-        </w:tc>
-        <w:tc>
-          <w:tcPr>
-            <w:tcW w:w="10059" w:type="dxa"/>
-            <w:tcBorders>
-              <w:top w:val="single" w:sz="4" w:space="0" w:color="6B7280"/>
-              <w:left w:val="single" w:sz="4" w:space="0" w:color="6B7280"/>
-              <w:bottom w:val="single" w:sz="4" w:space="0" w:color="6B7280"/>
-              <w:right w:val="single" w:sz="4" w:space="0" w:color="6B7280"/>
-            </w:tcBorders>
-            <w:shd w:val="clear" w:color="auto" w:fill="EAF1F7"/>
-            <w:tcMar>
-              <w:top w:w="50" w:type="dxa"/>
-              <w:left w:w="70" w:type="dxa"/>
-              <w:bottom w:w="50" w:type="dxa"/>
-              <w:right w:w="70" w:type="dxa"/>
-            </w:tcMar>
-            <w:vAlign w:val="center"/>
-          </w:tcPr>
-          <w:p>
-            <w:pPr>
-              <w:spacing w:after="0" w:line="276" w:lineRule="auto"/>
-              <w:rPr>
-                <w:rFonts w:ascii="Aptos Light" w:hAnsi="Aptos Light"/>
-                <w:szCs w:val="18"/>
-              </w:rPr>
-            </w:pPr>
-            <w:r>
-              <w:rPr>
-                <w:rFonts w:ascii="Aptos Light" w:eastAsia="Aptos" w:hAnsi="Aptos Light"/>
-                <w:color w:val="1F2937"/>
-                <w:szCs w:val="18"/>
-              </w:rPr>
-              <w:t>Implement first Fleet vertical workflow</w:t>
-            </w:r>
-          </w:p>
-        </w:tc>
-        <w:tc>
-          <w:tcPr>
-            <w:tcW w:w="1536" w:type="dxa"/>
-            <w:tcBorders>
-              <w:top w:val="single" w:sz="4" w:space="0" w:color="6B7280"/>
-              <w:left w:val="single" w:sz="4" w:space="0" w:color="6B7280"/>
-              <w:bottom w:val="single" w:sz="4" w:space="0" w:color="6B7280"/>
-              <w:right w:val="single" w:sz="4" w:space="0" w:color="6B7280"/>
-            </w:tcBorders>
-            <w:shd w:val="clear" w:color="auto" w:fill="F2F2F2" w:themeFill="background1" w:themeFillShade="F2"/>
-            <w:tcMar>
-              <w:top w:w="50" w:type="dxa"/>
-              <w:left w:w="70" w:type="dxa"/>
-              <w:bottom w:w="50" w:type="dxa"/>
-              <w:right w:w="70" w:type="dxa"/>
-            </w:tcMar>
-            <w:vAlign w:val="center"/>
-          </w:tcPr>
-          <w:p>
-            <w:pPr>
-              <w:spacing w:after="0" w:line="276" w:lineRule="auto"/>
-              <w:jc w:val="center"/>
-              <w:rPr>
-                <w:rFonts w:ascii="Aptos Light" w:hAnsi="Aptos Light"/>
-                <w:b/>
-                <w:szCs w:val="18"/>
-              </w:rPr>
-            </w:pPr>
-            <w:r>
-              <w:rPr>
-                <w:rFonts w:ascii="Aptos Light" w:eastAsia="Aptos" w:hAnsi="Aptos Light"/>
-                <w:b/>
-                <w:color w:val="1F2937"/>
-                <w:szCs w:val="18"/>
-              </w:rPr>
-              <w:t>Planned</w:t>
-            </w:r>
-          </w:p>
-        </w:tc>
-      </w:tr>
-      <w:tr>
-        <w:trPr>
-          <w:cantSplit/>
-          <w:trHeight w:val="180"/>
-          <w:jc w:val="center"/>
-        </w:trPr>
-        <w:tc>
-          <w:tcPr>
-            <w:tcW w:w="1117" w:type="dxa"/>
-            <w:tcBorders>
-              <w:top w:val="single" w:sz="4" w:space="0" w:color="6B7280"/>
-              <w:left w:val="single" w:sz="4" w:space="0" w:color="6B7280"/>
-              <w:bottom w:val="single" w:sz="4" w:space="0" w:color="6B7280"/>
-              <w:right w:val="single" w:sz="4" w:space="0" w:color="6B7280"/>
-            </w:tcBorders>
-            <w:tcMar>
-              <w:top w:w="50" w:type="dxa"/>
-              <w:left w:w="70" w:type="dxa"/>
-              <w:bottom w:w="50" w:type="dxa"/>
-              <w:right w:w="70" w:type="dxa"/>
-            </w:tcMar>
-            <w:vAlign w:val="center"/>
-          </w:tcPr>
-          <w:p>
-            <w:pPr>
-              <w:spacing w:after="0" w:line="276" w:lineRule="auto"/>
-              <w:rPr>
-                <w:rFonts w:ascii="Aptos Light" w:hAnsi="Aptos Light"/>
-                <w:szCs w:val="18"/>
-              </w:rPr>
-            </w:pPr>
-            <w:r>
-              <w:rPr>
-                <w:rFonts w:ascii="Aptos Light" w:eastAsia="Aptos" w:hAnsi="Aptos Light"/>
-                <w:b/>
-                <w:color w:val="1F2937"/>
-                <w:szCs w:val="18"/>
-              </w:rPr>
-              <w:t>W7-01</w:t>
-            </w:r>
-          </w:p>
-        </w:tc>
-        <w:tc>
-          <w:tcPr>
-            <w:tcW w:w="1956" w:type="dxa"/>
-            <w:tcBorders>
-              <w:top w:val="single" w:sz="4" w:space="0" w:color="6B7280"/>
-              <w:left w:val="single" w:sz="4" w:space="0" w:color="6B7280"/>
-              <w:bottom w:val="single" w:sz="4" w:space="0" w:color="6B7280"/>
-              <w:right w:val="single" w:sz="4" w:space="0" w:color="6B7280"/>
-            </w:tcBorders>
-            <w:tcMar>
-              <w:top w:w="50" w:type="dxa"/>
-              <w:left w:w="70" w:type="dxa"/>
-              <w:bottom w:w="50" w:type="dxa"/>
-              <w:right w:w="70" w:type="dxa"/>
-            </w:tcMar>
-            <w:vAlign w:val="center"/>
-          </w:tcPr>
-          <w:p>
-            <w:pPr>
-              <w:spacing w:after="0" w:line="276" w:lineRule="auto"/>
-              <w:rPr>
-                <w:rFonts w:ascii="Aptos Light" w:hAnsi="Aptos Light"/>
-                <w:b/>
-                <w:szCs w:val="18"/>
-              </w:rPr>
-            </w:pPr>
-            <w:r>
-              <w:rPr>
-                <w:rFonts w:ascii="Aptos Light" w:eastAsia="Aptos" w:hAnsi="Aptos Light"/>
-                <w:b/>
-                <w:color w:val="1F2937"/>
-                <w:szCs w:val="18"/>
-              </w:rPr>
-              <w:t>Driver</w:t>
-            </w:r>
-          </w:p>
-        </w:tc>
-        <w:tc>
-          <w:tcPr>
-            <w:tcW w:w="10059" w:type="dxa"/>
-            <w:tcBorders>
-              <w:top w:val="single" w:sz="4" w:space="0" w:color="6B7280"/>
-              <w:left w:val="single" w:sz="4" w:space="0" w:color="6B7280"/>
-              <w:bottom w:val="single" w:sz="4" w:space="0" w:color="6B7280"/>
-              <w:right w:val="single" w:sz="4" w:space="0" w:color="6B7280"/>
-            </w:tcBorders>
-            <w:tcMar>
-              <w:top w:w="50" w:type="dxa"/>
-              <w:left w:w="70" w:type="dxa"/>
-              <w:bottom w:w="50" w:type="dxa"/>
-              <w:right w:w="70" w:type="dxa"/>
-            </w:tcMar>
-            <w:vAlign w:val="center"/>
-          </w:tcPr>
-          <w:p>
-            <w:pPr>
-              <w:spacing w:after="0" w:line="276" w:lineRule="auto"/>
-              <w:rPr>
-                <w:rFonts w:ascii="Aptos Light" w:hAnsi="Aptos Light"/>
-                <w:szCs w:val="18"/>
-              </w:rPr>
-            </w:pPr>
-            <w:r>
-              <w:rPr>
-                <w:rFonts w:ascii="Aptos Light" w:eastAsia="Aptos" w:hAnsi="Aptos Light"/>
-                <w:color w:val="1F2937"/>
-                <w:szCs w:val="18"/>
-              </w:rPr>
-              <w:t>Implement driver management and availability checks</w:t>
-            </w:r>
-          </w:p>
-        </w:tc>
-        <w:tc>
-          <w:tcPr>
-            <w:tcW w:w="1536" w:type="dxa"/>
-            <w:tcBorders>
-              <w:top w:val="single" w:sz="4" w:space="0" w:color="6B7280"/>
-              <w:left w:val="single" w:sz="4" w:space="0" w:color="6B7280"/>
-              <w:bottom w:val="single" w:sz="4" w:space="0" w:color="6B7280"/>
-              <w:right w:val="single" w:sz="4" w:space="0" w:color="6B7280"/>
-            </w:tcBorders>
-            <w:shd w:val="clear" w:color="auto" w:fill="F2F2F2" w:themeFill="background1" w:themeFillShade="F2"/>
-            <w:tcMar>
-              <w:top w:w="50" w:type="dxa"/>
-              <w:left w:w="70" w:type="dxa"/>
-              <w:bottom w:w="50" w:type="dxa"/>
-              <w:right w:w="70" w:type="dxa"/>
-            </w:tcMar>
-            <w:vAlign w:val="center"/>
-          </w:tcPr>
-          <w:p>
-            <w:pPr>
-              <w:spacing w:after="0" w:line="276" w:lineRule="auto"/>
-              <w:jc w:val="center"/>
-              <w:rPr>
-                <w:rFonts w:ascii="Aptos Light" w:hAnsi="Aptos Light"/>
-                <w:b/>
-                <w:szCs w:val="18"/>
-              </w:rPr>
-            </w:pPr>
-            <w:r>
-              <w:rPr>
-                <w:rFonts w:ascii="Aptos Light" w:eastAsia="Aptos" w:hAnsi="Aptos Light"/>
-                <w:b/>
-                <w:color w:val="1F2937"/>
-                <w:szCs w:val="18"/>
-              </w:rPr>
-              <w:t>Planned</w:t>
-            </w:r>
-          </w:p>
-        </w:tc>
-      </w:tr>
-      <w:tr>
-        <w:trPr>
-          <w:cantSplit/>
-          <w:trHeight w:val="190"/>
-          <w:jc w:val="center"/>
-        </w:trPr>
-        <w:tc>
-          <w:tcPr>
-            <w:tcW w:w="1117" w:type="dxa"/>
-            <w:tcBorders>
-              <w:top w:val="single" w:sz="4" w:space="0" w:color="6B7280"/>
-              <w:left w:val="single" w:sz="4" w:space="0" w:color="6B7280"/>
-              <w:bottom w:val="single" w:sz="4" w:space="0" w:color="6B7280"/>
-              <w:right w:val="single" w:sz="4" w:space="0" w:color="6B7280"/>
-            </w:tcBorders>
-            <w:shd w:val="clear" w:color="auto" w:fill="EAF1F7"/>
-            <w:tcMar>
-              <w:top w:w="50" w:type="dxa"/>
-              <w:left w:w="70" w:type="dxa"/>
-              <w:bottom w:w="50" w:type="dxa"/>
-              <w:right w:w="70" w:type="dxa"/>
-            </w:tcMar>
-            <w:vAlign w:val="center"/>
-          </w:tcPr>
-          <w:p>
-            <w:pPr>
-              <w:spacing w:after="0" w:line="276" w:lineRule="auto"/>
-              <w:rPr>
-                <w:rFonts w:ascii="Aptos Light" w:hAnsi="Aptos Light"/>
-                <w:szCs w:val="18"/>
-              </w:rPr>
-            </w:pPr>
-            <w:r>
-              <w:rPr>
-                <w:rFonts w:ascii="Aptos Light" w:eastAsia="Aptos" w:hAnsi="Aptos Light"/>
-                <w:b/>
-                <w:color w:val="1F2937"/>
-                <w:szCs w:val="18"/>
-              </w:rPr>
-              <w:t>W7-02</w:t>
-            </w:r>
-          </w:p>
-        </w:tc>
-        <w:tc>
-          <w:tcPr>
-            <w:tcW w:w="1956" w:type="dxa"/>
-            <w:tcBorders>
-              <w:top w:val="single" w:sz="4" w:space="0" w:color="6B7280"/>
-              <w:left w:val="single" w:sz="4" w:space="0" w:color="6B7280"/>
-              <w:bottom w:val="single" w:sz="4" w:space="0" w:color="6B7280"/>
-              <w:right w:val="single" w:sz="4" w:space="0" w:color="6B7280"/>
-            </w:tcBorders>
-            <w:shd w:val="clear" w:color="auto" w:fill="EAF1F7"/>
-            <w:tcMar>
-              <w:top w:w="50" w:type="dxa"/>
-              <w:left w:w="70" w:type="dxa"/>
-              <w:bottom w:w="50" w:type="dxa"/>
-              <w:right w:w="70" w:type="dxa"/>
-            </w:tcMar>
-            <w:vAlign w:val="center"/>
-          </w:tcPr>
-          <w:p>
-            <w:pPr>
-              <w:spacing w:after="0" w:line="276" w:lineRule="auto"/>
-              <w:rPr>
-                <w:rFonts w:ascii="Aptos Light" w:hAnsi="Aptos Light"/>
-                <w:b/>
-                <w:szCs w:val="18"/>
-              </w:rPr>
-            </w:pPr>
-            <w:r>
-              <w:rPr>
-                <w:rFonts w:ascii="Aptos Light" w:eastAsia="Aptos" w:hAnsi="Aptos Light"/>
-                <w:b/>
-                <w:color w:val="1F2937"/>
-                <w:szCs w:val="18"/>
-              </w:rPr>
-              <w:t>Route</w:t>
-            </w:r>
-          </w:p>
-        </w:tc>
-        <w:tc>
-          <w:tcPr>
-            <w:tcW w:w="10059" w:type="dxa"/>
-            <w:tcBorders>
-              <w:top w:val="single" w:sz="4" w:space="0" w:color="6B7280"/>
-              <w:left w:val="single" w:sz="4" w:space="0" w:color="6B7280"/>
-              <w:bottom w:val="single" w:sz="4" w:space="0" w:color="6B7280"/>
-              <w:right w:val="single" w:sz="4" w:space="0" w:color="6B7280"/>
-            </w:tcBorders>
-            <w:shd w:val="clear" w:color="auto" w:fill="EAF1F7"/>
-            <w:tcMar>
-              <w:top w:w="50" w:type="dxa"/>
-              <w:left w:w="70" w:type="dxa"/>
-              <w:bottom w:w="50" w:type="dxa"/>
-              <w:right w:w="70" w:type="dxa"/>
-            </w:tcMar>
-            <w:vAlign w:val="center"/>
-          </w:tcPr>
-          <w:p>
-            <w:pPr>
-              <w:spacing w:after="0" w:line="276" w:lineRule="auto"/>
-              <w:rPr>
-                <w:rFonts w:ascii="Aptos Light" w:hAnsi="Aptos Light"/>
-                <w:szCs w:val="18"/>
-              </w:rPr>
-            </w:pPr>
-            <w:r>
-              <w:rPr>
-                <w:rFonts w:ascii="Aptos Light" w:eastAsia="Aptos" w:hAnsi="Aptos Light"/>
-                <w:color w:val="1F2937"/>
-                <w:szCs w:val="18"/>
-              </w:rPr>
-              <w:t>Implement routes, stops, schedules, and static-map data</w:t>
-            </w:r>
-          </w:p>
-        </w:tc>
-        <w:tc>
-          <w:tcPr>
-            <w:tcW w:w="1536" w:type="dxa"/>
-            <w:tcBorders>
-              <w:top w:val="single" w:sz="4" w:space="0" w:color="6B7280"/>
-              <w:left w:val="single" w:sz="4" w:space="0" w:color="6B7280"/>
-              <w:bottom w:val="single" w:sz="4" w:space="0" w:color="6B7280"/>
-              <w:right w:val="single" w:sz="4" w:space="0" w:color="6B7280"/>
-            </w:tcBorders>
-            <w:shd w:val="clear" w:color="auto" w:fill="F2F2F2" w:themeFill="background1" w:themeFillShade="F2"/>
-            <w:tcMar>
-              <w:top w:w="50" w:type="dxa"/>
-              <w:left w:w="70" w:type="dxa"/>
-              <w:bottom w:w="50" w:type="dxa"/>
-              <w:right w:w="70" w:type="dxa"/>
-            </w:tcMar>
-            <w:vAlign w:val="center"/>
-          </w:tcPr>
-          <w:p>
-            <w:pPr>
-              <w:spacing w:after="0" w:line="276" w:lineRule="auto"/>
-              <w:jc w:val="center"/>
-              <w:rPr>
-                <w:rFonts w:ascii="Aptos Light" w:hAnsi="Aptos Light"/>
-                <w:b/>
-                <w:szCs w:val="18"/>
-              </w:rPr>
-            </w:pPr>
-            <w:r>
-              <w:rPr>
-                <w:rFonts w:ascii="Aptos Light" w:eastAsia="Aptos" w:hAnsi="Aptos Light"/>
-                <w:b/>
-                <w:color w:val="1F2937"/>
-                <w:szCs w:val="18"/>
-              </w:rPr>
-              <w:t>Planned</w:t>
-            </w:r>
-          </w:p>
-        </w:tc>
-      </w:tr>
-      <w:tr>
-        <w:trPr>
-          <w:cantSplit/>
-          <w:trHeight w:val="180"/>
-          <w:jc w:val="center"/>
-        </w:trPr>
-        <w:tc>
-          <w:tcPr>
-            <w:tcW w:w="1117" w:type="dxa"/>
-            <w:tcBorders>
-              <w:top w:val="single" w:sz="4" w:space="0" w:color="6B7280"/>
-              <w:left w:val="single" w:sz="4" w:space="0" w:color="6B7280"/>
-              <w:bottom w:val="single" w:sz="4" w:space="0" w:color="6B7280"/>
-              <w:right w:val="single" w:sz="4" w:space="0" w:color="6B7280"/>
-            </w:tcBorders>
-            <w:tcMar>
-              <w:top w:w="50" w:type="dxa"/>
-              <w:left w:w="70" w:type="dxa"/>
-              <w:bottom w:w="50" w:type="dxa"/>
-              <w:right w:w="70" w:type="dxa"/>
-            </w:tcMar>
-            <w:vAlign w:val="center"/>
-          </w:tcPr>
-          <w:p>
-            <w:pPr>
-              <w:spacing w:after="0" w:line="276" w:lineRule="auto"/>
-              <w:rPr>
-                <w:rFonts w:ascii="Aptos Light" w:hAnsi="Aptos Light"/>
-                <w:szCs w:val="18"/>
-              </w:rPr>
-            </w:pPr>
-            <w:r>
-              <w:rPr>
-                <w:rFonts w:ascii="Aptos Light" w:eastAsia="Aptos" w:hAnsi="Aptos Light"/>
-                <w:b/>
-                <w:color w:val="1F2937"/>
-                <w:szCs w:val="18"/>
-              </w:rPr>
-              <w:t>W8-01</w:t>
-            </w:r>
-          </w:p>
-        </w:tc>
-        <w:tc>
-          <w:tcPr>
-            <w:tcW w:w="1956" w:type="dxa"/>
-            <w:tcBorders>
-              <w:top w:val="single" w:sz="4" w:space="0" w:color="6B7280"/>
-              <w:left w:val="single" w:sz="4" w:space="0" w:color="6B7280"/>
-              <w:bottom w:val="single" w:sz="4" w:space="0" w:color="6B7280"/>
-              <w:right w:val="single" w:sz="4" w:space="0" w:color="6B7280"/>
-            </w:tcBorders>
-            <w:tcMar>
-              <w:top w:w="50" w:type="dxa"/>
-              <w:left w:w="70" w:type="dxa"/>
-              <w:bottom w:w="50" w:type="dxa"/>
-              <w:right w:w="70" w:type="dxa"/>
-            </w:tcMar>
-            <w:vAlign w:val="center"/>
-          </w:tcPr>
-          <w:p>
-            <w:pPr>
-              <w:spacing w:after="0" w:line="276" w:lineRule="auto"/>
-              <w:rPr>
-                <w:rFonts w:ascii="Aptos Light" w:hAnsi="Aptos Light"/>
-                <w:b/>
-                <w:szCs w:val="18"/>
-              </w:rPr>
-            </w:pPr>
-            <w:r>
-              <w:rPr>
-                <w:rFonts w:ascii="Aptos Light" w:eastAsia="Aptos" w:hAnsi="Aptos Light"/>
-                <w:b/>
-                <w:color w:val="1F2937"/>
-                <w:szCs w:val="18"/>
-              </w:rPr>
-              <w:t>Dispatch</w:t>
-            </w:r>
-          </w:p>
-        </w:tc>
-        <w:tc>
-          <w:tcPr>
-            <w:tcW w:w="10059" w:type="dxa"/>
-            <w:tcBorders>
-              <w:top w:val="single" w:sz="4" w:space="0" w:color="6B7280"/>
-              <w:left w:val="single" w:sz="4" w:space="0" w:color="6B7280"/>
-              <w:bottom w:val="single" w:sz="4" w:space="0" w:color="6B7280"/>
-              <w:right w:val="single" w:sz="4" w:space="0" w:color="6B7280"/>
-            </w:tcBorders>
-            <w:tcMar>
-              <w:top w:w="50" w:type="dxa"/>
-              <w:left w:w="70" w:type="dxa"/>
-              <w:bottom w:w="50" w:type="dxa"/>
-              <w:right w:w="70" w:type="dxa"/>
-            </w:tcMar>
-            <w:vAlign w:val="center"/>
-          </w:tcPr>
-          <w:p>
-            <w:pPr>
-              <w:spacing w:after="0" w:line="276" w:lineRule="auto"/>
-              <w:rPr>
-                <w:rFonts w:ascii="Aptos Light" w:hAnsi="Aptos Light"/>
-                <w:szCs w:val="18"/>
-              </w:rPr>
-            </w:pPr>
-            <w:r>
-              <w:rPr>
-                <w:rFonts w:ascii="Aptos Light" w:eastAsia="Aptos" w:hAnsi="Aptos Light"/>
-                <w:color w:val="1F2937"/>
-                <w:szCs w:val="18"/>
-              </w:rPr>
-              <w:t>Implement assignment availability and conflict checks</w:t>
-            </w:r>
-          </w:p>
-        </w:tc>
-        <w:tc>
-          <w:tcPr>
-            <w:tcW w:w="1536" w:type="dxa"/>
-            <w:tcBorders>
-              <w:top w:val="single" w:sz="4" w:space="0" w:color="6B7280"/>
-              <w:left w:val="single" w:sz="4" w:space="0" w:color="6B7280"/>
-              <w:bottom w:val="single" w:sz="4" w:space="0" w:color="6B7280"/>
-              <w:right w:val="single" w:sz="4" w:space="0" w:color="6B7280"/>
-            </w:tcBorders>
-            <w:shd w:val="clear" w:color="auto" w:fill="F2F2F2" w:themeFill="background1" w:themeFillShade="F2"/>
-            <w:tcMar>
-              <w:top w:w="50" w:type="dxa"/>
-              <w:left w:w="70" w:type="dxa"/>
-              <w:bottom w:w="50" w:type="dxa"/>
-              <w:right w:w="70" w:type="dxa"/>
-            </w:tcMar>
-            <w:vAlign w:val="center"/>
-          </w:tcPr>
-          <w:p>
-            <w:pPr>
-              <w:spacing w:after="0" w:line="276" w:lineRule="auto"/>
-              <w:jc w:val="center"/>
-              <w:rPr>
-                <w:rFonts w:ascii="Aptos Light" w:hAnsi="Aptos Light"/>
-                <w:b/>
-                <w:szCs w:val="18"/>
-              </w:rPr>
-            </w:pPr>
-            <w:r>
-              <w:rPr>
-                <w:rFonts w:ascii="Aptos Light" w:eastAsia="Aptos" w:hAnsi="Aptos Light"/>
-                <w:b/>
-                <w:color w:val="1F2937"/>
-                <w:szCs w:val="18"/>
-              </w:rPr>
-              <w:t>Planned</w:t>
-            </w:r>
-          </w:p>
-        </w:tc>
-      </w:tr>
-      <w:tr>
-        <w:trPr>
-          <w:cantSplit/>
-          <w:trHeight w:val="180"/>
-          <w:jc w:val="center"/>
-        </w:trPr>
-        <w:tc>
-          <w:tcPr>
-            <w:tcW w:w="1117" w:type="dxa"/>
-            <w:tcBorders>
-              <w:top w:val="single" w:sz="4" w:space="0" w:color="6B7280"/>
-              <w:left w:val="single" w:sz="4" w:space="0" w:color="6B7280"/>
-              <w:bottom w:val="single" w:sz="4" w:space="0" w:color="6B7280"/>
-              <w:right w:val="single" w:sz="4" w:space="0" w:color="6B7280"/>
-            </w:tcBorders>
-            <w:shd w:val="clear" w:color="auto" w:fill="EAF1F7"/>
-            <w:tcMar>
-              <w:top w:w="50" w:type="dxa"/>
-              <w:left w:w="70" w:type="dxa"/>
-              <w:bottom w:w="50" w:type="dxa"/>
-              <w:right w:w="70" w:type="dxa"/>
-            </w:tcMar>
-            <w:vAlign w:val="center"/>
-          </w:tcPr>
-          <w:p>
-            <w:pPr>
-              <w:spacing w:after="0" w:line="276" w:lineRule="auto"/>
-              <w:rPr>
-                <w:rFonts w:ascii="Aptos Light" w:hAnsi="Aptos Light"/>
-                <w:szCs w:val="18"/>
-              </w:rPr>
-            </w:pPr>
-            <w:r>
-              <w:rPr>
-                <w:rFonts w:ascii="Aptos Light" w:eastAsia="Aptos" w:hAnsi="Aptos Light"/>
-                <w:b/>
-                <w:color w:val="1F2937"/>
-                <w:szCs w:val="18"/>
-              </w:rPr>
-              <w:t>W8-02</w:t>
-            </w:r>
-          </w:p>
-        </w:tc>
-        <w:tc>
-          <w:tcPr>
-            <w:tcW w:w="1956" w:type="dxa"/>
-            <w:tcBorders>
-              <w:top w:val="single" w:sz="4" w:space="0" w:color="6B7280"/>
-              <w:left w:val="single" w:sz="4" w:space="0" w:color="6B7280"/>
-              <w:bottom w:val="single" w:sz="4" w:space="0" w:color="6B7280"/>
-              <w:right w:val="single" w:sz="4" w:space="0" w:color="6B7280"/>
-            </w:tcBorders>
-            <w:shd w:val="clear" w:color="auto" w:fill="EAF1F7"/>
-            <w:tcMar>
-              <w:top w:w="50" w:type="dxa"/>
-              <w:left w:w="70" w:type="dxa"/>
-              <w:bottom w:w="50" w:type="dxa"/>
-              <w:right w:w="70" w:type="dxa"/>
-            </w:tcMar>
-            <w:vAlign w:val="center"/>
-          </w:tcPr>
-          <w:p>
-            <w:pPr>
-              <w:spacing w:after="0" w:line="276" w:lineRule="auto"/>
-              <w:rPr>
-                <w:rFonts w:ascii="Aptos Light" w:hAnsi="Aptos Light"/>
-                <w:b/>
-                <w:szCs w:val="18"/>
-              </w:rPr>
-            </w:pPr>
-            <w:r>
-              <w:rPr>
-                <w:rFonts w:ascii="Aptos Light" w:eastAsia="Aptos" w:hAnsi="Aptos Light"/>
-                <w:b/>
-                <w:color w:val="1F2937"/>
-                <w:szCs w:val="18"/>
-              </w:rPr>
-              <w:t>Dispatch</w:t>
-            </w:r>
-          </w:p>
-        </w:tc>
-        <w:tc>
-          <w:tcPr>
-            <w:tcW w:w="10059" w:type="dxa"/>
-            <w:tcBorders>
-              <w:top w:val="single" w:sz="4" w:space="0" w:color="6B7280"/>
-              <w:left w:val="single" w:sz="4" w:space="0" w:color="6B7280"/>
-              <w:bottom w:val="single" w:sz="4" w:space="0" w:color="6B7280"/>
-              <w:right w:val="single" w:sz="4" w:space="0" w:color="6B7280"/>
-            </w:tcBorders>
-            <w:shd w:val="clear" w:color="auto" w:fill="EAF1F7"/>
-            <w:tcMar>
-              <w:top w:w="50" w:type="dxa"/>
-              <w:left w:w="70" w:type="dxa"/>
-              <w:bottom w:w="50" w:type="dxa"/>
-              <w:right w:w="70" w:type="dxa"/>
-            </w:tcMar>
-            <w:vAlign w:val="center"/>
-          </w:tcPr>
-          <w:p>
-            <w:pPr>
-              <w:spacing w:after="0" w:line="276" w:lineRule="auto"/>
-              <w:rPr>
-                <w:rFonts w:ascii="Aptos Light" w:hAnsi="Aptos Light"/>
-                <w:szCs w:val="18"/>
-              </w:rPr>
-            </w:pPr>
-            <w:r>
-              <w:rPr>
-                <w:rFonts w:ascii="Aptos Light" w:eastAsia="Aptos" w:hAnsi="Aptos Light"/>
-                <w:color w:val="1F2937"/>
-                <w:szCs w:val="18"/>
-              </w:rPr>
-              <w:t>Implement assignment lifecycle and audit events</w:t>
-            </w:r>
-          </w:p>
-        </w:tc>
-        <w:tc>
-          <w:tcPr>
-            <w:tcW w:w="1536" w:type="dxa"/>
-            <w:tcBorders>
-              <w:top w:val="single" w:sz="4" w:space="0" w:color="6B7280"/>
-              <w:left w:val="single" w:sz="4" w:space="0" w:color="6B7280"/>
-              <w:bottom w:val="single" w:sz="4" w:space="0" w:color="6B7280"/>
-              <w:right w:val="single" w:sz="4" w:space="0" w:color="6B7280"/>
-            </w:tcBorders>
-            <w:shd w:val="clear" w:color="auto" w:fill="F2F2F2" w:themeFill="background1" w:themeFillShade="F2"/>
-            <w:tcMar>
-              <w:top w:w="50" w:type="dxa"/>
-              <w:left w:w="70" w:type="dxa"/>
-              <w:bottom w:w="50" w:type="dxa"/>
-              <w:right w:w="70" w:type="dxa"/>
-            </w:tcMar>
-            <w:vAlign w:val="center"/>
-          </w:tcPr>
-          <w:p>
-            <w:pPr>
-              <w:spacing w:after="0" w:line="276" w:lineRule="auto"/>
-              <w:jc w:val="center"/>
-              <w:rPr>
-                <w:rFonts w:ascii="Aptos Light" w:hAnsi="Aptos Light"/>
-                <w:b/>
-                <w:szCs w:val="18"/>
-              </w:rPr>
-            </w:pPr>
-            <w:r>
-              <w:rPr>
-                <w:rFonts w:ascii="Aptos Light" w:eastAsia="Aptos" w:hAnsi="Aptos Light"/>
-                <w:b/>
-                <w:color w:val="1F2937"/>
-                <w:szCs w:val="18"/>
-              </w:rPr>
-              <w:t>Planned</w:t>
-            </w:r>
-          </w:p>
-        </w:tc>
-      </w:tr>
-      <w:tr>
-        <w:trPr>
-          <w:cantSplit/>
-          <w:trHeight w:val="190"/>
-          <w:jc w:val="center"/>
-        </w:trPr>
-        <w:tc>
-          <w:tcPr>
-            <w:tcW w:w="1117" w:type="dxa"/>
-            <w:tcBorders>
-              <w:top w:val="single" w:sz="4" w:space="0" w:color="6B7280"/>
-              <w:left w:val="single" w:sz="4" w:space="0" w:color="6B7280"/>
-              <w:bottom w:val="single" w:sz="4" w:space="0" w:color="6B7280"/>
-              <w:right w:val="single" w:sz="4" w:space="0" w:color="6B7280"/>
-            </w:tcBorders>
-            <w:tcMar>
-              <w:top w:w="50" w:type="dxa"/>
-              <w:left w:w="70" w:type="dxa"/>
-              <w:bottom w:w="50" w:type="dxa"/>
-              <w:right w:w="70" w:type="dxa"/>
-            </w:tcMar>
-            <w:vAlign w:val="center"/>
-          </w:tcPr>
-          <w:p>
-            <w:pPr>
-              <w:spacing w:after="0" w:line="276" w:lineRule="auto"/>
-              <w:rPr>
-                <w:rFonts w:ascii="Aptos Light" w:hAnsi="Aptos Light"/>
-                <w:szCs w:val="18"/>
-              </w:rPr>
-            </w:pPr>
-            <w:r>
-              <w:rPr>
-                <w:rFonts w:ascii="Aptos Light" w:eastAsia="Aptos" w:hAnsi="Aptos Light"/>
-                <w:b/>
-                <w:color w:val="1F2937"/>
-                <w:szCs w:val="18"/>
-              </w:rPr>
-              <w:t>W9-01</w:t>
-            </w:r>
-          </w:p>
-        </w:tc>
-        <w:tc>
-          <w:tcPr>
-            <w:tcW w:w="1956" w:type="dxa"/>
-            <w:tcBorders>
-              <w:top w:val="single" w:sz="4" w:space="0" w:color="6B7280"/>
-              <w:left w:val="single" w:sz="4" w:space="0" w:color="6B7280"/>
-              <w:bottom w:val="single" w:sz="4" w:space="0" w:color="6B7280"/>
-              <w:right w:val="single" w:sz="4" w:space="0" w:color="6B7280"/>
-            </w:tcBorders>
-            <w:tcMar>
-              <w:top w:w="50" w:type="dxa"/>
-              <w:left w:w="70" w:type="dxa"/>
-              <w:bottom w:w="50" w:type="dxa"/>
-              <w:right w:w="70" w:type="dxa"/>
-            </w:tcMar>
-            <w:vAlign w:val="center"/>
-          </w:tcPr>
-          <w:p>
-            <w:pPr>
-              <w:spacing w:after="0" w:line="276" w:lineRule="auto"/>
-              <w:rPr>
-                <w:rFonts w:ascii="Aptos Light" w:hAnsi="Aptos Light"/>
-                <w:b/>
-                <w:szCs w:val="18"/>
-              </w:rPr>
-            </w:pPr>
-            <w:r>
-              <w:rPr>
-                <w:rFonts w:ascii="Aptos Light" w:eastAsia="Aptos" w:hAnsi="Aptos Light"/>
-                <w:b/>
-                <w:color w:val="1F2937"/>
-                <w:szCs w:val="18"/>
-              </w:rPr>
-              <w:t>Incident</w:t>
-            </w:r>
-          </w:p>
-        </w:tc>
-        <w:tc>
-          <w:tcPr>
-            <w:tcW w:w="10059" w:type="dxa"/>
-            <w:tcBorders>
-              <w:top w:val="single" w:sz="4" w:space="0" w:color="6B7280"/>
-              <w:left w:val="single" w:sz="4" w:space="0" w:color="6B7280"/>
-              <w:bottom w:val="single" w:sz="4" w:space="0" w:color="6B7280"/>
-              <w:right w:val="single" w:sz="4" w:space="0" w:color="6B7280"/>
-            </w:tcBorders>
-            <w:tcMar>
-              <w:top w:w="50" w:type="dxa"/>
-              <w:left w:w="70" w:type="dxa"/>
-              <w:bottom w:w="50" w:type="dxa"/>
-              <w:right w:w="70" w:type="dxa"/>
-            </w:tcMar>
-            <w:vAlign w:val="center"/>
-          </w:tcPr>
-          <w:p>
-            <w:pPr>
-              <w:spacing w:after="0" w:line="276" w:lineRule="auto"/>
-              <w:rPr>
-                <w:rFonts w:ascii="Aptos Light" w:hAnsi="Aptos Light"/>
-                <w:szCs w:val="18"/>
-              </w:rPr>
-            </w:pPr>
-            <w:r>
-              <w:rPr>
-                <w:rFonts w:ascii="Aptos Light" w:eastAsia="Aptos" w:hAnsi="Aptos Light"/>
-                <w:color w:val="1F2937"/>
-                <w:szCs w:val="18"/>
-              </w:rPr>
-              <w:t>Implement incident workflow</w:t>
-            </w:r>
-          </w:p>
-        </w:tc>
-        <w:tc>
-          <w:tcPr>
-            <w:tcW w:w="1536" w:type="dxa"/>
-            <w:tcBorders>
-              <w:top w:val="single" w:sz="4" w:space="0" w:color="6B7280"/>
-              <w:left w:val="single" w:sz="4" w:space="0" w:color="6B7280"/>
-              <w:bottom w:val="single" w:sz="4" w:space="0" w:color="6B7280"/>
-              <w:right w:val="single" w:sz="4" w:space="0" w:color="6B7280"/>
-            </w:tcBorders>
-            <w:shd w:val="clear" w:color="auto" w:fill="F2F2F2" w:themeFill="background1" w:themeFillShade="F2"/>
-            <w:tcMar>
-              <w:top w:w="50" w:type="dxa"/>
-              <w:left w:w="70" w:type="dxa"/>
-              <w:bottom w:w="50" w:type="dxa"/>
-              <w:right w:w="70" w:type="dxa"/>
-            </w:tcMar>
-            <w:vAlign w:val="center"/>
-          </w:tcPr>
-          <w:p>
-            <w:pPr>
-              <w:spacing w:after="0" w:line="276" w:lineRule="auto"/>
-              <w:jc w:val="center"/>
-              <w:rPr>
-                <w:rFonts w:ascii="Aptos Light" w:hAnsi="Aptos Light"/>
-                <w:b/>
-                <w:szCs w:val="18"/>
-              </w:rPr>
-            </w:pPr>
-            <w:r>
-              <w:rPr>
-                <w:rFonts w:ascii="Aptos Light" w:eastAsia="Aptos" w:hAnsi="Aptos Light"/>
-                <w:b/>
-                <w:color w:val="1F2937"/>
-                <w:szCs w:val="18"/>
-              </w:rPr>
-              <w:t>Planned</w:t>
-            </w:r>
-          </w:p>
-        </w:tc>
-      </w:tr>
-      <w:tr>
-        <w:trPr>
-          <w:cantSplit/>
-          <w:trHeight w:val="180"/>
-          <w:jc w:val="center"/>
-        </w:trPr>
-        <w:tc>
-          <w:tcPr>
-            <w:tcW w:w="1117" w:type="dxa"/>
-            <w:tcBorders>
-              <w:top w:val="single" w:sz="4" w:space="0" w:color="6B7280"/>
-              <w:left w:val="single" w:sz="4" w:space="0" w:color="6B7280"/>
-              <w:bottom w:val="single" w:sz="4" w:space="0" w:color="6B7280"/>
-              <w:right w:val="single" w:sz="4" w:space="0" w:color="6B7280"/>
-            </w:tcBorders>
-            <w:shd w:val="clear" w:color="auto" w:fill="EAF1F7"/>
-            <w:tcMar>
-              <w:top w:w="50" w:type="dxa"/>
-              <w:left w:w="70" w:type="dxa"/>
-              <w:bottom w:w="50" w:type="dxa"/>
-              <w:right w:w="70" w:type="dxa"/>
-            </w:tcMar>
-            <w:vAlign w:val="center"/>
-          </w:tcPr>
-          <w:p>
-            <w:pPr>
-              <w:spacing w:after="0" w:line="276" w:lineRule="auto"/>
-              <w:rPr>
-                <w:rFonts w:ascii="Aptos Light" w:hAnsi="Aptos Light"/>
-                <w:szCs w:val="18"/>
-              </w:rPr>
-            </w:pPr>
-            <w:r>
-              <w:rPr>
-                <w:rFonts w:ascii="Aptos Light" w:eastAsia="Aptos" w:hAnsi="Aptos Light"/>
-                <w:b/>
-                <w:color w:val="1F2937"/>
-                <w:szCs w:val="18"/>
-              </w:rPr>
-              <w:t>W9-02</w:t>
-            </w:r>
-          </w:p>
-        </w:tc>
-        <w:tc>
-          <w:tcPr>
-            <w:tcW w:w="1956" w:type="dxa"/>
-            <w:tcBorders>
-              <w:top w:val="single" w:sz="4" w:space="0" w:color="6B7280"/>
-              <w:left w:val="single" w:sz="4" w:space="0" w:color="6B7280"/>
-              <w:bottom w:val="single" w:sz="4" w:space="0" w:color="6B7280"/>
-              <w:right w:val="single" w:sz="4" w:space="0" w:color="6B7280"/>
-            </w:tcBorders>
-            <w:shd w:val="clear" w:color="auto" w:fill="EAF1F7"/>
-            <w:tcMar>
-              <w:top w:w="50" w:type="dxa"/>
-              <w:left w:w="70" w:type="dxa"/>
-              <w:bottom w:w="50" w:type="dxa"/>
-              <w:right w:w="70" w:type="dxa"/>
-            </w:tcMar>
-            <w:vAlign w:val="center"/>
-          </w:tcPr>
-          <w:p>
-            <w:pPr>
-              <w:spacing w:after="0" w:line="276" w:lineRule="auto"/>
-              <w:rPr>
-                <w:rFonts w:ascii="Aptos Light" w:hAnsi="Aptos Light"/>
-                <w:b/>
-                <w:szCs w:val="18"/>
-              </w:rPr>
-            </w:pPr>
-            <w:r>
-              <w:rPr>
-                <w:rFonts w:ascii="Aptos Light" w:eastAsia="Aptos" w:hAnsi="Aptos Light"/>
-                <w:b/>
-                <w:color w:val="1F2937"/>
-                <w:szCs w:val="18"/>
-              </w:rPr>
-              <w:t>Maintenance</w:t>
-            </w:r>
-          </w:p>
-        </w:tc>
-        <w:tc>
-          <w:tcPr>
-            <w:tcW w:w="10059" w:type="dxa"/>
-            <w:tcBorders>
-              <w:top w:val="single" w:sz="4" w:space="0" w:color="6B7280"/>
-              <w:left w:val="single" w:sz="4" w:space="0" w:color="6B7280"/>
-              <w:bottom w:val="single" w:sz="4" w:space="0" w:color="6B7280"/>
-              <w:right w:val="single" w:sz="4" w:space="0" w:color="6B7280"/>
-            </w:tcBorders>
-            <w:shd w:val="clear" w:color="auto" w:fill="EAF1F7"/>
-            <w:tcMar>
-              <w:top w:w="50" w:type="dxa"/>
-              <w:left w:w="70" w:type="dxa"/>
-              <w:bottom w:w="50" w:type="dxa"/>
-              <w:right w:w="70" w:type="dxa"/>
-            </w:tcMar>
-            <w:vAlign w:val="center"/>
-          </w:tcPr>
-          <w:p>
-            <w:pPr>
-              <w:spacing w:after="0" w:line="276" w:lineRule="auto"/>
-              <w:rPr>
-                <w:rFonts w:ascii="Aptos Light" w:hAnsi="Aptos Light"/>
-                <w:szCs w:val="18"/>
-              </w:rPr>
-            </w:pPr>
-            <w:r>
-              <w:rPr>
-                <w:rFonts w:ascii="Aptos Light" w:eastAsia="Aptos" w:hAnsi="Aptos Light"/>
-                <w:color w:val="1F2937"/>
-                <w:szCs w:val="18"/>
-              </w:rPr>
-              <w:t>Implement maintenance workflow and availability changes</w:t>
-            </w:r>
-          </w:p>
-        </w:tc>
-        <w:tc>
-          <w:tcPr>
-            <w:tcW w:w="1536" w:type="dxa"/>
-            <w:tcBorders>
-              <w:top w:val="single" w:sz="4" w:space="0" w:color="6B7280"/>
-              <w:left w:val="single" w:sz="4" w:space="0" w:color="6B7280"/>
-              <w:bottom w:val="single" w:sz="4" w:space="0" w:color="6B7280"/>
-              <w:right w:val="single" w:sz="4" w:space="0" w:color="6B7280"/>
-            </w:tcBorders>
-            <w:shd w:val="clear" w:color="auto" w:fill="F2F2F2" w:themeFill="background1" w:themeFillShade="F2"/>
-            <w:tcMar>
-              <w:top w:w="50" w:type="dxa"/>
-              <w:left w:w="70" w:type="dxa"/>
-              <w:bottom w:w="50" w:type="dxa"/>
-              <w:right w:w="70" w:type="dxa"/>
-            </w:tcMar>
-            <w:vAlign w:val="center"/>
-          </w:tcPr>
-          <w:p>
-            <w:pPr>
-              <w:spacing w:after="0" w:line="276" w:lineRule="auto"/>
-              <w:jc w:val="center"/>
-              <w:rPr>
-                <w:rFonts w:ascii="Aptos Light" w:hAnsi="Aptos Light"/>
-                <w:b/>
-                <w:szCs w:val="18"/>
-              </w:rPr>
-            </w:pPr>
-            <w:r>
-              <w:rPr>
-                <w:rFonts w:ascii="Aptos Light" w:eastAsia="Aptos" w:hAnsi="Aptos Light"/>
-                <w:b/>
-                <w:color w:val="1F2937"/>
-                <w:szCs w:val="18"/>
-              </w:rPr>
-              <w:t>Planned</w:t>
-            </w:r>
-          </w:p>
-        </w:tc>
-      </w:tr>
-      <w:tr>
-        <w:trPr>
-          <w:cantSplit/>
-          <w:trHeight w:val="180"/>
-          <w:jc w:val="center"/>
-        </w:trPr>
-        <w:tc>
-          <w:tcPr>
-            <w:tcW w:w="1117" w:type="dxa"/>
-            <w:tcBorders>
-              <w:top w:val="single" w:sz="4" w:space="0" w:color="6B7280"/>
-              <w:left w:val="single" w:sz="4" w:space="0" w:color="6B7280"/>
-              <w:bottom w:val="single" w:sz="4" w:space="0" w:color="6B7280"/>
-              <w:right w:val="single" w:sz="4" w:space="0" w:color="6B7280"/>
-            </w:tcBorders>
-            <w:tcMar>
-              <w:top w:w="50" w:type="dxa"/>
-              <w:left w:w="70" w:type="dxa"/>
-              <w:bottom w:w="50" w:type="dxa"/>
-              <w:right w:w="70" w:type="dxa"/>
-            </w:tcMar>
-            <w:vAlign w:val="center"/>
-          </w:tcPr>
-          <w:p>
-            <w:pPr>
-              <w:spacing w:after="0" w:line="276" w:lineRule="auto"/>
-              <w:rPr>
-                <w:rFonts w:ascii="Aptos Light" w:hAnsi="Aptos Light"/>
-                <w:szCs w:val="18"/>
-              </w:rPr>
-            </w:pPr>
-            <w:r>
-              <w:rPr>
-                <w:rFonts w:ascii="Aptos Light" w:eastAsia="Aptos" w:hAnsi="Aptos Light"/>
-                <w:b/>
-                <w:color w:val="1F2937"/>
-                <w:szCs w:val="18"/>
-              </w:rPr>
-              <w:t>W10-01</w:t>
-            </w:r>
-          </w:p>
-        </w:tc>
-        <w:tc>
-          <w:tcPr>
-            <w:tcW w:w="1956" w:type="dxa"/>
-            <w:tcBorders>
-              <w:top w:val="single" w:sz="4" w:space="0" w:color="6B7280"/>
-              <w:left w:val="single" w:sz="4" w:space="0" w:color="6B7280"/>
-              <w:bottom w:val="single" w:sz="4" w:space="0" w:color="6B7280"/>
-              <w:right w:val="single" w:sz="4" w:space="0" w:color="6B7280"/>
-            </w:tcBorders>
-            <w:tcMar>
-              <w:top w:w="50" w:type="dxa"/>
-              <w:left w:w="70" w:type="dxa"/>
-              <w:bottom w:w="50" w:type="dxa"/>
-              <w:right w:w="70" w:type="dxa"/>
-            </w:tcMar>
-            <w:vAlign w:val="center"/>
-          </w:tcPr>
-          <w:p>
-            <w:pPr>
-              <w:spacing w:after="0" w:line="276" w:lineRule="auto"/>
-              <w:rPr>
-                <w:rFonts w:ascii="Aptos Light" w:hAnsi="Aptos Light"/>
-                <w:b/>
-                <w:szCs w:val="18"/>
-              </w:rPr>
-            </w:pPr>
-            <w:r>
-              <w:rPr>
-                <w:rFonts w:ascii="Aptos Light" w:eastAsia="Aptos" w:hAnsi="Aptos Light"/>
-                <w:b/>
-                <w:color w:val="1F2937"/>
-                <w:szCs w:val="18"/>
-              </w:rPr>
-              <w:t>Fleet</w:t>
-            </w:r>
-          </w:p>
-        </w:tc>
-        <w:tc>
-          <w:tcPr>
-            <w:tcW w:w="10059" w:type="dxa"/>
-            <w:tcBorders>
-              <w:top w:val="single" w:sz="4" w:space="0" w:color="6B7280"/>
-              <w:left w:val="single" w:sz="4" w:space="0" w:color="6B7280"/>
-              <w:bottom w:val="single" w:sz="4" w:space="0" w:color="6B7280"/>
-              <w:right w:val="single" w:sz="4" w:space="0" w:color="6B7280"/>
-            </w:tcBorders>
-            <w:tcMar>
-              <w:top w:w="50" w:type="dxa"/>
-              <w:left w:w="70" w:type="dxa"/>
-              <w:bottom w:w="50" w:type="dxa"/>
-              <w:right w:w="70" w:type="dxa"/>
-            </w:tcMar>
-            <w:vAlign w:val="center"/>
-          </w:tcPr>
-          <w:p>
-            <w:pPr>
-              <w:spacing w:after="0" w:line="276" w:lineRule="auto"/>
-              <w:rPr>
-                <w:rFonts w:ascii="Aptos Light" w:hAnsi="Aptos Light"/>
-                <w:szCs w:val="18"/>
-              </w:rPr>
-            </w:pPr>
-            <w:r>
-              <w:rPr>
-                <w:rFonts w:ascii="Aptos Light" w:eastAsia="Aptos" w:hAnsi="Aptos Light"/>
-                <w:color w:val="1F2937"/>
-                <w:szCs w:val="18"/>
-              </w:rPr>
-              <w:t>Implement manual operational status submissions</w:t>
-            </w:r>
-          </w:p>
-        </w:tc>
-        <w:tc>
-          <w:tcPr>
-            <w:tcW w:w="1536" w:type="dxa"/>
-            <w:tcBorders>
-              <w:top w:val="single" w:sz="4" w:space="0" w:color="6B7280"/>
-              <w:left w:val="single" w:sz="4" w:space="0" w:color="6B7280"/>
-              <w:bottom w:val="single" w:sz="4" w:space="0" w:color="6B7280"/>
-              <w:right w:val="single" w:sz="4" w:space="0" w:color="6B7280"/>
-            </w:tcBorders>
-            <w:shd w:val="clear" w:color="auto" w:fill="F2F2F2" w:themeFill="background1" w:themeFillShade="F2"/>
-            <w:tcMar>
-              <w:top w:w="50" w:type="dxa"/>
-              <w:left w:w="70" w:type="dxa"/>
-              <w:bottom w:w="50" w:type="dxa"/>
-              <w:right w:w="70" w:type="dxa"/>
-            </w:tcMar>
-            <w:vAlign w:val="center"/>
-          </w:tcPr>
-          <w:p>
-            <w:pPr>
-              <w:spacing w:after="0" w:line="276" w:lineRule="auto"/>
-              <w:jc w:val="center"/>
-              <w:rPr>
-                <w:rFonts w:ascii="Aptos Light" w:hAnsi="Aptos Light"/>
-                <w:b/>
-                <w:szCs w:val="18"/>
-              </w:rPr>
-            </w:pPr>
-            <w:r>
-              <w:rPr>
-                <w:rFonts w:ascii="Aptos Light" w:eastAsia="Aptos" w:hAnsi="Aptos Light"/>
-                <w:b/>
-                <w:color w:val="1F2937"/>
-                <w:szCs w:val="18"/>
-              </w:rPr>
-              <w:t>Planned</w:t>
-            </w:r>
-          </w:p>
-        </w:tc>
-      </w:tr>
-      <w:tr>
-        <w:trPr>
-          <w:cantSplit/>
-          <w:trHeight w:val="190"/>
-          <w:jc w:val="center"/>
-        </w:trPr>
-        <w:tc>
-          <w:tcPr>
-            <w:tcW w:w="1117" w:type="dxa"/>
-            <w:tcBorders>
-              <w:top w:val="single" w:sz="4" w:space="0" w:color="6B7280"/>
-              <w:left w:val="single" w:sz="4" w:space="0" w:color="6B7280"/>
-              <w:bottom w:val="single" w:sz="4" w:space="0" w:color="6B7280"/>
-              <w:right w:val="single" w:sz="4" w:space="0" w:color="6B7280"/>
-            </w:tcBorders>
-            <w:shd w:val="clear" w:color="auto" w:fill="EAF1F7"/>
-            <w:tcMar>
-              <w:top w:w="50" w:type="dxa"/>
-              <w:left w:w="70" w:type="dxa"/>
-              <w:bottom w:w="50" w:type="dxa"/>
-              <w:right w:w="70" w:type="dxa"/>
-            </w:tcMar>
-            <w:vAlign w:val="center"/>
-          </w:tcPr>
-          <w:p>
-            <w:pPr>
-              <w:spacing w:after="0" w:line="276" w:lineRule="auto"/>
-              <w:rPr>
-                <w:rFonts w:ascii="Aptos Light" w:hAnsi="Aptos Light"/>
-                <w:szCs w:val="18"/>
-              </w:rPr>
-            </w:pPr>
-            <w:r>
-              <w:rPr>
-                <w:rFonts w:ascii="Aptos Light" w:eastAsia="Aptos" w:hAnsi="Aptos Light"/>
-                <w:b/>
-                <w:color w:val="1F2937"/>
-                <w:szCs w:val="18"/>
-              </w:rPr>
-              <w:t>W10-02</w:t>
-            </w:r>
-          </w:p>
-        </w:tc>
-        <w:tc>
-          <w:tcPr>
-            <w:tcW w:w="1956" w:type="dxa"/>
-            <w:tcBorders>
-              <w:top w:val="single" w:sz="4" w:space="0" w:color="6B7280"/>
-              <w:left w:val="single" w:sz="4" w:space="0" w:color="6B7280"/>
-              <w:bottom w:val="single" w:sz="4" w:space="0" w:color="6B7280"/>
-              <w:right w:val="single" w:sz="4" w:space="0" w:color="6B7280"/>
-            </w:tcBorders>
-            <w:shd w:val="clear" w:color="auto" w:fill="EAF1F7"/>
-            <w:tcMar>
-              <w:top w:w="50" w:type="dxa"/>
-              <w:left w:w="70" w:type="dxa"/>
-              <w:bottom w:w="50" w:type="dxa"/>
-              <w:right w:w="70" w:type="dxa"/>
-            </w:tcMar>
-            <w:vAlign w:val="center"/>
-          </w:tcPr>
-          <w:p>
-            <w:pPr>
-              <w:spacing w:after="0" w:line="276" w:lineRule="auto"/>
-              <w:rPr>
-                <w:rFonts w:ascii="Aptos Light" w:hAnsi="Aptos Light"/>
-                <w:b/>
-                <w:szCs w:val="18"/>
-              </w:rPr>
-            </w:pPr>
-            <w:r>
-              <w:rPr>
-                <w:rFonts w:ascii="Aptos Light" w:eastAsia="Aptos" w:hAnsi="Aptos Light"/>
-                <w:b/>
-                <w:color w:val="1F2937"/>
-                <w:szCs w:val="18"/>
-              </w:rPr>
-              <w:t>Dashboard</w:t>
-            </w:r>
-          </w:p>
-        </w:tc>
-        <w:tc>
-          <w:tcPr>
-            <w:tcW w:w="10059" w:type="dxa"/>
-            <w:tcBorders>
-              <w:top w:val="single" w:sz="4" w:space="0" w:color="6B7280"/>
-              <w:left w:val="single" w:sz="4" w:space="0" w:color="6B7280"/>
-              <w:bottom w:val="single" w:sz="4" w:space="0" w:color="6B7280"/>
-              <w:right w:val="single" w:sz="4" w:space="0" w:color="6B7280"/>
-            </w:tcBorders>
-            <w:shd w:val="clear" w:color="auto" w:fill="EAF1F7"/>
-            <w:tcMar>
-              <w:top w:w="50" w:type="dxa"/>
-              <w:left w:w="70" w:type="dxa"/>
-              <w:bottom w:w="50" w:type="dxa"/>
-              <w:right w:w="70" w:type="dxa"/>
-            </w:tcMar>
-            <w:vAlign w:val="center"/>
-          </w:tcPr>
-          <w:p>
-            <w:pPr>
-              <w:spacing w:after="0" w:line="276" w:lineRule="auto"/>
-              <w:rPr>
-                <w:rFonts w:ascii="Aptos Light" w:hAnsi="Aptos Light"/>
-                <w:szCs w:val="18"/>
-              </w:rPr>
-            </w:pPr>
-            <w:r>
-              <w:rPr>
-                <w:rFonts w:ascii="Aptos Light" w:eastAsia="Aptos" w:hAnsi="Aptos Light"/>
-                <w:color w:val="1F2937"/>
-                <w:szCs w:val="18"/>
-              </w:rPr>
-              <w:t>Implement dashboard and analytics projections</w:t>
-            </w:r>
-          </w:p>
-        </w:tc>
-        <w:tc>
-          <w:tcPr>
-            <w:tcW w:w="1536" w:type="dxa"/>
-            <w:tcBorders>
-              <w:top w:val="single" w:sz="4" w:space="0" w:color="6B7280"/>
-              <w:left w:val="single" w:sz="4" w:space="0" w:color="6B7280"/>
-              <w:bottom w:val="single" w:sz="4" w:space="0" w:color="6B7280"/>
-              <w:right w:val="single" w:sz="4" w:space="0" w:color="6B7280"/>
-            </w:tcBorders>
-            <w:shd w:val="clear" w:color="auto" w:fill="F2F2F2" w:themeFill="background1" w:themeFillShade="F2"/>
-            <w:tcMar>
-              <w:top w:w="50" w:type="dxa"/>
-              <w:left w:w="70" w:type="dxa"/>
-              <w:bottom w:w="50" w:type="dxa"/>
-              <w:right w:w="70" w:type="dxa"/>
-            </w:tcMar>
-            <w:vAlign w:val="center"/>
-          </w:tcPr>
-          <w:p>
-            <w:pPr>
-              <w:spacing w:after="0" w:line="276" w:lineRule="auto"/>
-              <w:jc w:val="center"/>
-              <w:rPr>
-                <w:rFonts w:ascii="Aptos Light" w:hAnsi="Aptos Light"/>
-                <w:b/>
-                <w:szCs w:val="18"/>
-              </w:rPr>
-            </w:pPr>
-            <w:r>
-              <w:rPr>
-                <w:rFonts w:ascii="Aptos Light" w:eastAsia="Aptos" w:hAnsi="Aptos Light"/>
-                <w:b/>
-                <w:color w:val="1F2937"/>
-                <w:szCs w:val="18"/>
-              </w:rPr>
-              <w:t>Planned</w:t>
-            </w:r>
-          </w:p>
-        </w:tc>
-      </w:tr>
-      <w:tr>
-        <w:trPr>
-          <w:cantSplit/>
-          <w:trHeight w:val="180"/>
-          <w:jc w:val="center"/>
-        </w:trPr>
-        <w:tc>
-          <w:tcPr>
-            <w:tcW w:w="1117" w:type="dxa"/>
-            <w:tcBorders>
-              <w:top w:val="single" w:sz="4" w:space="0" w:color="6B7280"/>
-              <w:left w:val="single" w:sz="4" w:space="0" w:color="6B7280"/>
-              <w:bottom w:val="single" w:sz="4" w:space="0" w:color="6B7280"/>
-              <w:right w:val="single" w:sz="4" w:space="0" w:color="6B7280"/>
-            </w:tcBorders>
-            <w:tcMar>
-              <w:top w:w="50" w:type="dxa"/>
-              <w:left w:w="70" w:type="dxa"/>
-              <w:bottom w:w="50" w:type="dxa"/>
-              <w:right w:w="70" w:type="dxa"/>
-            </w:tcMar>
-            <w:vAlign w:val="center"/>
-          </w:tcPr>
-          <w:p>
-            <w:pPr>
-              <w:spacing w:after="0" w:line="276" w:lineRule="auto"/>
-              <w:rPr>
-                <w:rFonts w:ascii="Aptos Light" w:hAnsi="Aptos Light"/>
-                <w:szCs w:val="18"/>
-              </w:rPr>
-            </w:pPr>
-            <w:r>
-              <w:rPr>
-                <w:rFonts w:ascii="Aptos Light" w:eastAsia="Aptos" w:hAnsi="Aptos Light"/>
-                <w:b/>
-                <w:color w:val="1F2937"/>
-                <w:szCs w:val="18"/>
-              </w:rPr>
-              <w:t>W11-01</w:t>
-            </w:r>
-          </w:p>
-        </w:tc>
-        <w:tc>
-          <w:tcPr>
-            <w:tcW w:w="1956" w:type="dxa"/>
-            <w:tcBorders>
-              <w:top w:val="single" w:sz="4" w:space="0" w:color="6B7280"/>
-              <w:left w:val="single" w:sz="4" w:space="0" w:color="6B7280"/>
-              <w:bottom w:val="single" w:sz="4" w:space="0" w:color="6B7280"/>
-              <w:right w:val="single" w:sz="4" w:space="0" w:color="6B7280"/>
-            </w:tcBorders>
-            <w:tcMar>
-              <w:top w:w="50" w:type="dxa"/>
-              <w:left w:w="70" w:type="dxa"/>
-              <w:bottom w:w="50" w:type="dxa"/>
-              <w:right w:w="70" w:type="dxa"/>
-            </w:tcMar>
-            <w:vAlign w:val="center"/>
-          </w:tcPr>
-          <w:p>
-            <w:pPr>
-              <w:spacing w:after="0" w:line="276" w:lineRule="auto"/>
-              <w:rPr>
-                <w:rFonts w:ascii="Aptos Light" w:hAnsi="Aptos Light"/>
-                <w:b/>
-                <w:szCs w:val="18"/>
-              </w:rPr>
-            </w:pPr>
-            <w:r>
-              <w:rPr>
-                <w:rFonts w:ascii="Aptos Light" w:eastAsia="Aptos" w:hAnsi="Aptos Light"/>
-                <w:b/>
-                <w:color w:val="1F2937"/>
-                <w:szCs w:val="18"/>
-              </w:rPr>
-              <w:t>Testing</w:t>
-            </w:r>
-          </w:p>
-        </w:tc>
-        <w:tc>
-          <w:tcPr>
-            <w:tcW w:w="10059" w:type="dxa"/>
-            <w:tcBorders>
-              <w:top w:val="single" w:sz="4" w:space="0" w:color="6B7280"/>
-              <w:left w:val="single" w:sz="4" w:space="0" w:color="6B7280"/>
-              <w:bottom w:val="single" w:sz="4" w:space="0" w:color="6B7280"/>
-              <w:right w:val="single" w:sz="4" w:space="0" w:color="6B7280"/>
-            </w:tcBorders>
-            <w:tcMar>
-              <w:top w:w="50" w:type="dxa"/>
-              <w:left w:w="70" w:type="dxa"/>
-              <w:bottom w:w="50" w:type="dxa"/>
-              <w:right w:w="70" w:type="dxa"/>
-            </w:tcMar>
-            <w:vAlign w:val="center"/>
-          </w:tcPr>
-          <w:p>
-            <w:pPr>
-              <w:spacing w:after="0" w:line="276" w:lineRule="auto"/>
-              <w:rPr>
-                <w:rFonts w:ascii="Aptos Light" w:hAnsi="Aptos Light"/>
-                <w:szCs w:val="18"/>
-              </w:rPr>
-            </w:pPr>
-            <w:r>
-              <w:rPr>
-                <w:rFonts w:ascii="Aptos Light" w:eastAsia="Aptos" w:hAnsi="Aptos Light"/>
-                <w:color w:val="1F2937"/>
-                <w:szCs w:val="18"/>
-              </w:rPr>
-              <w:t>Complete automated and manual test coverage</w:t>
-            </w:r>
-          </w:p>
-        </w:tc>
-        <w:tc>
-          <w:tcPr>
-            <w:tcW w:w="1536" w:type="dxa"/>
-            <w:tcBorders>
-              <w:top w:val="single" w:sz="4" w:space="0" w:color="6B7280"/>
-              <w:left w:val="single" w:sz="4" w:space="0" w:color="6B7280"/>
-              <w:bottom w:val="single" w:sz="4" w:space="0" w:color="6B7280"/>
-              <w:right w:val="single" w:sz="4" w:space="0" w:color="6B7280"/>
-            </w:tcBorders>
-            <w:shd w:val="clear" w:color="auto" w:fill="F2F2F2" w:themeFill="background1" w:themeFillShade="F2"/>
-            <w:tcMar>
-              <w:top w:w="50" w:type="dxa"/>
-              <w:left w:w="70" w:type="dxa"/>
-              <w:bottom w:w="50" w:type="dxa"/>
-              <w:right w:w="70" w:type="dxa"/>
-            </w:tcMar>
-            <w:vAlign w:val="center"/>
-          </w:tcPr>
-          <w:p>
-            <w:pPr>
-              <w:spacing w:after="0" w:line="276" w:lineRule="auto"/>
-              <w:jc w:val="center"/>
-              <w:rPr>
-                <w:rFonts w:ascii="Aptos Light" w:hAnsi="Aptos Light"/>
-                <w:b/>
-                <w:szCs w:val="18"/>
-              </w:rPr>
-            </w:pPr>
-            <w:r>
-              <w:rPr>
-                <w:rFonts w:ascii="Aptos Light" w:eastAsia="Aptos" w:hAnsi="Aptos Light"/>
-                <w:b/>
-                <w:color w:val="1F2937"/>
-                <w:szCs w:val="18"/>
-              </w:rPr>
-              <w:t>Planned</w:t>
-            </w:r>
-          </w:p>
-        </w:tc>
-      </w:tr>
-      <w:tr>
-        <w:trPr>
-          <w:cantSplit/>
-          <w:trHeight w:val="180"/>
-          <w:jc w:val="center"/>
-        </w:trPr>
-        <w:tc>
-          <w:tcPr>
-            <w:tcW w:w="1117" w:type="dxa"/>
-            <w:tcBorders>
-              <w:top w:val="single" w:sz="4" w:space="0" w:color="6B7280"/>
-              <w:left w:val="single" w:sz="4" w:space="0" w:color="6B7280"/>
-              <w:bottom w:val="single" w:sz="4" w:space="0" w:color="6B7280"/>
-              <w:right w:val="single" w:sz="4" w:space="0" w:color="6B7280"/>
-            </w:tcBorders>
-            <w:shd w:val="clear" w:color="auto" w:fill="EAF1F7"/>
-            <w:tcMar>
-              <w:top w:w="50" w:type="dxa"/>
-              <w:left w:w="70" w:type="dxa"/>
-              <w:bottom w:w="50" w:type="dxa"/>
-              <w:right w:w="70" w:type="dxa"/>
-            </w:tcMar>
-            <w:vAlign w:val="center"/>
-          </w:tcPr>
-          <w:p>
-            <w:pPr>
-              <w:spacing w:after="0" w:line="276" w:lineRule="auto"/>
-              <w:rPr>
-                <w:rFonts w:ascii="Aptos Light" w:hAnsi="Aptos Light"/>
-                <w:szCs w:val="18"/>
-              </w:rPr>
-            </w:pPr>
-            <w:r>
-              <w:rPr>
-                <w:rFonts w:ascii="Aptos Light" w:eastAsia="Aptos" w:hAnsi="Aptos Light"/>
-                <w:b/>
-                <w:color w:val="1F2937"/>
-                <w:szCs w:val="18"/>
-              </w:rPr>
-              <w:t>W11-02</w:t>
-            </w:r>
-          </w:p>
-        </w:tc>
-        <w:tc>
-          <w:tcPr>
-            <w:tcW w:w="1956" w:type="dxa"/>
-            <w:tcBorders>
-              <w:top w:val="single" w:sz="4" w:space="0" w:color="6B7280"/>
-              <w:left w:val="single" w:sz="4" w:space="0" w:color="6B7280"/>
-              <w:bottom w:val="single" w:sz="4" w:space="0" w:color="6B7280"/>
-              <w:right w:val="single" w:sz="4" w:space="0" w:color="6B7280"/>
-            </w:tcBorders>
-            <w:shd w:val="clear" w:color="auto" w:fill="EAF1F7"/>
-            <w:tcMar>
-              <w:top w:w="50" w:type="dxa"/>
-              <w:left w:w="70" w:type="dxa"/>
-              <w:bottom w:w="50" w:type="dxa"/>
-              <w:right w:w="70" w:type="dxa"/>
-            </w:tcMar>
-            <w:vAlign w:val="center"/>
-          </w:tcPr>
-          <w:p>
-            <w:pPr>
-              <w:spacing w:after="0" w:line="276" w:lineRule="auto"/>
-              <w:rPr>
-                <w:rFonts w:ascii="Aptos Light" w:hAnsi="Aptos Light"/>
-                <w:b/>
-                <w:szCs w:val="18"/>
-              </w:rPr>
-            </w:pPr>
-            <w:r>
-              <w:rPr>
-                <w:rFonts w:ascii="Aptos Light" w:eastAsia="Aptos" w:hAnsi="Aptos Light"/>
-                <w:b/>
-                <w:color w:val="1F2937"/>
-                <w:szCs w:val="18"/>
-              </w:rPr>
-              <w:t>Benchmark</w:t>
-            </w:r>
-          </w:p>
-        </w:tc>
-        <w:tc>
-          <w:tcPr>
-            <w:tcW w:w="10059" w:type="dxa"/>
-            <w:tcBorders>
-              <w:top w:val="single" w:sz="4" w:space="0" w:color="6B7280"/>
-              <w:left w:val="single" w:sz="4" w:space="0" w:color="6B7280"/>
-              <w:bottom w:val="single" w:sz="4" w:space="0" w:color="6B7280"/>
-              <w:right w:val="single" w:sz="4" w:space="0" w:color="6B7280"/>
-            </w:tcBorders>
-            <w:shd w:val="clear" w:color="auto" w:fill="EAF1F7"/>
-            <w:tcMar>
-              <w:top w:w="50" w:type="dxa"/>
-              <w:left w:w="70" w:type="dxa"/>
-              <w:bottom w:w="50" w:type="dxa"/>
-              <w:right w:w="70" w:type="dxa"/>
-            </w:tcMar>
-            <w:vAlign w:val="center"/>
-          </w:tcPr>
-          <w:p>
-            <w:pPr>
-              <w:spacing w:after="0" w:line="276" w:lineRule="auto"/>
-              <w:rPr>
-                <w:rFonts w:ascii="Aptos Light" w:hAnsi="Aptos Light"/>
-                <w:szCs w:val="18"/>
-              </w:rPr>
-            </w:pPr>
-            <w:r>
-              <w:rPr>
-                <w:rFonts w:ascii="Aptos Light" w:eastAsia="Aptos" w:hAnsi="Aptos Light"/>
-                <w:color w:val="1F2937"/>
-                <w:szCs w:val="18"/>
-              </w:rPr>
-              <w:t>Run and record planned performance targets</w:t>
-            </w:r>
-          </w:p>
-        </w:tc>
-        <w:tc>
-          <w:tcPr>
-            <w:tcW w:w="1536" w:type="dxa"/>
-            <w:tcBorders>
-              <w:top w:val="single" w:sz="4" w:space="0" w:color="6B7280"/>
-              <w:left w:val="single" w:sz="4" w:space="0" w:color="6B7280"/>
-              <w:bottom w:val="single" w:sz="4" w:space="0" w:color="6B7280"/>
-              <w:right w:val="single" w:sz="4" w:space="0" w:color="6B7280"/>
-            </w:tcBorders>
-            <w:shd w:val="clear" w:color="auto" w:fill="F2F2F2" w:themeFill="background1" w:themeFillShade="F2"/>
-            <w:tcMar>
-              <w:top w:w="50" w:type="dxa"/>
-              <w:left w:w="70" w:type="dxa"/>
-              <w:bottom w:w="50" w:type="dxa"/>
-              <w:right w:w="70" w:type="dxa"/>
-            </w:tcMar>
-            <w:vAlign w:val="center"/>
-          </w:tcPr>
-          <w:p>
-            <w:pPr>
-              <w:spacing w:after="0" w:line="276" w:lineRule="auto"/>
-              <w:jc w:val="center"/>
-              <w:rPr>
-                <w:rFonts w:ascii="Aptos Light" w:hAnsi="Aptos Light"/>
-                <w:b/>
-                <w:szCs w:val="18"/>
-              </w:rPr>
-            </w:pPr>
-            <w:r>
-              <w:rPr>
-                <w:rFonts w:ascii="Aptos Light" w:eastAsia="Aptos" w:hAnsi="Aptos Light"/>
-                <w:b/>
-                <w:color w:val="1F2937"/>
-                <w:szCs w:val="18"/>
-              </w:rPr>
-              <w:t>Planned</w:t>
-            </w:r>
-          </w:p>
-        </w:tc>
-      </w:tr>
-      <w:tr>
-        <w:trPr>
-          <w:cantSplit/>
-          <w:trHeight w:val="190"/>
-          <w:jc w:val="center"/>
-        </w:trPr>
-        <w:tc>
-          <w:tcPr>
-            <w:tcW w:w="1117" w:type="dxa"/>
-            <w:tcBorders>
-              <w:top w:val="single" w:sz="4" w:space="0" w:color="6B7280"/>
-              <w:left w:val="single" w:sz="4" w:space="0" w:color="6B7280"/>
-              <w:bottom w:val="single" w:sz="4" w:space="0" w:color="6B7280"/>
-              <w:right w:val="single" w:sz="4" w:space="0" w:color="6B7280"/>
-            </w:tcBorders>
-            <w:tcMar>
-              <w:top w:w="50" w:type="dxa"/>
-              <w:left w:w="70" w:type="dxa"/>
-              <w:bottom w:w="50" w:type="dxa"/>
-              <w:right w:w="70" w:type="dxa"/>
-            </w:tcMar>
-            <w:vAlign w:val="center"/>
-          </w:tcPr>
-          <w:p>
-            <w:pPr>
-              <w:spacing w:after="0" w:line="276" w:lineRule="auto"/>
-              <w:rPr>
-                <w:rFonts w:ascii="Aptos Light" w:hAnsi="Aptos Light"/>
-                <w:szCs w:val="18"/>
-              </w:rPr>
-            </w:pPr>
-            <w:r>
-              <w:rPr>
-                <w:rFonts w:ascii="Aptos Light" w:eastAsia="Aptos" w:hAnsi="Aptos Light"/>
-                <w:b/>
-                <w:color w:val="1F2937"/>
-                <w:szCs w:val="18"/>
-              </w:rPr>
-              <w:t>W12-01</w:t>
-            </w:r>
-          </w:p>
-        </w:tc>
-        <w:tc>
-          <w:tcPr>
-            <w:tcW w:w="1956" w:type="dxa"/>
-            <w:tcBorders>
-              <w:top w:val="single" w:sz="4" w:space="0" w:color="6B7280"/>
-              <w:left w:val="single" w:sz="4" w:space="0" w:color="6B7280"/>
-              <w:bottom w:val="single" w:sz="4" w:space="0" w:color="6B7280"/>
-              <w:right w:val="single" w:sz="4" w:space="0" w:color="6B7280"/>
-            </w:tcBorders>
-            <w:tcMar>
-              <w:top w:w="50" w:type="dxa"/>
-              <w:left w:w="70" w:type="dxa"/>
-              <w:bottom w:w="50" w:type="dxa"/>
-              <w:right w:w="70" w:type="dxa"/>
-            </w:tcMar>
-            <w:vAlign w:val="center"/>
-          </w:tcPr>
-          <w:p>
-            <w:pPr>
-              <w:spacing w:after="0" w:line="276" w:lineRule="auto"/>
-              <w:rPr>
-                <w:rFonts w:ascii="Aptos Light" w:hAnsi="Aptos Light"/>
-                <w:b/>
-                <w:szCs w:val="18"/>
-              </w:rPr>
-            </w:pPr>
-            <w:r>
-              <w:rPr>
-                <w:rFonts w:ascii="Aptos Light" w:eastAsia="Aptos" w:hAnsi="Aptos Light"/>
-                <w:b/>
-                <w:color w:val="1F2937"/>
-                <w:szCs w:val="18"/>
-              </w:rPr>
-              <w:t>Deployment</w:t>
-            </w:r>
-          </w:p>
-        </w:tc>
-        <w:tc>
-          <w:tcPr>
-            <w:tcW w:w="10059" w:type="dxa"/>
-            <w:tcBorders>
-              <w:top w:val="single" w:sz="4" w:space="0" w:color="6B7280"/>
-              <w:left w:val="single" w:sz="4" w:space="0" w:color="6B7280"/>
-              <w:bottom w:val="single" w:sz="4" w:space="0" w:color="6B7280"/>
-              <w:right w:val="single" w:sz="4" w:space="0" w:color="6B7280"/>
-            </w:tcBorders>
-            <w:tcMar>
-              <w:top w:w="50" w:type="dxa"/>
-              <w:left w:w="70" w:type="dxa"/>
-              <w:bottom w:w="50" w:type="dxa"/>
-              <w:right w:w="70" w:type="dxa"/>
-            </w:tcMar>
-            <w:vAlign w:val="center"/>
-          </w:tcPr>
-          <w:p>
-            <w:pPr>
-              <w:spacing w:after="0" w:line="276" w:lineRule="auto"/>
-              <w:rPr>
-                <w:rFonts w:ascii="Aptos Light" w:hAnsi="Aptos Light"/>
-                <w:szCs w:val="18"/>
-              </w:rPr>
-            </w:pPr>
-            <w:r>
-              <w:rPr>
-                <w:rFonts w:ascii="Aptos Light" w:eastAsia="Aptos" w:hAnsi="Aptos Light"/>
-                <w:color w:val="1F2937"/>
-                <w:szCs w:val="18"/>
-              </w:rPr>
-              <w:t>Complete Docker and cloud-VM deployment</w:t>
-            </w:r>
-          </w:p>
-        </w:tc>
-        <w:tc>
-          <w:tcPr>
-            <w:tcW w:w="1536" w:type="dxa"/>
-            <w:tcBorders>
-              <w:top w:val="single" w:sz="4" w:space="0" w:color="6B7280"/>
-              <w:left w:val="single" w:sz="4" w:space="0" w:color="6B7280"/>
-              <w:bottom w:val="single" w:sz="4" w:space="0" w:color="6B7280"/>
-              <w:right w:val="single" w:sz="4" w:space="0" w:color="6B7280"/>
-            </w:tcBorders>
-            <w:shd w:val="clear" w:color="auto" w:fill="F2F2F2" w:themeFill="background1" w:themeFillShade="F2"/>
-            <w:tcMar>
-              <w:top w:w="50" w:type="dxa"/>
-              <w:left w:w="70" w:type="dxa"/>
-              <w:bottom w:w="50" w:type="dxa"/>
-              <w:right w:w="70" w:type="dxa"/>
-            </w:tcMar>
-            <w:vAlign w:val="center"/>
-          </w:tcPr>
-          <w:p>
-            <w:pPr>
-              <w:spacing w:after="0" w:line="276" w:lineRule="auto"/>
-              <w:jc w:val="center"/>
-              <w:rPr>
-                <w:rFonts w:ascii="Aptos Light" w:hAnsi="Aptos Light"/>
-                <w:b/>
-                <w:szCs w:val="18"/>
-              </w:rPr>
-            </w:pPr>
-            <w:r>
-              <w:rPr>
-                <w:rFonts w:ascii="Aptos Light" w:eastAsia="Aptos" w:hAnsi="Aptos Light"/>
-                <w:b/>
-                <w:color w:val="1F2937"/>
-                <w:szCs w:val="18"/>
-              </w:rPr>
-              <w:t>Planned</w:t>
-            </w:r>
-          </w:p>
-        </w:tc>
-      </w:tr>
-    </w:tbl>
-    <w:p>
-      <w:pPr>
         <w:rPr>
           <w:rFonts w:ascii="Aptos Light" w:hAnsi="Aptos Light"/>
         </w:rPr>
@@ -57249,7 +50344,7 @@
 </file>
 
 <file path=customXml/itemProps1.xml><?xml version="1.0" encoding="utf-8"?>
-<ds:datastoreItem xmlns:ds="http://schemas.openxmlformats.org/officeDocument/2006/customXml" ds:itemID="{F40D7500-46E1-4FB5-A3A7-BECFFCD8A0E8}">
+<ds:datastoreItem xmlns:ds="http://schemas.openxmlformats.org/officeDocument/2006/customXml" ds:itemID="{A1130640-4077-41D2-8EDA-E7789A01A038}">
   <ds:schemaRefs>
     <ds:schemaRef ds:uri="http://schemas.openxmlformats.org/officeDocument/2006/bibliography"/>
   </ds:schemaRefs>
